--- a/output/tables/LUAD/signature/SIG5/LUAD_sig_survival_summary_SIG5.docx
+++ b/output/tables/LUAD/signature/SIG5/LUAD_sig_survival_summary_SIG5.docx
@@ -1101,7 +1101,7 @@
                 <w:szCs w:val="14"/>
                 <w:color w:val="000000"/>
               </w:rPr>
-              <w:t xml:space="preserve">178</w:t>
+              <w:t xml:space="preserve">177</w:t>
             </w:r>
           </w:p>
         </w:tc>
@@ -1156,7 +1156,7 @@
                 <w:szCs w:val="14"/>
                 <w:color w:val="000000"/>
               </w:rPr>
-              <w:t xml:space="preserve">1.52 (1.13–2.05)</w:t>
+              <w:t xml:space="preserve">1.56 (1.15–2.10)</w:t>
             </w:r>
           </w:p>
         </w:tc>
@@ -1211,7 +1211,7 @@
                 <w:szCs w:val="14"/>
                 <w:color w:val="000000"/>
               </w:rPr>
-              <w:t xml:space="preserve">0.006</w:t>
+              <w:t xml:space="preserve">0.004</w:t>
             </w:r>
           </w:p>
         </w:tc>
@@ -1266,7 +1266,7 @@
                 <w:szCs w:val="14"/>
                 <w:color w:val="000000"/>
               </w:rPr>
-              <w:t xml:space="preserve">178.0</w:t>
+              <w:t xml:space="preserve">177.0</w:t>
             </w:r>
           </w:p>
         </w:tc>
@@ -1431,7 +1431,7 @@
                 <w:szCs w:val="14"/>
                 <w:color w:val="000000"/>
               </w:rPr>
-              <w:t xml:space="preserve">0.005</w:t>
+              <w:t xml:space="preserve">0.004</w:t>
             </w:r>
           </w:p>
         </w:tc>
@@ -1486,7 +1486,7 @@
                 <w:szCs w:val="14"/>
                 <w:color w:val="000000"/>
               </w:rPr>
-              <w:t xml:space="preserve">-6.76 (-11.01, -2.50)</w:t>
+              <w:t xml:space="preserve">-7.03 (-11.28, -2.79)</w:t>
             </w:r>
           </w:p>
         </w:tc>
@@ -1541,7 +1541,7 @@
                 <w:szCs w:val="14"/>
                 <w:color w:val="000000"/>
               </w:rPr>
-              <w:t xml:space="preserve">0.002</w:t>
+              <w:t xml:space="preserve">0.001</w:t>
             </w:r>
           </w:p>
         </w:tc>
@@ -1876,62 +1876,62 @@
                 <w:szCs w:val="14"/>
                 <w:color w:val="000000"/>
               </w:rPr>
-              <w:t xml:space="preserve">178</w:t>
-            </w:r>
-          </w:p>
-        </w:tc>
-        <w:tc>
-          <w:tcPr>
-            <w:tcBorders>
-              <w:bottom w:val="none" w:sz="0" w:space="0" w:color="000000"/>
-              <w:top w:val="none" w:sz="0" w:space="0" w:color="000000"/>
-              <w:left w:val="none" w:sz="0" w:space="0" w:color="000000"/>
-              <w:right w:val="none" w:sz="0" w:space="0" w:color="000000"/>
-            </w:tcBorders>
-            <w:shd w:val="clear" w:color="auto" w:fill="FFFFFF"/>
-            <w:tcMar>
-              <w:top w:w="0" w:type="dxa"/>
-              <w:bottom w:w="0" w:type="dxa"/>
-              <w:left w:w="0" w:type="dxa"/>
-              <w:right w:w="0" w:type="dxa"/>
-            </w:tcMar>
-            <w:vAlign w:val="center"/>
-          </w:tcPr>
-          <w:p>
-            <w:pPr>
-              <w:pStyle w:val="Normal"/>
-              <w:jc w:val="left"/>
-              <w:pBdr>
-                <w:bottom w:val="none" w:sz="0" w:space="0" w:color="000000"/>
-                <w:top w:val="none" w:sz="0" w:space="0" w:color="000000"/>
-                <w:left w:val="none" w:sz="0" w:space="0" w:color="000000"/>
-                <w:right w:val="none" w:sz="0" w:space="0" w:color="000000"/>
-              </w:pBdr>
-              <w:spacing w:after="100" w:before="100" w:line="240"/>
-              <w:ind w:left="100" w:right="100" w:firstLine="0" w:firstLineChars="0"/>
-              <w:rPr>
-                <w:rFonts w:ascii="Times New Roman" w:hAnsi="Times New Roman" w:eastAsia="Times New Roman" w:cs="Times New Roman"/>
-                <w:i w:val="false"/>
-                <w:b w:val="false"/>
-                <w:u w:val="none"/>
-                <w:strike w:val="false"/>
-                <w:sz w:val="14"/>
-                <w:szCs w:val="14"/>
-                <w:color w:val="000000"/>
-              </w:rPr>
-            </w:pPr>
-            <w:r>
-              <w:rPr>
-                <w:rFonts w:ascii="Times New Roman" w:hAnsi="Times New Roman" w:eastAsia="Times New Roman" w:cs="Times New Roman"/>
-                <w:i w:val="false"/>
-                <w:b w:val="false"/>
-                <w:u w:val="none"/>
-                <w:strike w:val="false"/>
-                <w:sz w:val="14"/>
-                <w:szCs w:val="14"/>
-                <w:color w:val="000000"/>
-              </w:rPr>
-              <w:t xml:space="preserve">1.42 (1.22–1.65)</w:t>
+              <w:t xml:space="preserve">177</w:t>
+            </w:r>
+          </w:p>
+        </w:tc>
+        <w:tc>
+          <w:tcPr>
+            <w:tcBorders>
+              <w:bottom w:val="none" w:sz="0" w:space="0" w:color="000000"/>
+              <w:top w:val="none" w:sz="0" w:space="0" w:color="000000"/>
+              <w:left w:val="none" w:sz="0" w:space="0" w:color="000000"/>
+              <w:right w:val="none" w:sz="0" w:space="0" w:color="000000"/>
+            </w:tcBorders>
+            <w:shd w:val="clear" w:color="auto" w:fill="FFFFFF"/>
+            <w:tcMar>
+              <w:top w:w="0" w:type="dxa"/>
+              <w:bottom w:w="0" w:type="dxa"/>
+              <w:left w:w="0" w:type="dxa"/>
+              <w:right w:w="0" w:type="dxa"/>
+            </w:tcMar>
+            <w:vAlign w:val="center"/>
+          </w:tcPr>
+          <w:p>
+            <w:pPr>
+              <w:pStyle w:val="Normal"/>
+              <w:jc w:val="left"/>
+              <w:pBdr>
+                <w:bottom w:val="none" w:sz="0" w:space="0" w:color="000000"/>
+                <w:top w:val="none" w:sz="0" w:space="0" w:color="000000"/>
+                <w:left w:val="none" w:sz="0" w:space="0" w:color="000000"/>
+                <w:right w:val="none" w:sz="0" w:space="0" w:color="000000"/>
+              </w:pBdr>
+              <w:spacing w:after="100" w:before="100" w:line="240"/>
+              <w:ind w:left="100" w:right="100" w:firstLine="0" w:firstLineChars="0"/>
+              <w:rPr>
+                <w:rFonts w:ascii="Times New Roman" w:hAnsi="Times New Roman" w:eastAsia="Times New Roman" w:cs="Times New Roman"/>
+                <w:i w:val="false"/>
+                <w:b w:val="false"/>
+                <w:u w:val="none"/>
+                <w:strike w:val="false"/>
+                <w:sz w:val="14"/>
+                <w:szCs w:val="14"/>
+                <w:color w:val="000000"/>
+              </w:rPr>
+            </w:pPr>
+            <w:r>
+              <w:rPr>
+                <w:rFonts w:ascii="Times New Roman" w:hAnsi="Times New Roman" w:eastAsia="Times New Roman" w:cs="Times New Roman"/>
+                <w:i w:val="false"/>
+                <w:b w:val="false"/>
+                <w:u w:val="none"/>
+                <w:strike w:val="false"/>
+                <w:sz w:val="14"/>
+                <w:szCs w:val="14"/>
+                <w:color w:val="000000"/>
+              </w:rPr>
+              <w:t xml:space="preserve">1.43 (1.23–1.66)</w:t>
             </w:r>
           </w:p>
         </w:tc>
@@ -2041,7 +2041,7 @@
                 <w:szCs w:val="14"/>
                 <w:color w:val="000000"/>
               </w:rPr>
-              <w:t xml:space="preserve">178.0</w:t>
+              <w:t xml:space="preserve">177.0</w:t>
             </w:r>
           </w:p>
         </w:tc>
@@ -2651,62 +2651,62 @@
                 <w:szCs w:val="14"/>
                 <w:color w:val="000000"/>
               </w:rPr>
-              <w:t xml:space="preserve">176</w:t>
-            </w:r>
-          </w:p>
-        </w:tc>
-        <w:tc>
-          <w:tcPr>
-            <w:tcBorders>
-              <w:bottom w:val="none" w:sz="0" w:space="0" w:color="000000"/>
-              <w:top w:val="none" w:sz="0" w:space="0" w:color="000000"/>
-              <w:left w:val="none" w:sz="0" w:space="0" w:color="000000"/>
-              <w:right w:val="none" w:sz="0" w:space="0" w:color="000000"/>
-            </w:tcBorders>
-            <w:shd w:val="clear" w:color="auto" w:fill="FFFFFF"/>
-            <w:tcMar>
-              <w:top w:w="0" w:type="dxa"/>
-              <w:bottom w:w="0" w:type="dxa"/>
-              <w:left w:w="0" w:type="dxa"/>
-              <w:right w:w="0" w:type="dxa"/>
-            </w:tcMar>
-            <w:vAlign w:val="center"/>
-          </w:tcPr>
-          <w:p>
-            <w:pPr>
-              <w:pStyle w:val="Normal"/>
-              <w:jc w:val="left"/>
-              <w:pBdr>
-                <w:bottom w:val="none" w:sz="0" w:space="0" w:color="000000"/>
-                <w:top w:val="none" w:sz="0" w:space="0" w:color="000000"/>
-                <w:left w:val="none" w:sz="0" w:space="0" w:color="000000"/>
-                <w:right w:val="none" w:sz="0" w:space="0" w:color="000000"/>
-              </w:pBdr>
-              <w:spacing w:after="100" w:before="100" w:line="240"/>
-              <w:ind w:left="100" w:right="100" w:firstLine="0" w:firstLineChars="0"/>
-              <w:rPr>
-                <w:rFonts w:ascii="Times New Roman" w:hAnsi="Times New Roman" w:eastAsia="Times New Roman" w:cs="Times New Roman"/>
-                <w:i w:val="false"/>
-                <w:b w:val="false"/>
-                <w:u w:val="none"/>
-                <w:strike w:val="false"/>
-                <w:sz w:val="14"/>
-                <w:szCs w:val="14"/>
-                <w:color w:val="000000"/>
-              </w:rPr>
-            </w:pPr>
-            <w:r>
-              <w:rPr>
-                <w:rFonts w:ascii="Times New Roman" w:hAnsi="Times New Roman" w:eastAsia="Times New Roman" w:cs="Times New Roman"/>
-                <w:i w:val="false"/>
-                <w:b w:val="false"/>
-                <w:u w:val="none"/>
-                <w:strike w:val="false"/>
-                <w:sz w:val="14"/>
-                <w:szCs w:val="14"/>
-                <w:color w:val="000000"/>
-              </w:rPr>
-              <w:t xml:space="preserve">1.39 (1.19–1.61)</w:t>
+              <w:t xml:space="preserve">175</w:t>
+            </w:r>
+          </w:p>
+        </w:tc>
+        <w:tc>
+          <w:tcPr>
+            <w:tcBorders>
+              <w:bottom w:val="none" w:sz="0" w:space="0" w:color="000000"/>
+              <w:top w:val="none" w:sz="0" w:space="0" w:color="000000"/>
+              <w:left w:val="none" w:sz="0" w:space="0" w:color="000000"/>
+              <w:right w:val="none" w:sz="0" w:space="0" w:color="000000"/>
+            </w:tcBorders>
+            <w:shd w:val="clear" w:color="auto" w:fill="FFFFFF"/>
+            <w:tcMar>
+              <w:top w:w="0" w:type="dxa"/>
+              <w:bottom w:w="0" w:type="dxa"/>
+              <w:left w:w="0" w:type="dxa"/>
+              <w:right w:w="0" w:type="dxa"/>
+            </w:tcMar>
+            <w:vAlign w:val="center"/>
+          </w:tcPr>
+          <w:p>
+            <w:pPr>
+              <w:pStyle w:val="Normal"/>
+              <w:jc w:val="left"/>
+              <w:pBdr>
+                <w:bottom w:val="none" w:sz="0" w:space="0" w:color="000000"/>
+                <w:top w:val="none" w:sz="0" w:space="0" w:color="000000"/>
+                <w:left w:val="none" w:sz="0" w:space="0" w:color="000000"/>
+                <w:right w:val="none" w:sz="0" w:space="0" w:color="000000"/>
+              </w:pBdr>
+              <w:spacing w:after="100" w:before="100" w:line="240"/>
+              <w:ind w:left="100" w:right="100" w:firstLine="0" w:firstLineChars="0"/>
+              <w:rPr>
+                <w:rFonts w:ascii="Times New Roman" w:hAnsi="Times New Roman" w:eastAsia="Times New Roman" w:cs="Times New Roman"/>
+                <w:i w:val="false"/>
+                <w:b w:val="false"/>
+                <w:u w:val="none"/>
+                <w:strike w:val="false"/>
+                <w:sz w:val="14"/>
+                <w:szCs w:val="14"/>
+                <w:color w:val="000000"/>
+              </w:rPr>
+            </w:pPr>
+            <w:r>
+              <w:rPr>
+                <w:rFonts w:ascii="Times New Roman" w:hAnsi="Times New Roman" w:eastAsia="Times New Roman" w:cs="Times New Roman"/>
+                <w:i w:val="false"/>
+                <w:b w:val="false"/>
+                <w:u w:val="none"/>
+                <w:strike w:val="false"/>
+                <w:sz w:val="14"/>
+                <w:szCs w:val="14"/>
+                <w:color w:val="000000"/>
+              </w:rPr>
+              <w:t xml:space="preserve">1.39 (1.19–1.62)</w:t>
             </w:r>
           </w:p>
         </w:tc>
@@ -2816,7 +2816,7 @@
                 <w:szCs w:val="14"/>
                 <w:color w:val="000000"/>
               </w:rPr>
-              <w:t xml:space="preserve">44.0</w:t>
+              <w:t xml:space="preserve">43.8</w:t>
             </w:r>
           </w:p>
         </w:tc>
@@ -3426,62 +3426,62 @@
                 <w:szCs w:val="14"/>
                 <w:color w:val="000000"/>
               </w:rPr>
-              <w:t xml:space="preserve">176</w:t>
-            </w:r>
-          </w:p>
-        </w:tc>
-        <w:tc>
-          <w:tcPr>
-            <w:tcBorders>
-              <w:bottom w:val="none" w:sz="0" w:space="0" w:color="000000"/>
-              <w:top w:val="none" w:sz="0" w:space="0" w:color="000000"/>
-              <w:left w:val="none" w:sz="0" w:space="0" w:color="000000"/>
-              <w:right w:val="none" w:sz="0" w:space="0" w:color="000000"/>
-            </w:tcBorders>
-            <w:shd w:val="clear" w:color="auto" w:fill="FFFFFF"/>
-            <w:tcMar>
-              <w:top w:w="0" w:type="dxa"/>
-              <w:bottom w:w="0" w:type="dxa"/>
-              <w:left w:w="0" w:type="dxa"/>
-              <w:right w:w="0" w:type="dxa"/>
-            </w:tcMar>
-            <w:vAlign w:val="center"/>
-          </w:tcPr>
-          <w:p>
-            <w:pPr>
-              <w:pStyle w:val="Normal"/>
-              <w:jc w:val="left"/>
-              <w:pBdr>
-                <w:bottom w:val="none" w:sz="0" w:space="0" w:color="000000"/>
-                <w:top w:val="none" w:sz="0" w:space="0" w:color="000000"/>
-                <w:left w:val="none" w:sz="0" w:space="0" w:color="000000"/>
-                <w:right w:val="none" w:sz="0" w:space="0" w:color="000000"/>
-              </w:pBdr>
-              <w:spacing w:after="100" w:before="100" w:line="240"/>
-              <w:ind w:left="100" w:right="100" w:firstLine="0" w:firstLineChars="0"/>
-              <w:rPr>
-                <w:rFonts w:ascii="Times New Roman" w:hAnsi="Times New Roman" w:eastAsia="Times New Roman" w:cs="Times New Roman"/>
-                <w:i w:val="false"/>
-                <w:b w:val="false"/>
-                <w:u w:val="none"/>
-                <w:strike w:val="false"/>
-                <w:sz w:val="14"/>
-                <w:szCs w:val="14"/>
-                <w:color w:val="000000"/>
-              </w:rPr>
-            </w:pPr>
-            <w:r>
-              <w:rPr>
-                <w:rFonts w:ascii="Times New Roman" w:hAnsi="Times New Roman" w:eastAsia="Times New Roman" w:cs="Times New Roman"/>
-                <w:i w:val="false"/>
-                <w:b w:val="false"/>
-                <w:u w:val="none"/>
-                <w:strike w:val="false"/>
-                <w:sz w:val="14"/>
-                <w:szCs w:val="14"/>
-                <w:color w:val="000000"/>
-              </w:rPr>
-              <w:t xml:space="preserve">1.38 (1.17–1.62)</w:t>
+              <w:t xml:space="preserve">175</w:t>
+            </w:r>
+          </w:p>
+        </w:tc>
+        <w:tc>
+          <w:tcPr>
+            <w:tcBorders>
+              <w:bottom w:val="none" w:sz="0" w:space="0" w:color="000000"/>
+              <w:top w:val="none" w:sz="0" w:space="0" w:color="000000"/>
+              <w:left w:val="none" w:sz="0" w:space="0" w:color="000000"/>
+              <w:right w:val="none" w:sz="0" w:space="0" w:color="000000"/>
+            </w:tcBorders>
+            <w:shd w:val="clear" w:color="auto" w:fill="FFFFFF"/>
+            <w:tcMar>
+              <w:top w:w="0" w:type="dxa"/>
+              <w:bottom w:w="0" w:type="dxa"/>
+              <w:left w:w="0" w:type="dxa"/>
+              <w:right w:w="0" w:type="dxa"/>
+            </w:tcMar>
+            <w:vAlign w:val="center"/>
+          </w:tcPr>
+          <w:p>
+            <w:pPr>
+              <w:pStyle w:val="Normal"/>
+              <w:jc w:val="left"/>
+              <w:pBdr>
+                <w:bottom w:val="none" w:sz="0" w:space="0" w:color="000000"/>
+                <w:top w:val="none" w:sz="0" w:space="0" w:color="000000"/>
+                <w:left w:val="none" w:sz="0" w:space="0" w:color="000000"/>
+                <w:right w:val="none" w:sz="0" w:space="0" w:color="000000"/>
+              </w:pBdr>
+              <w:spacing w:after="100" w:before="100" w:line="240"/>
+              <w:ind w:left="100" w:right="100" w:firstLine="0" w:firstLineChars="0"/>
+              <w:rPr>
+                <w:rFonts w:ascii="Times New Roman" w:hAnsi="Times New Roman" w:eastAsia="Times New Roman" w:cs="Times New Roman"/>
+                <w:i w:val="false"/>
+                <w:b w:val="false"/>
+                <w:u w:val="none"/>
+                <w:strike w:val="false"/>
+                <w:sz w:val="14"/>
+                <w:szCs w:val="14"/>
+                <w:color w:val="000000"/>
+              </w:rPr>
+            </w:pPr>
+            <w:r>
+              <w:rPr>
+                <w:rFonts w:ascii="Times New Roman" w:hAnsi="Times New Roman" w:eastAsia="Times New Roman" w:cs="Times New Roman"/>
+                <w:i w:val="false"/>
+                <w:b w:val="false"/>
+                <w:u w:val="none"/>
+                <w:strike w:val="false"/>
+                <w:sz w:val="14"/>
+                <w:szCs w:val="14"/>
+                <w:color w:val="000000"/>
+              </w:rPr>
+              <w:t xml:space="preserve">1.39 (1.18–1.63)</w:t>
             </w:r>
           </w:p>
         </w:tc>
@@ -3591,7 +3591,7 @@
                 <w:szCs w:val="14"/>
                 <w:color w:val="000000"/>
               </w:rPr>
-              <w:t xml:space="preserve">44.0</w:t>
+              <w:t xml:space="preserve">43.8</w:t>
             </w:r>
           </w:p>
         </w:tc>
@@ -4201,62 +4201,62 @@
                 <w:szCs w:val="14"/>
                 <w:color w:val="000000"/>
               </w:rPr>
-              <w:t xml:space="preserve">104</w:t>
-            </w:r>
-          </w:p>
-        </w:tc>
-        <w:tc>
-          <w:tcPr>
-            <w:tcBorders>
-              <w:bottom w:val="none" w:sz="0" w:space="0" w:color="000000"/>
-              <w:top w:val="none" w:sz="0" w:space="0" w:color="000000"/>
-              <w:left w:val="none" w:sz="0" w:space="0" w:color="000000"/>
-              <w:right w:val="none" w:sz="0" w:space="0" w:color="000000"/>
-            </w:tcBorders>
-            <w:shd w:val="clear" w:color="auto" w:fill="FFFFFF"/>
-            <w:tcMar>
-              <w:top w:w="0" w:type="dxa"/>
-              <w:bottom w:w="0" w:type="dxa"/>
-              <w:left w:w="0" w:type="dxa"/>
-              <w:right w:w="0" w:type="dxa"/>
-            </w:tcMar>
-            <w:vAlign w:val="center"/>
-          </w:tcPr>
-          <w:p>
-            <w:pPr>
-              <w:pStyle w:val="Normal"/>
-              <w:jc w:val="left"/>
-              <w:pBdr>
-                <w:bottom w:val="none" w:sz="0" w:space="0" w:color="000000"/>
-                <w:top w:val="none" w:sz="0" w:space="0" w:color="000000"/>
-                <w:left w:val="none" w:sz="0" w:space="0" w:color="000000"/>
-                <w:right w:val="none" w:sz="0" w:space="0" w:color="000000"/>
-              </w:pBdr>
-              <w:spacing w:after="100" w:before="100" w:line="240"/>
-              <w:ind w:left="100" w:right="100" w:firstLine="0" w:firstLineChars="0"/>
-              <w:rPr>
-                <w:rFonts w:ascii="Times New Roman" w:hAnsi="Times New Roman" w:eastAsia="Times New Roman" w:cs="Times New Roman"/>
-                <w:i w:val="false"/>
-                <w:b w:val="false"/>
-                <w:u w:val="none"/>
-                <w:strike w:val="false"/>
-                <w:sz w:val="14"/>
-                <w:szCs w:val="14"/>
-                <w:color w:val="000000"/>
-              </w:rPr>
-            </w:pPr>
-            <w:r>
-              <w:rPr>
-                <w:rFonts w:ascii="Times New Roman" w:hAnsi="Times New Roman" w:eastAsia="Times New Roman" w:cs="Times New Roman"/>
-                <w:i w:val="false"/>
-                <w:b w:val="false"/>
-                <w:u w:val="none"/>
-                <w:strike w:val="false"/>
-                <w:sz w:val="14"/>
-                <w:szCs w:val="14"/>
-                <w:color w:val="000000"/>
-              </w:rPr>
-              <w:t xml:space="preserve">1.56 (1.27–1.90)</w:t>
+              <w:t xml:space="preserve">103</w:t>
+            </w:r>
+          </w:p>
+        </w:tc>
+        <w:tc>
+          <w:tcPr>
+            <w:tcBorders>
+              <w:bottom w:val="none" w:sz="0" w:space="0" w:color="000000"/>
+              <w:top w:val="none" w:sz="0" w:space="0" w:color="000000"/>
+              <w:left w:val="none" w:sz="0" w:space="0" w:color="000000"/>
+              <w:right w:val="none" w:sz="0" w:space="0" w:color="000000"/>
+            </w:tcBorders>
+            <w:shd w:val="clear" w:color="auto" w:fill="FFFFFF"/>
+            <w:tcMar>
+              <w:top w:w="0" w:type="dxa"/>
+              <w:bottom w:w="0" w:type="dxa"/>
+              <w:left w:w="0" w:type="dxa"/>
+              <w:right w:w="0" w:type="dxa"/>
+            </w:tcMar>
+            <w:vAlign w:val="center"/>
+          </w:tcPr>
+          <w:p>
+            <w:pPr>
+              <w:pStyle w:val="Normal"/>
+              <w:jc w:val="left"/>
+              <w:pBdr>
+                <w:bottom w:val="none" w:sz="0" w:space="0" w:color="000000"/>
+                <w:top w:val="none" w:sz="0" w:space="0" w:color="000000"/>
+                <w:left w:val="none" w:sz="0" w:space="0" w:color="000000"/>
+                <w:right w:val="none" w:sz="0" w:space="0" w:color="000000"/>
+              </w:pBdr>
+              <w:spacing w:after="100" w:before="100" w:line="240"/>
+              <w:ind w:left="100" w:right="100" w:firstLine="0" w:firstLineChars="0"/>
+              <w:rPr>
+                <w:rFonts w:ascii="Times New Roman" w:hAnsi="Times New Roman" w:eastAsia="Times New Roman" w:cs="Times New Roman"/>
+                <w:i w:val="false"/>
+                <w:b w:val="false"/>
+                <w:u w:val="none"/>
+                <w:strike w:val="false"/>
+                <w:sz w:val="14"/>
+                <w:szCs w:val="14"/>
+                <w:color w:val="000000"/>
+              </w:rPr>
+            </w:pPr>
+            <w:r>
+              <w:rPr>
+                <w:rFonts w:ascii="Times New Roman" w:hAnsi="Times New Roman" w:eastAsia="Times New Roman" w:cs="Times New Roman"/>
+                <w:i w:val="false"/>
+                <w:b w:val="false"/>
+                <w:u w:val="none"/>
+                <w:strike w:val="false"/>
+                <w:sz w:val="14"/>
+                <w:szCs w:val="14"/>
+                <w:color w:val="000000"/>
+              </w:rPr>
+              <w:t xml:space="preserve">1.57 (1.28–1.92)</w:t>
             </w:r>
           </w:p>
         </w:tc>
@@ -4366,7 +4366,7 @@
                 <w:szCs w:val="14"/>
                 <w:color w:val="000000"/>
               </w:rPr>
-              <w:t xml:space="preserve">44.0</w:t>
+              <w:t xml:space="preserve">43.8</w:t>
             </w:r>
           </w:p>
         </w:tc>
@@ -4921,7 +4921,7 @@
                 <w:szCs w:val="14"/>
                 <w:color w:val="000000"/>
               </w:rPr>
-              <w:t xml:space="preserve">204</w:t>
+              <w:t xml:space="preserve">205</w:t>
             </w:r>
           </w:p>
         </w:tc>
@@ -5086,62 +5086,62 @@
                 <w:szCs w:val="14"/>
                 <w:color w:val="000000"/>
               </w:rPr>
-              <w:t xml:space="preserve">0.136</w:t>
-            </w:r>
-          </w:p>
-        </w:tc>
-        <w:tc>
-          <w:tcPr>
-            <w:tcBorders>
-              <w:bottom w:val="none" w:sz="0" w:space="0" w:color="000000"/>
-              <w:top w:val="none" w:sz="0" w:space="0" w:color="000000"/>
-              <w:left w:val="none" w:sz="0" w:space="0" w:color="000000"/>
-              <w:right w:val="none" w:sz="0" w:space="0" w:color="000000"/>
-            </w:tcBorders>
-            <w:shd w:val="clear" w:color="auto" w:fill="FFFFFF"/>
-            <w:tcMar>
-              <w:top w:w="0" w:type="dxa"/>
-              <w:bottom w:w="0" w:type="dxa"/>
-              <w:left w:w="0" w:type="dxa"/>
-              <w:right w:w="0" w:type="dxa"/>
-            </w:tcMar>
-            <w:vAlign w:val="center"/>
-          </w:tcPr>
-          <w:p>
-            <w:pPr>
-              <w:pStyle w:val="Normal"/>
-              <w:jc w:val="left"/>
-              <w:pBdr>
-                <w:bottom w:val="none" w:sz="0" w:space="0" w:color="000000"/>
-                <w:top w:val="none" w:sz="0" w:space="0" w:color="000000"/>
-                <w:left w:val="none" w:sz="0" w:space="0" w:color="000000"/>
-                <w:right w:val="none" w:sz="0" w:space="0" w:color="000000"/>
-              </w:pBdr>
-              <w:spacing w:after="100" w:before="100" w:line="240"/>
-              <w:ind w:left="100" w:right="100" w:firstLine="0" w:firstLineChars="0"/>
-              <w:rPr>
-                <w:rFonts w:ascii="Times New Roman" w:hAnsi="Times New Roman" w:eastAsia="Times New Roman" w:cs="Times New Roman"/>
-                <w:i w:val="false"/>
-                <w:b w:val="false"/>
-                <w:u w:val="none"/>
-                <w:strike w:val="false"/>
-                <w:sz w:val="14"/>
-                <w:szCs w:val="14"/>
-                <w:color w:val="000000"/>
-              </w:rPr>
-            </w:pPr>
-            <w:r>
-              <w:rPr>
-                <w:rFonts w:ascii="Times New Roman" w:hAnsi="Times New Roman" w:eastAsia="Times New Roman" w:cs="Times New Roman"/>
-                <w:i w:val="false"/>
-                <w:b w:val="false"/>
-                <w:u w:val="none"/>
-                <w:strike w:val="false"/>
-                <w:sz w:val="14"/>
-                <w:szCs w:val="14"/>
-                <w:color w:val="000000"/>
-              </w:rPr>
-              <w:t xml:space="preserve">44.0</w:t>
+              <w:t xml:space="preserve">0.135</w:t>
+            </w:r>
+          </w:p>
+        </w:tc>
+        <w:tc>
+          <w:tcPr>
+            <w:tcBorders>
+              <w:bottom w:val="none" w:sz="0" w:space="0" w:color="000000"/>
+              <w:top w:val="none" w:sz="0" w:space="0" w:color="000000"/>
+              <w:left w:val="none" w:sz="0" w:space="0" w:color="000000"/>
+              <w:right w:val="none" w:sz="0" w:space="0" w:color="000000"/>
+            </w:tcBorders>
+            <w:shd w:val="clear" w:color="auto" w:fill="FFFFFF"/>
+            <w:tcMar>
+              <w:top w:w="0" w:type="dxa"/>
+              <w:bottom w:w="0" w:type="dxa"/>
+              <w:left w:w="0" w:type="dxa"/>
+              <w:right w:w="0" w:type="dxa"/>
+            </w:tcMar>
+            <w:vAlign w:val="center"/>
+          </w:tcPr>
+          <w:p>
+            <w:pPr>
+              <w:pStyle w:val="Normal"/>
+              <w:jc w:val="left"/>
+              <w:pBdr>
+                <w:bottom w:val="none" w:sz="0" w:space="0" w:color="000000"/>
+                <w:top w:val="none" w:sz="0" w:space="0" w:color="000000"/>
+                <w:left w:val="none" w:sz="0" w:space="0" w:color="000000"/>
+                <w:right w:val="none" w:sz="0" w:space="0" w:color="000000"/>
+              </w:pBdr>
+              <w:spacing w:after="100" w:before="100" w:line="240"/>
+              <w:ind w:left="100" w:right="100" w:firstLine="0" w:firstLineChars="0"/>
+              <w:rPr>
+                <w:rFonts w:ascii="Times New Roman" w:hAnsi="Times New Roman" w:eastAsia="Times New Roman" w:cs="Times New Roman"/>
+                <w:i w:val="false"/>
+                <w:b w:val="false"/>
+                <w:u w:val="none"/>
+                <w:strike w:val="false"/>
+                <w:sz w:val="14"/>
+                <w:szCs w:val="14"/>
+                <w:color w:val="000000"/>
+              </w:rPr>
+            </w:pPr>
+            <w:r>
+              <w:rPr>
+                <w:rFonts w:ascii="Times New Roman" w:hAnsi="Times New Roman" w:eastAsia="Times New Roman" w:cs="Times New Roman"/>
+                <w:i w:val="false"/>
+                <w:b w:val="false"/>
+                <w:u w:val="none"/>
+                <w:strike w:val="false"/>
+                <w:sz w:val="14"/>
+                <w:szCs w:val="14"/>
+                <w:color w:val="000000"/>
+              </w:rPr>
+              <w:t xml:space="preserve">43.8</w:t>
             </w:r>
           </w:p>
         </w:tc>
@@ -5751,172 +5751,172 @@
                 <w:szCs w:val="14"/>
                 <w:color w:val="000000"/>
               </w:rPr>
-              <w:t xml:space="preserve">178</w:t>
-            </w:r>
-          </w:p>
-        </w:tc>
-        <w:tc>
-          <w:tcPr>
-            <w:tcBorders>
-              <w:bottom w:val="none" w:sz="0" w:space="0" w:color="000000"/>
-              <w:top w:val="none" w:sz="0" w:space="0" w:color="000000"/>
-              <w:left w:val="none" w:sz="0" w:space="0" w:color="000000"/>
-              <w:right w:val="none" w:sz="0" w:space="0" w:color="000000"/>
-            </w:tcBorders>
-            <w:shd w:val="clear" w:color="auto" w:fill="FFFFFF"/>
-            <w:tcMar>
-              <w:top w:w="0" w:type="dxa"/>
-              <w:bottom w:w="0" w:type="dxa"/>
-              <w:left w:w="0" w:type="dxa"/>
-              <w:right w:w="0" w:type="dxa"/>
-            </w:tcMar>
-            <w:vAlign w:val="center"/>
-          </w:tcPr>
-          <w:p>
-            <w:pPr>
-              <w:pStyle w:val="Normal"/>
-              <w:jc w:val="left"/>
-              <w:pBdr>
-                <w:bottom w:val="none" w:sz="0" w:space="0" w:color="000000"/>
-                <w:top w:val="none" w:sz="0" w:space="0" w:color="000000"/>
-                <w:left w:val="none" w:sz="0" w:space="0" w:color="000000"/>
-                <w:right w:val="none" w:sz="0" w:space="0" w:color="000000"/>
-              </w:pBdr>
-              <w:spacing w:after="100" w:before="100" w:line="240"/>
-              <w:ind w:left="100" w:right="100" w:firstLine="0" w:firstLineChars="0"/>
-              <w:rPr>
-                <w:rFonts w:ascii="Times New Roman" w:hAnsi="Times New Roman" w:eastAsia="Times New Roman" w:cs="Times New Roman"/>
-                <w:i w:val="false"/>
-                <w:b w:val="false"/>
-                <w:u w:val="none"/>
-                <w:strike w:val="false"/>
-                <w:sz w:val="14"/>
-                <w:szCs w:val="14"/>
-                <w:color w:val="000000"/>
-              </w:rPr>
-            </w:pPr>
-            <w:r>
-              <w:rPr>
-                <w:rFonts w:ascii="Times New Roman" w:hAnsi="Times New Roman" w:eastAsia="Times New Roman" w:cs="Times New Roman"/>
-                <w:i w:val="false"/>
-                <w:b w:val="false"/>
-                <w:u w:val="none"/>
-                <w:strike w:val="false"/>
-                <w:sz w:val="14"/>
-                <w:szCs w:val="14"/>
-                <w:color w:val="000000"/>
-              </w:rPr>
-              <w:t xml:space="preserve">1.41 (1.05–1.90)</w:t>
-            </w:r>
-          </w:p>
-        </w:tc>
-        <w:tc>
-          <w:tcPr>
-            <w:tcBorders>
-              <w:bottom w:val="none" w:sz="0" w:space="0" w:color="000000"/>
-              <w:top w:val="none" w:sz="0" w:space="0" w:color="000000"/>
-              <w:left w:val="none" w:sz="0" w:space="0" w:color="000000"/>
-              <w:right w:val="none" w:sz="0" w:space="0" w:color="000000"/>
-            </w:tcBorders>
-            <w:shd w:val="clear" w:color="auto" w:fill="FFFFFF"/>
-            <w:tcMar>
-              <w:top w:w="0" w:type="dxa"/>
-              <w:bottom w:w="0" w:type="dxa"/>
-              <w:left w:w="0" w:type="dxa"/>
-              <w:right w:w="0" w:type="dxa"/>
-            </w:tcMar>
-            <w:vAlign w:val="center"/>
-          </w:tcPr>
-          <w:p>
-            <w:pPr>
-              <w:pStyle w:val="Normal"/>
-              <w:jc w:val="left"/>
-              <w:pBdr>
-                <w:bottom w:val="none" w:sz="0" w:space="0" w:color="000000"/>
-                <w:top w:val="none" w:sz="0" w:space="0" w:color="000000"/>
-                <w:left w:val="none" w:sz="0" w:space="0" w:color="000000"/>
-                <w:right w:val="none" w:sz="0" w:space="0" w:color="000000"/>
-              </w:pBdr>
-              <w:spacing w:after="100" w:before="100" w:line="240"/>
-              <w:ind w:left="100" w:right="100" w:firstLine="0" w:firstLineChars="0"/>
-              <w:rPr>
-                <w:rFonts w:ascii="Times New Roman" w:hAnsi="Times New Roman" w:eastAsia="Times New Roman" w:cs="Times New Roman"/>
-                <w:i w:val="false"/>
-                <w:b w:val="false"/>
-                <w:u w:val="none"/>
-                <w:strike w:val="false"/>
-                <w:sz w:val="14"/>
-                <w:szCs w:val="14"/>
-                <w:color w:val="000000"/>
-              </w:rPr>
-            </w:pPr>
-            <w:r>
-              <w:rPr>
-                <w:rFonts w:ascii="Times New Roman" w:hAnsi="Times New Roman" w:eastAsia="Times New Roman" w:cs="Times New Roman"/>
-                <w:i w:val="false"/>
-                <w:b w:val="false"/>
-                <w:u w:val="none"/>
-                <w:strike w:val="false"/>
-                <w:sz w:val="14"/>
-                <w:szCs w:val="14"/>
-                <w:color w:val="000000"/>
-              </w:rPr>
-              <w:t xml:space="preserve">0.023</w:t>
-            </w:r>
-          </w:p>
-        </w:tc>
-        <w:tc>
-          <w:tcPr>
-            <w:tcBorders>
-              <w:bottom w:val="none" w:sz="0" w:space="0" w:color="000000"/>
-              <w:top w:val="none" w:sz="0" w:space="0" w:color="000000"/>
-              <w:left w:val="none" w:sz="0" w:space="0" w:color="000000"/>
-              <w:right w:val="none" w:sz="0" w:space="0" w:color="000000"/>
-            </w:tcBorders>
-            <w:shd w:val="clear" w:color="auto" w:fill="FFFFFF"/>
-            <w:tcMar>
-              <w:top w:w="0" w:type="dxa"/>
-              <w:bottom w:w="0" w:type="dxa"/>
-              <w:left w:w="0" w:type="dxa"/>
-              <w:right w:w="0" w:type="dxa"/>
-            </w:tcMar>
-            <w:vAlign w:val="center"/>
-          </w:tcPr>
-          <w:p>
-            <w:pPr>
-              <w:pStyle w:val="Normal"/>
-              <w:jc w:val="left"/>
-              <w:pBdr>
-                <w:bottom w:val="none" w:sz="0" w:space="0" w:color="000000"/>
-                <w:top w:val="none" w:sz="0" w:space="0" w:color="000000"/>
-                <w:left w:val="none" w:sz="0" w:space="0" w:color="000000"/>
-                <w:right w:val="none" w:sz="0" w:space="0" w:color="000000"/>
-              </w:pBdr>
-              <w:spacing w:after="100" w:before="100" w:line="240"/>
-              <w:ind w:left="100" w:right="100" w:firstLine="0" w:firstLineChars="0"/>
-              <w:rPr>
-                <w:rFonts w:ascii="Times New Roman" w:hAnsi="Times New Roman" w:eastAsia="Times New Roman" w:cs="Times New Roman"/>
-                <w:i w:val="false"/>
-                <w:b w:val="false"/>
-                <w:u w:val="none"/>
-                <w:strike w:val="false"/>
-                <w:sz w:val="14"/>
-                <w:szCs w:val="14"/>
-                <w:color w:val="000000"/>
-              </w:rPr>
-            </w:pPr>
-            <w:r>
-              <w:rPr>
-                <w:rFonts w:ascii="Times New Roman" w:hAnsi="Times New Roman" w:eastAsia="Times New Roman" w:cs="Times New Roman"/>
-                <w:i w:val="false"/>
-                <w:b w:val="false"/>
-                <w:u w:val="none"/>
-                <w:strike w:val="false"/>
-                <w:sz w:val="14"/>
-                <w:szCs w:val="14"/>
-                <w:color w:val="000000"/>
-              </w:rPr>
-              <w:t xml:space="preserve">178.0</w:t>
+              <w:t xml:space="preserve">177</w:t>
+            </w:r>
+          </w:p>
+        </w:tc>
+        <w:tc>
+          <w:tcPr>
+            <w:tcBorders>
+              <w:bottom w:val="none" w:sz="0" w:space="0" w:color="000000"/>
+              <w:top w:val="none" w:sz="0" w:space="0" w:color="000000"/>
+              <w:left w:val="none" w:sz="0" w:space="0" w:color="000000"/>
+              <w:right w:val="none" w:sz="0" w:space="0" w:color="000000"/>
+            </w:tcBorders>
+            <w:shd w:val="clear" w:color="auto" w:fill="FFFFFF"/>
+            <w:tcMar>
+              <w:top w:w="0" w:type="dxa"/>
+              <w:bottom w:w="0" w:type="dxa"/>
+              <w:left w:w="0" w:type="dxa"/>
+              <w:right w:w="0" w:type="dxa"/>
+            </w:tcMar>
+            <w:vAlign w:val="center"/>
+          </w:tcPr>
+          <w:p>
+            <w:pPr>
+              <w:pStyle w:val="Normal"/>
+              <w:jc w:val="left"/>
+              <w:pBdr>
+                <w:bottom w:val="none" w:sz="0" w:space="0" w:color="000000"/>
+                <w:top w:val="none" w:sz="0" w:space="0" w:color="000000"/>
+                <w:left w:val="none" w:sz="0" w:space="0" w:color="000000"/>
+                <w:right w:val="none" w:sz="0" w:space="0" w:color="000000"/>
+              </w:pBdr>
+              <w:spacing w:after="100" w:before="100" w:line="240"/>
+              <w:ind w:left="100" w:right="100" w:firstLine="0" w:firstLineChars="0"/>
+              <w:rPr>
+                <w:rFonts w:ascii="Times New Roman" w:hAnsi="Times New Roman" w:eastAsia="Times New Roman" w:cs="Times New Roman"/>
+                <w:i w:val="false"/>
+                <w:b w:val="false"/>
+                <w:u w:val="none"/>
+                <w:strike w:val="false"/>
+                <w:sz w:val="14"/>
+                <w:szCs w:val="14"/>
+                <w:color w:val="000000"/>
+              </w:rPr>
+            </w:pPr>
+            <w:r>
+              <w:rPr>
+                <w:rFonts w:ascii="Times New Roman" w:hAnsi="Times New Roman" w:eastAsia="Times New Roman" w:cs="Times New Roman"/>
+                <w:i w:val="false"/>
+                <w:b w:val="false"/>
+                <w:u w:val="none"/>
+                <w:strike w:val="false"/>
+                <w:sz w:val="14"/>
+                <w:szCs w:val="14"/>
+                <w:color w:val="000000"/>
+              </w:rPr>
+              <w:t xml:space="preserve">1.44 (1.07–1.94)</w:t>
+            </w:r>
+          </w:p>
+        </w:tc>
+        <w:tc>
+          <w:tcPr>
+            <w:tcBorders>
+              <w:bottom w:val="none" w:sz="0" w:space="0" w:color="000000"/>
+              <w:top w:val="none" w:sz="0" w:space="0" w:color="000000"/>
+              <w:left w:val="none" w:sz="0" w:space="0" w:color="000000"/>
+              <w:right w:val="none" w:sz="0" w:space="0" w:color="000000"/>
+            </w:tcBorders>
+            <w:shd w:val="clear" w:color="auto" w:fill="FFFFFF"/>
+            <w:tcMar>
+              <w:top w:w="0" w:type="dxa"/>
+              <w:bottom w:w="0" w:type="dxa"/>
+              <w:left w:w="0" w:type="dxa"/>
+              <w:right w:w="0" w:type="dxa"/>
+            </w:tcMar>
+            <w:vAlign w:val="center"/>
+          </w:tcPr>
+          <w:p>
+            <w:pPr>
+              <w:pStyle w:val="Normal"/>
+              <w:jc w:val="left"/>
+              <w:pBdr>
+                <w:bottom w:val="none" w:sz="0" w:space="0" w:color="000000"/>
+                <w:top w:val="none" w:sz="0" w:space="0" w:color="000000"/>
+                <w:left w:val="none" w:sz="0" w:space="0" w:color="000000"/>
+                <w:right w:val="none" w:sz="0" w:space="0" w:color="000000"/>
+              </w:pBdr>
+              <w:spacing w:after="100" w:before="100" w:line="240"/>
+              <w:ind w:left="100" w:right="100" w:firstLine="0" w:firstLineChars="0"/>
+              <w:rPr>
+                <w:rFonts w:ascii="Times New Roman" w:hAnsi="Times New Roman" w:eastAsia="Times New Roman" w:cs="Times New Roman"/>
+                <w:i w:val="false"/>
+                <w:b w:val="false"/>
+                <w:u w:val="none"/>
+                <w:strike w:val="false"/>
+                <w:sz w:val="14"/>
+                <w:szCs w:val="14"/>
+                <w:color w:val="000000"/>
+              </w:rPr>
+            </w:pPr>
+            <w:r>
+              <w:rPr>
+                <w:rFonts w:ascii="Times New Roman" w:hAnsi="Times New Roman" w:eastAsia="Times New Roman" w:cs="Times New Roman"/>
+                <w:i w:val="false"/>
+                <w:b w:val="false"/>
+                <w:u w:val="none"/>
+                <w:strike w:val="false"/>
+                <w:sz w:val="14"/>
+                <w:szCs w:val="14"/>
+                <w:color w:val="000000"/>
+              </w:rPr>
+              <w:t xml:space="preserve">0.016</w:t>
+            </w:r>
+          </w:p>
+        </w:tc>
+        <w:tc>
+          <w:tcPr>
+            <w:tcBorders>
+              <w:bottom w:val="none" w:sz="0" w:space="0" w:color="000000"/>
+              <w:top w:val="none" w:sz="0" w:space="0" w:color="000000"/>
+              <w:left w:val="none" w:sz="0" w:space="0" w:color="000000"/>
+              <w:right w:val="none" w:sz="0" w:space="0" w:color="000000"/>
+            </w:tcBorders>
+            <w:shd w:val="clear" w:color="auto" w:fill="FFFFFF"/>
+            <w:tcMar>
+              <w:top w:w="0" w:type="dxa"/>
+              <w:bottom w:w="0" w:type="dxa"/>
+              <w:left w:w="0" w:type="dxa"/>
+              <w:right w:w="0" w:type="dxa"/>
+            </w:tcMar>
+            <w:vAlign w:val="center"/>
+          </w:tcPr>
+          <w:p>
+            <w:pPr>
+              <w:pStyle w:val="Normal"/>
+              <w:jc w:val="left"/>
+              <w:pBdr>
+                <w:bottom w:val="none" w:sz="0" w:space="0" w:color="000000"/>
+                <w:top w:val="none" w:sz="0" w:space="0" w:color="000000"/>
+                <w:left w:val="none" w:sz="0" w:space="0" w:color="000000"/>
+                <w:right w:val="none" w:sz="0" w:space="0" w:color="000000"/>
+              </w:pBdr>
+              <w:spacing w:after="100" w:before="100" w:line="240"/>
+              <w:ind w:left="100" w:right="100" w:firstLine="0" w:firstLineChars="0"/>
+              <w:rPr>
+                <w:rFonts w:ascii="Times New Roman" w:hAnsi="Times New Roman" w:eastAsia="Times New Roman" w:cs="Times New Roman"/>
+                <w:i w:val="false"/>
+                <w:b w:val="false"/>
+                <w:u w:val="none"/>
+                <w:strike w:val="false"/>
+                <w:sz w:val="14"/>
+                <w:szCs w:val="14"/>
+                <w:color w:val="000000"/>
+              </w:rPr>
+            </w:pPr>
+            <w:r>
+              <w:rPr>
+                <w:rFonts w:ascii="Times New Roman" w:hAnsi="Times New Roman" w:eastAsia="Times New Roman" w:cs="Times New Roman"/>
+                <w:i w:val="false"/>
+                <w:b w:val="false"/>
+                <w:u w:val="none"/>
+                <w:strike w:val="false"/>
+                <w:sz w:val="14"/>
+                <w:szCs w:val="14"/>
+                <w:color w:val="000000"/>
+              </w:rPr>
+              <w:t xml:space="preserve">177.0</w:t>
             </w:r>
           </w:p>
         </w:tc>
@@ -6081,117 +6081,117 @@
                 <w:szCs w:val="14"/>
                 <w:color w:val="000000"/>
               </w:rPr>
-              <w:t xml:space="preserve">0.022</w:t>
-            </w:r>
-          </w:p>
-        </w:tc>
-        <w:tc>
-          <w:tcPr>
-            <w:tcBorders>
-              <w:bottom w:val="none" w:sz="0" w:space="0" w:color="000000"/>
-              <w:top w:val="none" w:sz="0" w:space="0" w:color="000000"/>
-              <w:left w:val="none" w:sz="0" w:space="0" w:color="000000"/>
-              <w:right w:val="none" w:sz="0" w:space="0" w:color="000000"/>
-            </w:tcBorders>
-            <w:shd w:val="clear" w:color="auto" w:fill="FFFFFF"/>
-            <w:tcMar>
-              <w:top w:w="0" w:type="dxa"/>
-              <w:bottom w:w="0" w:type="dxa"/>
-              <w:left w:w="0" w:type="dxa"/>
-              <w:right w:w="0" w:type="dxa"/>
-            </w:tcMar>
-            <w:vAlign w:val="center"/>
-          </w:tcPr>
-          <w:p>
-            <w:pPr>
-              <w:pStyle w:val="Normal"/>
-              <w:jc w:val="left"/>
-              <w:pBdr>
-                <w:bottom w:val="none" w:sz="0" w:space="0" w:color="000000"/>
-                <w:top w:val="none" w:sz="0" w:space="0" w:color="000000"/>
-                <w:left w:val="none" w:sz="0" w:space="0" w:color="000000"/>
-                <w:right w:val="none" w:sz="0" w:space="0" w:color="000000"/>
-              </w:pBdr>
-              <w:spacing w:after="100" w:before="100" w:line="240"/>
-              <w:ind w:left="100" w:right="100" w:firstLine="0" w:firstLineChars="0"/>
-              <w:rPr>
-                <w:rFonts w:ascii="Times New Roman" w:hAnsi="Times New Roman" w:eastAsia="Times New Roman" w:cs="Times New Roman"/>
-                <w:i w:val="false"/>
-                <w:b w:val="false"/>
-                <w:u w:val="none"/>
-                <w:strike w:val="false"/>
-                <w:sz w:val="14"/>
-                <w:szCs w:val="14"/>
-                <w:color w:val="000000"/>
-              </w:rPr>
-            </w:pPr>
-            <w:r>
-              <w:rPr>
-                <w:rFonts w:ascii="Times New Roman" w:hAnsi="Times New Roman" w:eastAsia="Times New Roman" w:cs="Times New Roman"/>
-                <w:i w:val="false"/>
-                <w:b w:val="false"/>
-                <w:u w:val="none"/>
-                <w:strike w:val="false"/>
-                <w:sz w:val="14"/>
-                <w:szCs w:val="14"/>
-                <w:color w:val="000000"/>
-              </w:rPr>
-              <w:t xml:space="preserve">-5.04 (-9.34, -0.73)</w:t>
-            </w:r>
-          </w:p>
-        </w:tc>
-        <w:tc>
-          <w:tcPr>
-            <w:tcBorders>
-              <w:bottom w:val="none" w:sz="0" w:space="0" w:color="000000"/>
-              <w:top w:val="none" w:sz="0" w:space="0" w:color="000000"/>
-              <w:left w:val="none" w:sz="0" w:space="0" w:color="000000"/>
-              <w:right w:val="none" w:sz="0" w:space="0" w:color="000000"/>
-            </w:tcBorders>
-            <w:shd w:val="clear" w:color="auto" w:fill="FFFFFF"/>
-            <w:tcMar>
-              <w:top w:w="0" w:type="dxa"/>
-              <w:bottom w:w="0" w:type="dxa"/>
-              <w:left w:w="0" w:type="dxa"/>
-              <w:right w:w="0" w:type="dxa"/>
-            </w:tcMar>
-            <w:vAlign w:val="center"/>
-          </w:tcPr>
-          <w:p>
-            <w:pPr>
-              <w:pStyle w:val="Normal"/>
-              <w:jc w:val="left"/>
-              <w:pBdr>
-                <w:bottom w:val="none" w:sz="0" w:space="0" w:color="000000"/>
-                <w:top w:val="none" w:sz="0" w:space="0" w:color="000000"/>
-                <w:left w:val="none" w:sz="0" w:space="0" w:color="000000"/>
-                <w:right w:val="none" w:sz="0" w:space="0" w:color="000000"/>
-              </w:pBdr>
-              <w:spacing w:after="100" w:before="100" w:line="240"/>
-              <w:ind w:left="100" w:right="100" w:firstLine="0" w:firstLineChars="0"/>
-              <w:rPr>
-                <w:rFonts w:ascii="Times New Roman" w:hAnsi="Times New Roman" w:eastAsia="Times New Roman" w:cs="Times New Roman"/>
-                <w:i w:val="false"/>
-                <w:b w:val="false"/>
-                <w:u w:val="none"/>
-                <w:strike w:val="false"/>
-                <w:sz w:val="14"/>
-                <w:szCs w:val="14"/>
-                <w:color w:val="000000"/>
-              </w:rPr>
-            </w:pPr>
-            <w:r>
-              <w:rPr>
-                <w:rFonts w:ascii="Times New Roman" w:hAnsi="Times New Roman" w:eastAsia="Times New Roman" w:cs="Times New Roman"/>
-                <w:i w:val="false"/>
-                <w:b w:val="false"/>
-                <w:u w:val="none"/>
-                <w:strike w:val="false"/>
-                <w:sz w:val="14"/>
-                <w:szCs w:val="14"/>
-                <w:color w:val="000000"/>
-              </w:rPr>
-              <w:t xml:space="preserve">0.022</w:t>
+              <w:t xml:space="preserve">0.016</w:t>
+            </w:r>
+          </w:p>
+        </w:tc>
+        <w:tc>
+          <w:tcPr>
+            <w:tcBorders>
+              <w:bottom w:val="none" w:sz="0" w:space="0" w:color="000000"/>
+              <w:top w:val="none" w:sz="0" w:space="0" w:color="000000"/>
+              <w:left w:val="none" w:sz="0" w:space="0" w:color="000000"/>
+              <w:right w:val="none" w:sz="0" w:space="0" w:color="000000"/>
+            </w:tcBorders>
+            <w:shd w:val="clear" w:color="auto" w:fill="FFFFFF"/>
+            <w:tcMar>
+              <w:top w:w="0" w:type="dxa"/>
+              <w:bottom w:w="0" w:type="dxa"/>
+              <w:left w:w="0" w:type="dxa"/>
+              <w:right w:w="0" w:type="dxa"/>
+            </w:tcMar>
+            <w:vAlign w:val="center"/>
+          </w:tcPr>
+          <w:p>
+            <w:pPr>
+              <w:pStyle w:val="Normal"/>
+              <w:jc w:val="left"/>
+              <w:pBdr>
+                <w:bottom w:val="none" w:sz="0" w:space="0" w:color="000000"/>
+                <w:top w:val="none" w:sz="0" w:space="0" w:color="000000"/>
+                <w:left w:val="none" w:sz="0" w:space="0" w:color="000000"/>
+                <w:right w:val="none" w:sz="0" w:space="0" w:color="000000"/>
+              </w:pBdr>
+              <w:spacing w:after="100" w:before="100" w:line="240"/>
+              <w:ind w:left="100" w:right="100" w:firstLine="0" w:firstLineChars="0"/>
+              <w:rPr>
+                <w:rFonts w:ascii="Times New Roman" w:hAnsi="Times New Roman" w:eastAsia="Times New Roman" w:cs="Times New Roman"/>
+                <w:i w:val="false"/>
+                <w:b w:val="false"/>
+                <w:u w:val="none"/>
+                <w:strike w:val="false"/>
+                <w:sz w:val="14"/>
+                <w:szCs w:val="14"/>
+                <w:color w:val="000000"/>
+              </w:rPr>
+            </w:pPr>
+            <w:r>
+              <w:rPr>
+                <w:rFonts w:ascii="Times New Roman" w:hAnsi="Times New Roman" w:eastAsia="Times New Roman" w:cs="Times New Roman"/>
+                <w:i w:val="false"/>
+                <w:b w:val="false"/>
+                <w:u w:val="none"/>
+                <w:strike w:val="false"/>
+                <w:sz w:val="14"/>
+                <w:szCs w:val="14"/>
+                <w:color w:val="000000"/>
+              </w:rPr>
+              <w:t xml:space="preserve">-5.31 (-9.61, -1.02)</w:t>
+            </w:r>
+          </w:p>
+        </w:tc>
+        <w:tc>
+          <w:tcPr>
+            <w:tcBorders>
+              <w:bottom w:val="none" w:sz="0" w:space="0" w:color="000000"/>
+              <w:top w:val="none" w:sz="0" w:space="0" w:color="000000"/>
+              <w:left w:val="none" w:sz="0" w:space="0" w:color="000000"/>
+              <w:right w:val="none" w:sz="0" w:space="0" w:color="000000"/>
+            </w:tcBorders>
+            <w:shd w:val="clear" w:color="auto" w:fill="FFFFFF"/>
+            <w:tcMar>
+              <w:top w:w="0" w:type="dxa"/>
+              <w:bottom w:w="0" w:type="dxa"/>
+              <w:left w:w="0" w:type="dxa"/>
+              <w:right w:w="0" w:type="dxa"/>
+            </w:tcMar>
+            <w:vAlign w:val="center"/>
+          </w:tcPr>
+          <w:p>
+            <w:pPr>
+              <w:pStyle w:val="Normal"/>
+              <w:jc w:val="left"/>
+              <w:pBdr>
+                <w:bottom w:val="none" w:sz="0" w:space="0" w:color="000000"/>
+                <w:top w:val="none" w:sz="0" w:space="0" w:color="000000"/>
+                <w:left w:val="none" w:sz="0" w:space="0" w:color="000000"/>
+                <w:right w:val="none" w:sz="0" w:space="0" w:color="000000"/>
+              </w:pBdr>
+              <w:spacing w:after="100" w:before="100" w:line="240"/>
+              <w:ind w:left="100" w:right="100" w:firstLine="0" w:firstLineChars="0"/>
+              <w:rPr>
+                <w:rFonts w:ascii="Times New Roman" w:hAnsi="Times New Roman" w:eastAsia="Times New Roman" w:cs="Times New Roman"/>
+                <w:i w:val="false"/>
+                <w:b w:val="false"/>
+                <w:u w:val="none"/>
+                <w:strike w:val="false"/>
+                <w:sz w:val="14"/>
+                <w:szCs w:val="14"/>
+                <w:color w:val="000000"/>
+              </w:rPr>
+            </w:pPr>
+            <w:r>
+              <w:rPr>
+                <w:rFonts w:ascii="Times New Roman" w:hAnsi="Times New Roman" w:eastAsia="Times New Roman" w:cs="Times New Roman"/>
+                <w:i w:val="false"/>
+                <w:b w:val="false"/>
+                <w:u w:val="none"/>
+                <w:strike w:val="false"/>
+                <w:sz w:val="14"/>
+                <w:szCs w:val="14"/>
+                <w:color w:val="000000"/>
+              </w:rPr>
+              <w:t xml:space="preserve">0.015</w:t>
             </w:r>
           </w:p>
         </w:tc>
@@ -6526,62 +6526,62 @@
                 <w:szCs w:val="14"/>
                 <w:color w:val="000000"/>
               </w:rPr>
-              <w:t xml:space="preserve">178</w:t>
-            </w:r>
-          </w:p>
-        </w:tc>
-        <w:tc>
-          <w:tcPr>
-            <w:tcBorders>
-              <w:bottom w:val="none" w:sz="0" w:space="0" w:color="000000"/>
-              <w:top w:val="none" w:sz="0" w:space="0" w:color="000000"/>
-              <w:left w:val="none" w:sz="0" w:space="0" w:color="000000"/>
-              <w:right w:val="none" w:sz="0" w:space="0" w:color="000000"/>
-            </w:tcBorders>
-            <w:shd w:val="clear" w:color="auto" w:fill="FFFFFF"/>
-            <w:tcMar>
-              <w:top w:w="0" w:type="dxa"/>
-              <w:bottom w:w="0" w:type="dxa"/>
-              <w:left w:w="0" w:type="dxa"/>
-              <w:right w:w="0" w:type="dxa"/>
-            </w:tcMar>
-            <w:vAlign w:val="center"/>
-          </w:tcPr>
-          <w:p>
-            <w:pPr>
-              <w:pStyle w:val="Normal"/>
-              <w:jc w:val="left"/>
-              <w:pBdr>
-                <w:bottom w:val="none" w:sz="0" w:space="0" w:color="000000"/>
-                <w:top w:val="none" w:sz="0" w:space="0" w:color="000000"/>
-                <w:left w:val="none" w:sz="0" w:space="0" w:color="000000"/>
-                <w:right w:val="none" w:sz="0" w:space="0" w:color="000000"/>
-              </w:pBdr>
-              <w:spacing w:after="100" w:before="100" w:line="240"/>
-              <w:ind w:left="100" w:right="100" w:firstLine="0" w:firstLineChars="0"/>
-              <w:rPr>
-                <w:rFonts w:ascii="Times New Roman" w:hAnsi="Times New Roman" w:eastAsia="Times New Roman" w:cs="Times New Roman"/>
-                <w:i w:val="false"/>
-                <w:b w:val="false"/>
-                <w:u w:val="none"/>
-                <w:strike w:val="false"/>
-                <w:sz w:val="14"/>
-                <w:szCs w:val="14"/>
-                <w:color w:val="000000"/>
-              </w:rPr>
-            </w:pPr>
-            <w:r>
-              <w:rPr>
-                <w:rFonts w:ascii="Times New Roman" w:hAnsi="Times New Roman" w:eastAsia="Times New Roman" w:cs="Times New Roman"/>
-                <w:i w:val="false"/>
-                <w:b w:val="false"/>
-                <w:u w:val="none"/>
-                <w:strike w:val="false"/>
-                <w:sz w:val="14"/>
-                <w:szCs w:val="14"/>
-                <w:color w:val="000000"/>
-              </w:rPr>
-              <w:t xml:space="preserve">1.49 (1.28–1.72)</w:t>
+              <w:t xml:space="preserve">177</w:t>
+            </w:r>
+          </w:p>
+        </w:tc>
+        <w:tc>
+          <w:tcPr>
+            <w:tcBorders>
+              <w:bottom w:val="none" w:sz="0" w:space="0" w:color="000000"/>
+              <w:top w:val="none" w:sz="0" w:space="0" w:color="000000"/>
+              <w:left w:val="none" w:sz="0" w:space="0" w:color="000000"/>
+              <w:right w:val="none" w:sz="0" w:space="0" w:color="000000"/>
+            </w:tcBorders>
+            <w:shd w:val="clear" w:color="auto" w:fill="FFFFFF"/>
+            <w:tcMar>
+              <w:top w:w="0" w:type="dxa"/>
+              <w:bottom w:w="0" w:type="dxa"/>
+              <w:left w:w="0" w:type="dxa"/>
+              <w:right w:w="0" w:type="dxa"/>
+            </w:tcMar>
+            <w:vAlign w:val="center"/>
+          </w:tcPr>
+          <w:p>
+            <w:pPr>
+              <w:pStyle w:val="Normal"/>
+              <w:jc w:val="left"/>
+              <w:pBdr>
+                <w:bottom w:val="none" w:sz="0" w:space="0" w:color="000000"/>
+                <w:top w:val="none" w:sz="0" w:space="0" w:color="000000"/>
+                <w:left w:val="none" w:sz="0" w:space="0" w:color="000000"/>
+                <w:right w:val="none" w:sz="0" w:space="0" w:color="000000"/>
+              </w:pBdr>
+              <w:spacing w:after="100" w:before="100" w:line="240"/>
+              <w:ind w:left="100" w:right="100" w:firstLine="0" w:firstLineChars="0"/>
+              <w:rPr>
+                <w:rFonts w:ascii="Times New Roman" w:hAnsi="Times New Roman" w:eastAsia="Times New Roman" w:cs="Times New Roman"/>
+                <w:i w:val="false"/>
+                <w:b w:val="false"/>
+                <w:u w:val="none"/>
+                <w:strike w:val="false"/>
+                <w:sz w:val="14"/>
+                <w:szCs w:val="14"/>
+                <w:color w:val="000000"/>
+              </w:rPr>
+            </w:pPr>
+            <w:r>
+              <w:rPr>
+                <w:rFonts w:ascii="Times New Roman" w:hAnsi="Times New Roman" w:eastAsia="Times New Roman" w:cs="Times New Roman"/>
+                <w:i w:val="false"/>
+                <w:b w:val="false"/>
+                <w:u w:val="none"/>
+                <w:strike w:val="false"/>
+                <w:sz w:val="14"/>
+                <w:szCs w:val="14"/>
+                <w:color w:val="000000"/>
+              </w:rPr>
+              <w:t xml:space="preserve">1.50 (1.29–1.74)</w:t>
             </w:r>
           </w:p>
         </w:tc>
@@ -6691,7 +6691,7 @@
                 <w:szCs w:val="14"/>
                 <w:color w:val="000000"/>
               </w:rPr>
-              <w:t xml:space="preserve">178.0</w:t>
+              <w:t xml:space="preserve">177.0</w:t>
             </w:r>
           </w:p>
         </w:tc>
@@ -6801,7 +6801,7 @@
                 <w:szCs w:val="14"/>
                 <w:color w:val="000000"/>
               </w:rPr>
-              <w:t xml:space="preserve">0.032</w:t>
+              <w:t xml:space="preserve">0.031</w:t>
             </w:r>
           </w:p>
         </w:tc>
@@ -7301,62 +7301,62 @@
                 <w:szCs w:val="14"/>
                 <w:color w:val="000000"/>
               </w:rPr>
-              <w:t xml:space="preserve">176</w:t>
-            </w:r>
-          </w:p>
-        </w:tc>
-        <w:tc>
-          <w:tcPr>
-            <w:tcBorders>
-              <w:bottom w:val="none" w:sz="0" w:space="0" w:color="000000"/>
-              <w:top w:val="none" w:sz="0" w:space="0" w:color="000000"/>
-              <w:left w:val="none" w:sz="0" w:space="0" w:color="000000"/>
-              <w:right w:val="none" w:sz="0" w:space="0" w:color="000000"/>
-            </w:tcBorders>
-            <w:shd w:val="clear" w:color="auto" w:fill="FFFFFF"/>
-            <w:tcMar>
-              <w:top w:w="0" w:type="dxa"/>
-              <w:bottom w:w="0" w:type="dxa"/>
-              <w:left w:w="0" w:type="dxa"/>
-              <w:right w:w="0" w:type="dxa"/>
-            </w:tcMar>
-            <w:vAlign w:val="center"/>
-          </w:tcPr>
-          <w:p>
-            <w:pPr>
-              <w:pStyle w:val="Normal"/>
-              <w:jc w:val="left"/>
-              <w:pBdr>
-                <w:bottom w:val="none" w:sz="0" w:space="0" w:color="000000"/>
-                <w:top w:val="none" w:sz="0" w:space="0" w:color="000000"/>
-                <w:left w:val="none" w:sz="0" w:space="0" w:color="000000"/>
-                <w:right w:val="none" w:sz="0" w:space="0" w:color="000000"/>
-              </w:pBdr>
-              <w:spacing w:after="100" w:before="100" w:line="240"/>
-              <w:ind w:left="100" w:right="100" w:firstLine="0" w:firstLineChars="0"/>
-              <w:rPr>
-                <w:rFonts w:ascii="Times New Roman" w:hAnsi="Times New Roman" w:eastAsia="Times New Roman" w:cs="Times New Roman"/>
-                <w:i w:val="false"/>
-                <w:b w:val="false"/>
-                <w:u w:val="none"/>
-                <w:strike w:val="false"/>
-                <w:sz w:val="14"/>
-                <w:szCs w:val="14"/>
-                <w:color w:val="000000"/>
-              </w:rPr>
-            </w:pPr>
-            <w:r>
-              <w:rPr>
-                <w:rFonts w:ascii="Times New Roman" w:hAnsi="Times New Roman" w:eastAsia="Times New Roman" w:cs="Times New Roman"/>
-                <w:i w:val="false"/>
-                <w:b w:val="false"/>
-                <w:u w:val="none"/>
-                <w:strike w:val="false"/>
-                <w:sz w:val="14"/>
-                <w:szCs w:val="14"/>
-                <w:color w:val="000000"/>
-              </w:rPr>
-              <w:t xml:space="preserve">1.41 (1.21–1.63)</w:t>
+              <w:t xml:space="preserve">175</w:t>
+            </w:r>
+          </w:p>
+        </w:tc>
+        <w:tc>
+          <w:tcPr>
+            <w:tcBorders>
+              <w:bottom w:val="none" w:sz="0" w:space="0" w:color="000000"/>
+              <w:top w:val="none" w:sz="0" w:space="0" w:color="000000"/>
+              <w:left w:val="none" w:sz="0" w:space="0" w:color="000000"/>
+              <w:right w:val="none" w:sz="0" w:space="0" w:color="000000"/>
+            </w:tcBorders>
+            <w:shd w:val="clear" w:color="auto" w:fill="FFFFFF"/>
+            <w:tcMar>
+              <w:top w:w="0" w:type="dxa"/>
+              <w:bottom w:w="0" w:type="dxa"/>
+              <w:left w:w="0" w:type="dxa"/>
+              <w:right w:w="0" w:type="dxa"/>
+            </w:tcMar>
+            <w:vAlign w:val="center"/>
+          </w:tcPr>
+          <w:p>
+            <w:pPr>
+              <w:pStyle w:val="Normal"/>
+              <w:jc w:val="left"/>
+              <w:pBdr>
+                <w:bottom w:val="none" w:sz="0" w:space="0" w:color="000000"/>
+                <w:top w:val="none" w:sz="0" w:space="0" w:color="000000"/>
+                <w:left w:val="none" w:sz="0" w:space="0" w:color="000000"/>
+                <w:right w:val="none" w:sz="0" w:space="0" w:color="000000"/>
+              </w:pBdr>
+              <w:spacing w:after="100" w:before="100" w:line="240"/>
+              <w:ind w:left="100" w:right="100" w:firstLine="0" w:firstLineChars="0"/>
+              <w:rPr>
+                <w:rFonts w:ascii="Times New Roman" w:hAnsi="Times New Roman" w:eastAsia="Times New Roman" w:cs="Times New Roman"/>
+                <w:i w:val="false"/>
+                <w:b w:val="false"/>
+                <w:u w:val="none"/>
+                <w:strike w:val="false"/>
+                <w:sz w:val="14"/>
+                <w:szCs w:val="14"/>
+                <w:color w:val="000000"/>
+              </w:rPr>
+            </w:pPr>
+            <w:r>
+              <w:rPr>
+                <w:rFonts w:ascii="Times New Roman" w:hAnsi="Times New Roman" w:eastAsia="Times New Roman" w:cs="Times New Roman"/>
+                <w:i w:val="false"/>
+                <w:b w:val="false"/>
+                <w:u w:val="none"/>
+                <w:strike w:val="false"/>
+                <w:sz w:val="14"/>
+                <w:szCs w:val="14"/>
+                <w:color w:val="000000"/>
+              </w:rPr>
+              <w:t xml:space="preserve">1.42 (1.22–1.64)</w:t>
             </w:r>
           </w:p>
         </w:tc>
@@ -7466,7 +7466,7 @@
                 <w:szCs w:val="14"/>
                 <w:color w:val="000000"/>
               </w:rPr>
-              <w:t xml:space="preserve">44.0</w:t>
+              <w:t xml:space="preserve">43.8</w:t>
             </w:r>
           </w:p>
         </w:tc>
@@ -8076,62 +8076,62 @@
                 <w:szCs w:val="14"/>
                 <w:color w:val="000000"/>
               </w:rPr>
-              <w:t xml:space="preserve">176</w:t>
-            </w:r>
-          </w:p>
-        </w:tc>
-        <w:tc>
-          <w:tcPr>
-            <w:tcBorders>
-              <w:bottom w:val="none" w:sz="0" w:space="0" w:color="000000"/>
-              <w:top w:val="none" w:sz="0" w:space="0" w:color="000000"/>
-              <w:left w:val="none" w:sz="0" w:space="0" w:color="000000"/>
-              <w:right w:val="none" w:sz="0" w:space="0" w:color="000000"/>
-            </w:tcBorders>
-            <w:shd w:val="clear" w:color="auto" w:fill="FFFFFF"/>
-            <w:tcMar>
-              <w:top w:w="0" w:type="dxa"/>
-              <w:bottom w:w="0" w:type="dxa"/>
-              <w:left w:w="0" w:type="dxa"/>
-              <w:right w:w="0" w:type="dxa"/>
-            </w:tcMar>
-            <w:vAlign w:val="center"/>
-          </w:tcPr>
-          <w:p>
-            <w:pPr>
-              <w:pStyle w:val="Normal"/>
-              <w:jc w:val="left"/>
-              <w:pBdr>
-                <w:bottom w:val="none" w:sz="0" w:space="0" w:color="000000"/>
-                <w:top w:val="none" w:sz="0" w:space="0" w:color="000000"/>
-                <w:left w:val="none" w:sz="0" w:space="0" w:color="000000"/>
-                <w:right w:val="none" w:sz="0" w:space="0" w:color="000000"/>
-              </w:pBdr>
-              <w:spacing w:after="100" w:before="100" w:line="240"/>
-              <w:ind w:left="100" w:right="100" w:firstLine="0" w:firstLineChars="0"/>
-              <w:rPr>
-                <w:rFonts w:ascii="Times New Roman" w:hAnsi="Times New Roman" w:eastAsia="Times New Roman" w:cs="Times New Roman"/>
-                <w:i w:val="false"/>
-                <w:b w:val="false"/>
-                <w:u w:val="none"/>
-                <w:strike w:val="false"/>
-                <w:sz w:val="14"/>
-                <w:szCs w:val="14"/>
-                <w:color w:val="000000"/>
-              </w:rPr>
-            </w:pPr>
-            <w:r>
-              <w:rPr>
-                <w:rFonts w:ascii="Times New Roman" w:hAnsi="Times New Roman" w:eastAsia="Times New Roman" w:cs="Times New Roman"/>
-                <w:i w:val="false"/>
-                <w:b w:val="false"/>
-                <w:u w:val="none"/>
-                <w:strike w:val="false"/>
-                <w:sz w:val="14"/>
-                <w:szCs w:val="14"/>
-                <w:color w:val="000000"/>
-              </w:rPr>
-              <w:t xml:space="preserve">1.41 (1.21–1.66)</w:t>
+              <w:t xml:space="preserve">175</w:t>
+            </w:r>
+          </w:p>
+        </w:tc>
+        <w:tc>
+          <w:tcPr>
+            <w:tcBorders>
+              <w:bottom w:val="none" w:sz="0" w:space="0" w:color="000000"/>
+              <w:top w:val="none" w:sz="0" w:space="0" w:color="000000"/>
+              <w:left w:val="none" w:sz="0" w:space="0" w:color="000000"/>
+              <w:right w:val="none" w:sz="0" w:space="0" w:color="000000"/>
+            </w:tcBorders>
+            <w:shd w:val="clear" w:color="auto" w:fill="FFFFFF"/>
+            <w:tcMar>
+              <w:top w:w="0" w:type="dxa"/>
+              <w:bottom w:w="0" w:type="dxa"/>
+              <w:left w:w="0" w:type="dxa"/>
+              <w:right w:w="0" w:type="dxa"/>
+            </w:tcMar>
+            <w:vAlign w:val="center"/>
+          </w:tcPr>
+          <w:p>
+            <w:pPr>
+              <w:pStyle w:val="Normal"/>
+              <w:jc w:val="left"/>
+              <w:pBdr>
+                <w:bottom w:val="none" w:sz="0" w:space="0" w:color="000000"/>
+                <w:top w:val="none" w:sz="0" w:space="0" w:color="000000"/>
+                <w:left w:val="none" w:sz="0" w:space="0" w:color="000000"/>
+                <w:right w:val="none" w:sz="0" w:space="0" w:color="000000"/>
+              </w:pBdr>
+              <w:spacing w:after="100" w:before="100" w:line="240"/>
+              <w:ind w:left="100" w:right="100" w:firstLine="0" w:firstLineChars="0"/>
+              <w:rPr>
+                <w:rFonts w:ascii="Times New Roman" w:hAnsi="Times New Roman" w:eastAsia="Times New Roman" w:cs="Times New Roman"/>
+                <w:i w:val="false"/>
+                <w:b w:val="false"/>
+                <w:u w:val="none"/>
+                <w:strike w:val="false"/>
+                <w:sz w:val="14"/>
+                <w:szCs w:val="14"/>
+                <w:color w:val="000000"/>
+              </w:rPr>
+            </w:pPr>
+            <w:r>
+              <w:rPr>
+                <w:rFonts w:ascii="Times New Roman" w:hAnsi="Times New Roman" w:eastAsia="Times New Roman" w:cs="Times New Roman"/>
+                <w:i w:val="false"/>
+                <w:b w:val="false"/>
+                <w:u w:val="none"/>
+                <w:strike w:val="false"/>
+                <w:sz w:val="14"/>
+                <w:szCs w:val="14"/>
+                <w:color w:val="000000"/>
+              </w:rPr>
+              <w:t xml:space="preserve">1.43 (1.21–1.67)</w:t>
             </w:r>
           </w:p>
         </w:tc>
@@ -8241,7 +8241,7 @@
                 <w:szCs w:val="14"/>
                 <w:color w:val="000000"/>
               </w:rPr>
-              <w:t xml:space="preserve">44.0</w:t>
+              <w:t xml:space="preserve">43.8</w:t>
             </w:r>
           </w:p>
         </w:tc>
@@ -8851,62 +8851,62 @@
                 <w:szCs w:val="14"/>
                 <w:color w:val="000000"/>
               </w:rPr>
-              <w:t xml:space="preserve">104</w:t>
-            </w:r>
-          </w:p>
-        </w:tc>
-        <w:tc>
-          <w:tcPr>
-            <w:tcBorders>
-              <w:bottom w:val="none" w:sz="0" w:space="0" w:color="000000"/>
-              <w:top w:val="none" w:sz="0" w:space="0" w:color="000000"/>
-              <w:left w:val="none" w:sz="0" w:space="0" w:color="000000"/>
-              <w:right w:val="none" w:sz="0" w:space="0" w:color="000000"/>
-            </w:tcBorders>
-            <w:shd w:val="clear" w:color="auto" w:fill="FFFFFF"/>
-            <w:tcMar>
-              <w:top w:w="0" w:type="dxa"/>
-              <w:bottom w:w="0" w:type="dxa"/>
-              <w:left w:w="0" w:type="dxa"/>
-              <w:right w:w="0" w:type="dxa"/>
-            </w:tcMar>
-            <w:vAlign w:val="center"/>
-          </w:tcPr>
-          <w:p>
-            <w:pPr>
-              <w:pStyle w:val="Normal"/>
-              <w:jc w:val="left"/>
-              <w:pBdr>
-                <w:bottom w:val="none" w:sz="0" w:space="0" w:color="000000"/>
-                <w:top w:val="none" w:sz="0" w:space="0" w:color="000000"/>
-                <w:left w:val="none" w:sz="0" w:space="0" w:color="000000"/>
-                <w:right w:val="none" w:sz="0" w:space="0" w:color="000000"/>
-              </w:pBdr>
-              <w:spacing w:after="100" w:before="100" w:line="240"/>
-              <w:ind w:left="100" w:right="100" w:firstLine="0" w:firstLineChars="0"/>
-              <w:rPr>
-                <w:rFonts w:ascii="Times New Roman" w:hAnsi="Times New Roman" w:eastAsia="Times New Roman" w:cs="Times New Roman"/>
-                <w:i w:val="false"/>
-                <w:b w:val="false"/>
-                <w:u w:val="none"/>
-                <w:strike w:val="false"/>
-                <w:sz w:val="14"/>
-                <w:szCs w:val="14"/>
-                <w:color w:val="000000"/>
-              </w:rPr>
-            </w:pPr>
-            <w:r>
-              <w:rPr>
-                <w:rFonts w:ascii="Times New Roman" w:hAnsi="Times New Roman" w:eastAsia="Times New Roman" w:cs="Times New Roman"/>
-                <w:i w:val="false"/>
-                <w:b w:val="false"/>
-                <w:u w:val="none"/>
-                <w:strike w:val="false"/>
-                <w:sz w:val="14"/>
-                <w:szCs w:val="14"/>
-                <w:color w:val="000000"/>
-              </w:rPr>
-              <w:t xml:space="preserve">1.60 (1.32–1.94)</w:t>
+              <w:t xml:space="preserve">103</w:t>
+            </w:r>
+          </w:p>
+        </w:tc>
+        <w:tc>
+          <w:tcPr>
+            <w:tcBorders>
+              <w:bottom w:val="none" w:sz="0" w:space="0" w:color="000000"/>
+              <w:top w:val="none" w:sz="0" w:space="0" w:color="000000"/>
+              <w:left w:val="none" w:sz="0" w:space="0" w:color="000000"/>
+              <w:right w:val="none" w:sz="0" w:space="0" w:color="000000"/>
+            </w:tcBorders>
+            <w:shd w:val="clear" w:color="auto" w:fill="FFFFFF"/>
+            <w:tcMar>
+              <w:top w:w="0" w:type="dxa"/>
+              <w:bottom w:w="0" w:type="dxa"/>
+              <w:left w:w="0" w:type="dxa"/>
+              <w:right w:w="0" w:type="dxa"/>
+            </w:tcMar>
+            <w:vAlign w:val="center"/>
+          </w:tcPr>
+          <w:p>
+            <w:pPr>
+              <w:pStyle w:val="Normal"/>
+              <w:jc w:val="left"/>
+              <w:pBdr>
+                <w:bottom w:val="none" w:sz="0" w:space="0" w:color="000000"/>
+                <w:top w:val="none" w:sz="0" w:space="0" w:color="000000"/>
+                <w:left w:val="none" w:sz="0" w:space="0" w:color="000000"/>
+                <w:right w:val="none" w:sz="0" w:space="0" w:color="000000"/>
+              </w:pBdr>
+              <w:spacing w:after="100" w:before="100" w:line="240"/>
+              <w:ind w:left="100" w:right="100" w:firstLine="0" w:firstLineChars="0"/>
+              <w:rPr>
+                <w:rFonts w:ascii="Times New Roman" w:hAnsi="Times New Roman" w:eastAsia="Times New Roman" w:cs="Times New Roman"/>
+                <w:i w:val="false"/>
+                <w:b w:val="false"/>
+                <w:u w:val="none"/>
+                <w:strike w:val="false"/>
+                <w:sz w:val="14"/>
+                <w:szCs w:val="14"/>
+                <w:color w:val="000000"/>
+              </w:rPr>
+            </w:pPr>
+            <w:r>
+              <w:rPr>
+                <w:rFonts w:ascii="Times New Roman" w:hAnsi="Times New Roman" w:eastAsia="Times New Roman" w:cs="Times New Roman"/>
+                <w:i w:val="false"/>
+                <w:b w:val="false"/>
+                <w:u w:val="none"/>
+                <w:strike w:val="false"/>
+                <w:sz w:val="14"/>
+                <w:szCs w:val="14"/>
+                <w:color w:val="000000"/>
+              </w:rPr>
+              <w:t xml:space="preserve">1.61 (1.33–1.95)</w:t>
             </w:r>
           </w:p>
         </w:tc>
@@ -9016,7 +9016,7 @@
                 <w:szCs w:val="14"/>
                 <w:color w:val="000000"/>
               </w:rPr>
-              <w:t xml:space="preserve">44.0</w:t>
+              <w:t xml:space="preserve">43.8</w:t>
             </w:r>
           </w:p>
         </w:tc>
@@ -9571,7 +9571,7 @@
                 <w:szCs w:val="14"/>
                 <w:color w:val="000000"/>
               </w:rPr>
-              <w:t xml:space="preserve">204</w:t>
+              <w:t xml:space="preserve">205</w:t>
             </w:r>
           </w:p>
         </w:tc>
@@ -9681,117 +9681,117 @@
                 <w:szCs w:val="14"/>
                 <w:color w:val="000000"/>
               </w:rPr>
-              <w:t xml:space="preserve">1.18 (0.94–1.48)</w:t>
-            </w:r>
-          </w:p>
-        </w:tc>
-        <w:tc>
-          <w:tcPr>
-            <w:tcBorders>
-              <w:bottom w:val="none" w:sz="0" w:space="0" w:color="000000"/>
-              <w:top w:val="none" w:sz="0" w:space="0" w:color="000000"/>
-              <w:left w:val="none" w:sz="0" w:space="0" w:color="000000"/>
-              <w:right w:val="none" w:sz="0" w:space="0" w:color="000000"/>
-            </w:tcBorders>
-            <w:shd w:val="clear" w:color="auto" w:fill="FFFFFF"/>
-            <w:tcMar>
-              <w:top w:w="0" w:type="dxa"/>
-              <w:bottom w:w="0" w:type="dxa"/>
-              <w:left w:w="0" w:type="dxa"/>
-              <w:right w:w="0" w:type="dxa"/>
-            </w:tcMar>
-            <w:vAlign w:val="center"/>
-          </w:tcPr>
-          <w:p>
-            <w:pPr>
-              <w:pStyle w:val="Normal"/>
-              <w:jc w:val="left"/>
-              <w:pBdr>
-                <w:bottom w:val="none" w:sz="0" w:space="0" w:color="000000"/>
-                <w:top w:val="none" w:sz="0" w:space="0" w:color="000000"/>
-                <w:left w:val="none" w:sz="0" w:space="0" w:color="000000"/>
-                <w:right w:val="none" w:sz="0" w:space="0" w:color="000000"/>
-              </w:pBdr>
-              <w:spacing w:after="100" w:before="100" w:line="240"/>
-              <w:ind w:left="100" w:right="100" w:firstLine="0" w:firstLineChars="0"/>
-              <w:rPr>
-                <w:rFonts w:ascii="Times New Roman" w:hAnsi="Times New Roman" w:eastAsia="Times New Roman" w:cs="Times New Roman"/>
-                <w:i w:val="false"/>
-                <w:b w:val="false"/>
-                <w:u w:val="none"/>
-                <w:strike w:val="false"/>
-                <w:sz w:val="14"/>
-                <w:szCs w:val="14"/>
-                <w:color w:val="000000"/>
-              </w:rPr>
-            </w:pPr>
-            <w:r>
-              <w:rPr>
-                <w:rFonts w:ascii="Times New Roman" w:hAnsi="Times New Roman" w:eastAsia="Times New Roman" w:cs="Times New Roman"/>
-                <w:i w:val="false"/>
-                <w:b w:val="false"/>
-                <w:u w:val="none"/>
-                <w:strike w:val="false"/>
-                <w:sz w:val="14"/>
-                <w:szCs w:val="14"/>
-                <w:color w:val="000000"/>
-              </w:rPr>
-              <w:t xml:space="preserve">0.145</w:t>
-            </w:r>
-          </w:p>
-        </w:tc>
-        <w:tc>
-          <w:tcPr>
-            <w:tcBorders>
-              <w:bottom w:val="none" w:sz="0" w:space="0" w:color="000000"/>
-              <w:top w:val="none" w:sz="0" w:space="0" w:color="000000"/>
-              <w:left w:val="none" w:sz="0" w:space="0" w:color="000000"/>
-              <w:right w:val="none" w:sz="0" w:space="0" w:color="000000"/>
-            </w:tcBorders>
-            <w:shd w:val="clear" w:color="auto" w:fill="FFFFFF"/>
-            <w:tcMar>
-              <w:top w:w="0" w:type="dxa"/>
-              <w:bottom w:w="0" w:type="dxa"/>
-              <w:left w:w="0" w:type="dxa"/>
-              <w:right w:w="0" w:type="dxa"/>
-            </w:tcMar>
-            <w:vAlign w:val="center"/>
-          </w:tcPr>
-          <w:p>
-            <w:pPr>
-              <w:pStyle w:val="Normal"/>
-              <w:jc w:val="left"/>
-              <w:pBdr>
-                <w:bottom w:val="none" w:sz="0" w:space="0" w:color="000000"/>
-                <w:top w:val="none" w:sz="0" w:space="0" w:color="000000"/>
-                <w:left w:val="none" w:sz="0" w:space="0" w:color="000000"/>
-                <w:right w:val="none" w:sz="0" w:space="0" w:color="000000"/>
-              </w:pBdr>
-              <w:spacing w:after="100" w:before="100" w:line="240"/>
-              <w:ind w:left="100" w:right="100" w:firstLine="0" w:firstLineChars="0"/>
-              <w:rPr>
-                <w:rFonts w:ascii="Times New Roman" w:hAnsi="Times New Roman" w:eastAsia="Times New Roman" w:cs="Times New Roman"/>
-                <w:i w:val="false"/>
-                <w:b w:val="false"/>
-                <w:u w:val="none"/>
-                <w:strike w:val="false"/>
-                <w:sz w:val="14"/>
-                <w:szCs w:val="14"/>
-                <w:color w:val="000000"/>
-              </w:rPr>
-            </w:pPr>
-            <w:r>
-              <w:rPr>
-                <w:rFonts w:ascii="Times New Roman" w:hAnsi="Times New Roman" w:eastAsia="Times New Roman" w:cs="Times New Roman"/>
-                <w:i w:val="false"/>
-                <w:b w:val="false"/>
-                <w:u w:val="none"/>
-                <w:strike w:val="false"/>
-                <w:sz w:val="14"/>
-                <w:szCs w:val="14"/>
-                <w:color w:val="000000"/>
-              </w:rPr>
-              <w:t xml:space="preserve">44.0</w:t>
+              <w:t xml:space="preserve">1.18 (0.95–1.48)</w:t>
+            </w:r>
+          </w:p>
+        </w:tc>
+        <w:tc>
+          <w:tcPr>
+            <w:tcBorders>
+              <w:bottom w:val="none" w:sz="0" w:space="0" w:color="000000"/>
+              <w:top w:val="none" w:sz="0" w:space="0" w:color="000000"/>
+              <w:left w:val="none" w:sz="0" w:space="0" w:color="000000"/>
+              <w:right w:val="none" w:sz="0" w:space="0" w:color="000000"/>
+            </w:tcBorders>
+            <w:shd w:val="clear" w:color="auto" w:fill="FFFFFF"/>
+            <w:tcMar>
+              <w:top w:w="0" w:type="dxa"/>
+              <w:bottom w:w="0" w:type="dxa"/>
+              <w:left w:w="0" w:type="dxa"/>
+              <w:right w:w="0" w:type="dxa"/>
+            </w:tcMar>
+            <w:vAlign w:val="center"/>
+          </w:tcPr>
+          <w:p>
+            <w:pPr>
+              <w:pStyle w:val="Normal"/>
+              <w:jc w:val="left"/>
+              <w:pBdr>
+                <w:bottom w:val="none" w:sz="0" w:space="0" w:color="000000"/>
+                <w:top w:val="none" w:sz="0" w:space="0" w:color="000000"/>
+                <w:left w:val="none" w:sz="0" w:space="0" w:color="000000"/>
+                <w:right w:val="none" w:sz="0" w:space="0" w:color="000000"/>
+              </w:pBdr>
+              <w:spacing w:after="100" w:before="100" w:line="240"/>
+              <w:ind w:left="100" w:right="100" w:firstLine="0" w:firstLineChars="0"/>
+              <w:rPr>
+                <w:rFonts w:ascii="Times New Roman" w:hAnsi="Times New Roman" w:eastAsia="Times New Roman" w:cs="Times New Roman"/>
+                <w:i w:val="false"/>
+                <w:b w:val="false"/>
+                <w:u w:val="none"/>
+                <w:strike w:val="false"/>
+                <w:sz w:val="14"/>
+                <w:szCs w:val="14"/>
+                <w:color w:val="000000"/>
+              </w:rPr>
+            </w:pPr>
+            <w:r>
+              <w:rPr>
+                <w:rFonts w:ascii="Times New Roman" w:hAnsi="Times New Roman" w:eastAsia="Times New Roman" w:cs="Times New Roman"/>
+                <w:i w:val="false"/>
+                <w:b w:val="false"/>
+                <w:u w:val="none"/>
+                <w:strike w:val="false"/>
+                <w:sz w:val="14"/>
+                <w:szCs w:val="14"/>
+                <w:color w:val="000000"/>
+              </w:rPr>
+              <w:t xml:space="preserve">0.141</w:t>
+            </w:r>
+          </w:p>
+        </w:tc>
+        <w:tc>
+          <w:tcPr>
+            <w:tcBorders>
+              <w:bottom w:val="none" w:sz="0" w:space="0" w:color="000000"/>
+              <w:top w:val="none" w:sz="0" w:space="0" w:color="000000"/>
+              <w:left w:val="none" w:sz="0" w:space="0" w:color="000000"/>
+              <w:right w:val="none" w:sz="0" w:space="0" w:color="000000"/>
+            </w:tcBorders>
+            <w:shd w:val="clear" w:color="auto" w:fill="FFFFFF"/>
+            <w:tcMar>
+              <w:top w:w="0" w:type="dxa"/>
+              <w:bottom w:w="0" w:type="dxa"/>
+              <w:left w:w="0" w:type="dxa"/>
+              <w:right w:w="0" w:type="dxa"/>
+            </w:tcMar>
+            <w:vAlign w:val="center"/>
+          </w:tcPr>
+          <w:p>
+            <w:pPr>
+              <w:pStyle w:val="Normal"/>
+              <w:jc w:val="left"/>
+              <w:pBdr>
+                <w:bottom w:val="none" w:sz="0" w:space="0" w:color="000000"/>
+                <w:top w:val="none" w:sz="0" w:space="0" w:color="000000"/>
+                <w:left w:val="none" w:sz="0" w:space="0" w:color="000000"/>
+                <w:right w:val="none" w:sz="0" w:space="0" w:color="000000"/>
+              </w:pBdr>
+              <w:spacing w:after="100" w:before="100" w:line="240"/>
+              <w:ind w:left="100" w:right="100" w:firstLine="0" w:firstLineChars="0"/>
+              <w:rPr>
+                <w:rFonts w:ascii="Times New Roman" w:hAnsi="Times New Roman" w:eastAsia="Times New Roman" w:cs="Times New Roman"/>
+                <w:i w:val="false"/>
+                <w:b w:val="false"/>
+                <w:u w:val="none"/>
+                <w:strike w:val="false"/>
+                <w:sz w:val="14"/>
+                <w:szCs w:val="14"/>
+                <w:color w:val="000000"/>
+              </w:rPr>
+            </w:pPr>
+            <w:r>
+              <w:rPr>
+                <w:rFonts w:ascii="Times New Roman" w:hAnsi="Times New Roman" w:eastAsia="Times New Roman" w:cs="Times New Roman"/>
+                <w:i w:val="false"/>
+                <w:b w:val="false"/>
+                <w:u w:val="none"/>
+                <w:strike w:val="false"/>
+                <w:sz w:val="14"/>
+                <w:szCs w:val="14"/>
+                <w:color w:val="000000"/>
+              </w:rPr>
+              <w:t xml:space="preserve">43.8</w:t>
             </w:r>
           </w:p>
         </w:tc>
@@ -10401,172 +10401,172 @@
                 <w:szCs w:val="14"/>
                 <w:color w:val="000000"/>
               </w:rPr>
-              <w:t xml:space="preserve">178</w:t>
-            </w:r>
-          </w:p>
-        </w:tc>
-        <w:tc>
-          <w:tcPr>
-            <w:tcBorders>
-              <w:bottom w:val="none" w:sz="0" w:space="0" w:color="000000"/>
-              <w:top w:val="none" w:sz="0" w:space="0" w:color="000000"/>
-              <w:left w:val="none" w:sz="0" w:space="0" w:color="000000"/>
-              <w:right w:val="none" w:sz="0" w:space="0" w:color="000000"/>
-            </w:tcBorders>
-            <w:shd w:val="clear" w:color="auto" w:fill="FFFFFF"/>
-            <w:tcMar>
-              <w:top w:w="0" w:type="dxa"/>
-              <w:bottom w:w="0" w:type="dxa"/>
-              <w:left w:w="0" w:type="dxa"/>
-              <w:right w:w="0" w:type="dxa"/>
-            </w:tcMar>
-            <w:vAlign w:val="center"/>
-          </w:tcPr>
-          <w:p>
-            <w:pPr>
-              <w:pStyle w:val="Normal"/>
-              <w:jc w:val="left"/>
-              <w:pBdr>
-                <w:bottom w:val="none" w:sz="0" w:space="0" w:color="000000"/>
-                <w:top w:val="none" w:sz="0" w:space="0" w:color="000000"/>
-                <w:left w:val="none" w:sz="0" w:space="0" w:color="000000"/>
-                <w:right w:val="none" w:sz="0" w:space="0" w:color="000000"/>
-              </w:pBdr>
-              <w:spacing w:after="100" w:before="100" w:line="240"/>
-              <w:ind w:left="100" w:right="100" w:firstLine="0" w:firstLineChars="0"/>
-              <w:rPr>
-                <w:rFonts w:ascii="Times New Roman" w:hAnsi="Times New Roman" w:eastAsia="Times New Roman" w:cs="Times New Roman"/>
-                <w:i w:val="false"/>
-                <w:b w:val="false"/>
-                <w:u w:val="none"/>
-                <w:strike w:val="false"/>
-                <w:sz w:val="14"/>
-                <w:szCs w:val="14"/>
-                <w:color w:val="000000"/>
-              </w:rPr>
-            </w:pPr>
-            <w:r>
-              <w:rPr>
-                <w:rFonts w:ascii="Times New Roman" w:hAnsi="Times New Roman" w:eastAsia="Times New Roman" w:cs="Times New Roman"/>
-                <w:i w:val="false"/>
-                <w:b w:val="false"/>
-                <w:u w:val="none"/>
-                <w:strike w:val="false"/>
-                <w:sz w:val="14"/>
-                <w:szCs w:val="14"/>
-                <w:color w:val="000000"/>
-              </w:rPr>
-              <w:t xml:space="preserve">1.37 (1.02–1.84)</w:t>
-            </w:r>
-          </w:p>
-        </w:tc>
-        <w:tc>
-          <w:tcPr>
-            <w:tcBorders>
-              <w:bottom w:val="none" w:sz="0" w:space="0" w:color="000000"/>
-              <w:top w:val="none" w:sz="0" w:space="0" w:color="000000"/>
-              <w:left w:val="none" w:sz="0" w:space="0" w:color="000000"/>
-              <w:right w:val="none" w:sz="0" w:space="0" w:color="000000"/>
-            </w:tcBorders>
-            <w:shd w:val="clear" w:color="auto" w:fill="FFFFFF"/>
-            <w:tcMar>
-              <w:top w:w="0" w:type="dxa"/>
-              <w:bottom w:w="0" w:type="dxa"/>
-              <w:left w:w="0" w:type="dxa"/>
-              <w:right w:w="0" w:type="dxa"/>
-            </w:tcMar>
-            <w:vAlign w:val="center"/>
-          </w:tcPr>
-          <w:p>
-            <w:pPr>
-              <w:pStyle w:val="Normal"/>
-              <w:jc w:val="left"/>
-              <w:pBdr>
-                <w:bottom w:val="none" w:sz="0" w:space="0" w:color="000000"/>
-                <w:top w:val="none" w:sz="0" w:space="0" w:color="000000"/>
-                <w:left w:val="none" w:sz="0" w:space="0" w:color="000000"/>
-                <w:right w:val="none" w:sz="0" w:space="0" w:color="000000"/>
-              </w:pBdr>
-              <w:spacing w:after="100" w:before="100" w:line="240"/>
-              <w:ind w:left="100" w:right="100" w:firstLine="0" w:firstLineChars="0"/>
-              <w:rPr>
-                <w:rFonts w:ascii="Times New Roman" w:hAnsi="Times New Roman" w:eastAsia="Times New Roman" w:cs="Times New Roman"/>
-                <w:i w:val="false"/>
-                <w:b w:val="false"/>
-                <w:u w:val="none"/>
-                <w:strike w:val="false"/>
-                <w:sz w:val="14"/>
-                <w:szCs w:val="14"/>
-                <w:color w:val="000000"/>
-              </w:rPr>
-            </w:pPr>
-            <w:r>
-              <w:rPr>
-                <w:rFonts w:ascii="Times New Roman" w:hAnsi="Times New Roman" w:eastAsia="Times New Roman" w:cs="Times New Roman"/>
-                <w:i w:val="false"/>
-                <w:b w:val="false"/>
-                <w:u w:val="none"/>
-                <w:strike w:val="false"/>
-                <w:sz w:val="14"/>
-                <w:szCs w:val="14"/>
-                <w:color w:val="000000"/>
-              </w:rPr>
-              <w:t xml:space="preserve">0.037</w:t>
-            </w:r>
-          </w:p>
-        </w:tc>
-        <w:tc>
-          <w:tcPr>
-            <w:tcBorders>
-              <w:bottom w:val="none" w:sz="0" w:space="0" w:color="000000"/>
-              <w:top w:val="none" w:sz="0" w:space="0" w:color="000000"/>
-              <w:left w:val="none" w:sz="0" w:space="0" w:color="000000"/>
-              <w:right w:val="none" w:sz="0" w:space="0" w:color="000000"/>
-            </w:tcBorders>
-            <w:shd w:val="clear" w:color="auto" w:fill="FFFFFF"/>
-            <w:tcMar>
-              <w:top w:w="0" w:type="dxa"/>
-              <w:bottom w:w="0" w:type="dxa"/>
-              <w:left w:w="0" w:type="dxa"/>
-              <w:right w:w="0" w:type="dxa"/>
-            </w:tcMar>
-            <w:vAlign w:val="center"/>
-          </w:tcPr>
-          <w:p>
-            <w:pPr>
-              <w:pStyle w:val="Normal"/>
-              <w:jc w:val="left"/>
-              <w:pBdr>
-                <w:bottom w:val="none" w:sz="0" w:space="0" w:color="000000"/>
-                <w:top w:val="none" w:sz="0" w:space="0" w:color="000000"/>
-                <w:left w:val="none" w:sz="0" w:space="0" w:color="000000"/>
-                <w:right w:val="none" w:sz="0" w:space="0" w:color="000000"/>
-              </w:pBdr>
-              <w:spacing w:after="100" w:before="100" w:line="240"/>
-              <w:ind w:left="100" w:right="100" w:firstLine="0" w:firstLineChars="0"/>
-              <w:rPr>
-                <w:rFonts w:ascii="Times New Roman" w:hAnsi="Times New Roman" w:eastAsia="Times New Roman" w:cs="Times New Roman"/>
-                <w:i w:val="false"/>
-                <w:b w:val="false"/>
-                <w:u w:val="none"/>
-                <w:strike w:val="false"/>
-                <w:sz w:val="14"/>
-                <w:szCs w:val="14"/>
-                <w:color w:val="000000"/>
-              </w:rPr>
-            </w:pPr>
-            <w:r>
-              <w:rPr>
-                <w:rFonts w:ascii="Times New Roman" w:hAnsi="Times New Roman" w:eastAsia="Times New Roman" w:cs="Times New Roman"/>
-                <w:i w:val="false"/>
-                <w:b w:val="false"/>
-                <w:u w:val="none"/>
-                <w:strike w:val="false"/>
-                <w:sz w:val="14"/>
-                <w:szCs w:val="14"/>
-                <w:color w:val="000000"/>
-              </w:rPr>
-              <w:t xml:space="preserve">178.0</w:t>
+              <w:t xml:space="preserve">177</w:t>
+            </w:r>
+          </w:p>
+        </w:tc>
+        <w:tc>
+          <w:tcPr>
+            <w:tcBorders>
+              <w:bottom w:val="none" w:sz="0" w:space="0" w:color="000000"/>
+              <w:top w:val="none" w:sz="0" w:space="0" w:color="000000"/>
+              <w:left w:val="none" w:sz="0" w:space="0" w:color="000000"/>
+              <w:right w:val="none" w:sz="0" w:space="0" w:color="000000"/>
+            </w:tcBorders>
+            <w:shd w:val="clear" w:color="auto" w:fill="FFFFFF"/>
+            <w:tcMar>
+              <w:top w:w="0" w:type="dxa"/>
+              <w:bottom w:w="0" w:type="dxa"/>
+              <w:left w:w="0" w:type="dxa"/>
+              <w:right w:w="0" w:type="dxa"/>
+            </w:tcMar>
+            <w:vAlign w:val="center"/>
+          </w:tcPr>
+          <w:p>
+            <w:pPr>
+              <w:pStyle w:val="Normal"/>
+              <w:jc w:val="left"/>
+              <w:pBdr>
+                <w:bottom w:val="none" w:sz="0" w:space="0" w:color="000000"/>
+                <w:top w:val="none" w:sz="0" w:space="0" w:color="000000"/>
+                <w:left w:val="none" w:sz="0" w:space="0" w:color="000000"/>
+                <w:right w:val="none" w:sz="0" w:space="0" w:color="000000"/>
+              </w:pBdr>
+              <w:spacing w:after="100" w:before="100" w:line="240"/>
+              <w:ind w:left="100" w:right="100" w:firstLine="0" w:firstLineChars="0"/>
+              <w:rPr>
+                <w:rFonts w:ascii="Times New Roman" w:hAnsi="Times New Roman" w:eastAsia="Times New Roman" w:cs="Times New Roman"/>
+                <w:i w:val="false"/>
+                <w:b w:val="false"/>
+                <w:u w:val="none"/>
+                <w:strike w:val="false"/>
+                <w:sz w:val="14"/>
+                <w:szCs w:val="14"/>
+                <w:color w:val="000000"/>
+              </w:rPr>
+            </w:pPr>
+            <w:r>
+              <w:rPr>
+                <w:rFonts w:ascii="Times New Roman" w:hAnsi="Times New Roman" w:eastAsia="Times New Roman" w:cs="Times New Roman"/>
+                <w:i w:val="false"/>
+                <w:b w:val="false"/>
+                <w:u w:val="none"/>
+                <w:strike w:val="false"/>
+                <w:sz w:val="14"/>
+                <w:szCs w:val="14"/>
+                <w:color w:val="000000"/>
+              </w:rPr>
+              <w:t xml:space="preserve">1.40 (1.04–1.88)</w:t>
+            </w:r>
+          </w:p>
+        </w:tc>
+        <w:tc>
+          <w:tcPr>
+            <w:tcBorders>
+              <w:bottom w:val="none" w:sz="0" w:space="0" w:color="000000"/>
+              <w:top w:val="none" w:sz="0" w:space="0" w:color="000000"/>
+              <w:left w:val="none" w:sz="0" w:space="0" w:color="000000"/>
+              <w:right w:val="none" w:sz="0" w:space="0" w:color="000000"/>
+            </w:tcBorders>
+            <w:shd w:val="clear" w:color="auto" w:fill="FFFFFF"/>
+            <w:tcMar>
+              <w:top w:w="0" w:type="dxa"/>
+              <w:bottom w:w="0" w:type="dxa"/>
+              <w:left w:w="0" w:type="dxa"/>
+              <w:right w:w="0" w:type="dxa"/>
+            </w:tcMar>
+            <w:vAlign w:val="center"/>
+          </w:tcPr>
+          <w:p>
+            <w:pPr>
+              <w:pStyle w:val="Normal"/>
+              <w:jc w:val="left"/>
+              <w:pBdr>
+                <w:bottom w:val="none" w:sz="0" w:space="0" w:color="000000"/>
+                <w:top w:val="none" w:sz="0" w:space="0" w:color="000000"/>
+                <w:left w:val="none" w:sz="0" w:space="0" w:color="000000"/>
+                <w:right w:val="none" w:sz="0" w:space="0" w:color="000000"/>
+              </w:pBdr>
+              <w:spacing w:after="100" w:before="100" w:line="240"/>
+              <w:ind w:left="100" w:right="100" w:firstLine="0" w:firstLineChars="0"/>
+              <w:rPr>
+                <w:rFonts w:ascii="Times New Roman" w:hAnsi="Times New Roman" w:eastAsia="Times New Roman" w:cs="Times New Roman"/>
+                <w:i w:val="false"/>
+                <w:b w:val="false"/>
+                <w:u w:val="none"/>
+                <w:strike w:val="false"/>
+                <w:sz w:val="14"/>
+                <w:szCs w:val="14"/>
+                <w:color w:val="000000"/>
+              </w:rPr>
+            </w:pPr>
+            <w:r>
+              <w:rPr>
+                <w:rFonts w:ascii="Times New Roman" w:hAnsi="Times New Roman" w:eastAsia="Times New Roman" w:cs="Times New Roman"/>
+                <w:i w:val="false"/>
+                <w:b w:val="false"/>
+                <w:u w:val="none"/>
+                <w:strike w:val="false"/>
+                <w:sz w:val="14"/>
+                <w:szCs w:val="14"/>
+                <w:color w:val="000000"/>
+              </w:rPr>
+              <w:t xml:space="preserve">0.028</w:t>
+            </w:r>
+          </w:p>
+        </w:tc>
+        <w:tc>
+          <w:tcPr>
+            <w:tcBorders>
+              <w:bottom w:val="none" w:sz="0" w:space="0" w:color="000000"/>
+              <w:top w:val="none" w:sz="0" w:space="0" w:color="000000"/>
+              <w:left w:val="none" w:sz="0" w:space="0" w:color="000000"/>
+              <w:right w:val="none" w:sz="0" w:space="0" w:color="000000"/>
+            </w:tcBorders>
+            <w:shd w:val="clear" w:color="auto" w:fill="FFFFFF"/>
+            <w:tcMar>
+              <w:top w:w="0" w:type="dxa"/>
+              <w:bottom w:w="0" w:type="dxa"/>
+              <w:left w:w="0" w:type="dxa"/>
+              <w:right w:w="0" w:type="dxa"/>
+            </w:tcMar>
+            <w:vAlign w:val="center"/>
+          </w:tcPr>
+          <w:p>
+            <w:pPr>
+              <w:pStyle w:val="Normal"/>
+              <w:jc w:val="left"/>
+              <w:pBdr>
+                <w:bottom w:val="none" w:sz="0" w:space="0" w:color="000000"/>
+                <w:top w:val="none" w:sz="0" w:space="0" w:color="000000"/>
+                <w:left w:val="none" w:sz="0" w:space="0" w:color="000000"/>
+                <w:right w:val="none" w:sz="0" w:space="0" w:color="000000"/>
+              </w:pBdr>
+              <w:spacing w:after="100" w:before="100" w:line="240"/>
+              <w:ind w:left="100" w:right="100" w:firstLine="0" w:firstLineChars="0"/>
+              <w:rPr>
+                <w:rFonts w:ascii="Times New Roman" w:hAnsi="Times New Roman" w:eastAsia="Times New Roman" w:cs="Times New Roman"/>
+                <w:i w:val="false"/>
+                <w:b w:val="false"/>
+                <w:u w:val="none"/>
+                <w:strike w:val="false"/>
+                <w:sz w:val="14"/>
+                <w:szCs w:val="14"/>
+                <w:color w:val="000000"/>
+              </w:rPr>
+            </w:pPr>
+            <w:r>
+              <w:rPr>
+                <w:rFonts w:ascii="Times New Roman" w:hAnsi="Times New Roman" w:eastAsia="Times New Roman" w:cs="Times New Roman"/>
+                <w:i w:val="false"/>
+                <w:b w:val="false"/>
+                <w:u w:val="none"/>
+                <w:strike w:val="false"/>
+                <w:sz w:val="14"/>
+                <w:szCs w:val="14"/>
+                <w:color w:val="000000"/>
+              </w:rPr>
+              <w:t xml:space="preserve">177.0</w:t>
             </w:r>
           </w:p>
         </w:tc>
@@ -10731,117 +10731,117 @@
                 <w:szCs w:val="14"/>
                 <w:color w:val="000000"/>
               </w:rPr>
-              <w:t xml:space="preserve">0.037</w:t>
-            </w:r>
-          </w:p>
-        </w:tc>
-        <w:tc>
-          <w:tcPr>
-            <w:tcBorders>
-              <w:bottom w:val="none" w:sz="0" w:space="0" w:color="000000"/>
-              <w:top w:val="none" w:sz="0" w:space="0" w:color="000000"/>
-              <w:left w:val="none" w:sz="0" w:space="0" w:color="000000"/>
-              <w:right w:val="none" w:sz="0" w:space="0" w:color="000000"/>
-            </w:tcBorders>
-            <w:shd w:val="clear" w:color="auto" w:fill="FFFFFF"/>
-            <w:tcMar>
-              <w:top w:w="0" w:type="dxa"/>
-              <w:bottom w:w="0" w:type="dxa"/>
-              <w:left w:w="0" w:type="dxa"/>
-              <w:right w:w="0" w:type="dxa"/>
-            </w:tcMar>
-            <w:vAlign w:val="center"/>
-          </w:tcPr>
-          <w:p>
-            <w:pPr>
-              <w:pStyle w:val="Normal"/>
-              <w:jc w:val="left"/>
-              <w:pBdr>
-                <w:bottom w:val="none" w:sz="0" w:space="0" w:color="000000"/>
-                <w:top w:val="none" w:sz="0" w:space="0" w:color="000000"/>
-                <w:left w:val="none" w:sz="0" w:space="0" w:color="000000"/>
-                <w:right w:val="none" w:sz="0" w:space="0" w:color="000000"/>
-              </w:pBdr>
-              <w:spacing w:after="100" w:before="100" w:line="240"/>
-              <w:ind w:left="100" w:right="100" w:firstLine="0" w:firstLineChars="0"/>
-              <w:rPr>
-                <w:rFonts w:ascii="Times New Roman" w:hAnsi="Times New Roman" w:eastAsia="Times New Roman" w:cs="Times New Roman"/>
-                <w:i w:val="false"/>
-                <w:b w:val="false"/>
-                <w:u w:val="none"/>
-                <w:strike w:val="false"/>
-                <w:sz w:val="14"/>
-                <w:szCs w:val="14"/>
-                <w:color w:val="000000"/>
-              </w:rPr>
-            </w:pPr>
-            <w:r>
-              <w:rPr>
-                <w:rFonts w:ascii="Times New Roman" w:hAnsi="Times New Roman" w:eastAsia="Times New Roman" w:cs="Times New Roman"/>
-                <w:i w:val="false"/>
-                <w:b w:val="false"/>
-                <w:u w:val="none"/>
-                <w:strike w:val="false"/>
-                <w:sz w:val="14"/>
-                <w:szCs w:val="14"/>
-                <w:color w:val="000000"/>
-              </w:rPr>
-              <w:t xml:space="preserve">-4.60 (-8.91, -0.30)</w:t>
-            </w:r>
-          </w:p>
-        </w:tc>
-        <w:tc>
-          <w:tcPr>
-            <w:tcBorders>
-              <w:bottom w:val="none" w:sz="0" w:space="0" w:color="000000"/>
-              <w:top w:val="none" w:sz="0" w:space="0" w:color="000000"/>
-              <w:left w:val="none" w:sz="0" w:space="0" w:color="000000"/>
-              <w:right w:val="none" w:sz="0" w:space="0" w:color="000000"/>
-            </w:tcBorders>
-            <w:shd w:val="clear" w:color="auto" w:fill="FFFFFF"/>
-            <w:tcMar>
-              <w:top w:w="0" w:type="dxa"/>
-              <w:bottom w:w="0" w:type="dxa"/>
-              <w:left w:w="0" w:type="dxa"/>
-              <w:right w:w="0" w:type="dxa"/>
-            </w:tcMar>
-            <w:vAlign w:val="center"/>
-          </w:tcPr>
-          <w:p>
-            <w:pPr>
-              <w:pStyle w:val="Normal"/>
-              <w:jc w:val="left"/>
-              <w:pBdr>
-                <w:bottom w:val="none" w:sz="0" w:space="0" w:color="000000"/>
-                <w:top w:val="none" w:sz="0" w:space="0" w:color="000000"/>
-                <w:left w:val="none" w:sz="0" w:space="0" w:color="000000"/>
-                <w:right w:val="none" w:sz="0" w:space="0" w:color="000000"/>
-              </w:pBdr>
-              <w:spacing w:after="100" w:before="100" w:line="240"/>
-              <w:ind w:left="100" w:right="100" w:firstLine="0" w:firstLineChars="0"/>
-              <w:rPr>
-                <w:rFonts w:ascii="Times New Roman" w:hAnsi="Times New Roman" w:eastAsia="Times New Roman" w:cs="Times New Roman"/>
-                <w:i w:val="false"/>
-                <w:b w:val="false"/>
-                <w:u w:val="none"/>
-                <w:strike w:val="false"/>
-                <w:sz w:val="14"/>
-                <w:szCs w:val="14"/>
-                <w:color w:val="000000"/>
-              </w:rPr>
-            </w:pPr>
-            <w:r>
-              <w:rPr>
-                <w:rFonts w:ascii="Times New Roman" w:hAnsi="Times New Roman" w:eastAsia="Times New Roman" w:cs="Times New Roman"/>
-                <w:i w:val="false"/>
-                <w:b w:val="false"/>
-                <w:u w:val="none"/>
-                <w:strike w:val="false"/>
-                <w:sz w:val="14"/>
-                <w:szCs w:val="14"/>
-                <w:color w:val="000000"/>
-              </w:rPr>
-              <w:t xml:space="preserve">0.036</w:t>
+              <w:t xml:space="preserve">0.027</w:t>
+            </w:r>
+          </w:p>
+        </w:tc>
+        <w:tc>
+          <w:tcPr>
+            <w:tcBorders>
+              <w:bottom w:val="none" w:sz="0" w:space="0" w:color="000000"/>
+              <w:top w:val="none" w:sz="0" w:space="0" w:color="000000"/>
+              <w:left w:val="none" w:sz="0" w:space="0" w:color="000000"/>
+              <w:right w:val="none" w:sz="0" w:space="0" w:color="000000"/>
+            </w:tcBorders>
+            <w:shd w:val="clear" w:color="auto" w:fill="FFFFFF"/>
+            <w:tcMar>
+              <w:top w:w="0" w:type="dxa"/>
+              <w:bottom w:w="0" w:type="dxa"/>
+              <w:left w:w="0" w:type="dxa"/>
+              <w:right w:w="0" w:type="dxa"/>
+            </w:tcMar>
+            <w:vAlign w:val="center"/>
+          </w:tcPr>
+          <w:p>
+            <w:pPr>
+              <w:pStyle w:val="Normal"/>
+              <w:jc w:val="left"/>
+              <w:pBdr>
+                <w:bottom w:val="none" w:sz="0" w:space="0" w:color="000000"/>
+                <w:top w:val="none" w:sz="0" w:space="0" w:color="000000"/>
+                <w:left w:val="none" w:sz="0" w:space="0" w:color="000000"/>
+                <w:right w:val="none" w:sz="0" w:space="0" w:color="000000"/>
+              </w:pBdr>
+              <w:spacing w:after="100" w:before="100" w:line="240"/>
+              <w:ind w:left="100" w:right="100" w:firstLine="0" w:firstLineChars="0"/>
+              <w:rPr>
+                <w:rFonts w:ascii="Times New Roman" w:hAnsi="Times New Roman" w:eastAsia="Times New Roman" w:cs="Times New Roman"/>
+                <w:i w:val="false"/>
+                <w:b w:val="false"/>
+                <w:u w:val="none"/>
+                <w:strike w:val="false"/>
+                <w:sz w:val="14"/>
+                <w:szCs w:val="14"/>
+                <w:color w:val="000000"/>
+              </w:rPr>
+            </w:pPr>
+            <w:r>
+              <w:rPr>
+                <w:rFonts w:ascii="Times New Roman" w:hAnsi="Times New Roman" w:eastAsia="Times New Roman" w:cs="Times New Roman"/>
+                <w:i w:val="false"/>
+                <w:b w:val="false"/>
+                <w:u w:val="none"/>
+                <w:strike w:val="false"/>
+                <w:sz w:val="14"/>
+                <w:szCs w:val="14"/>
+                <w:color w:val="000000"/>
+              </w:rPr>
+              <w:t xml:space="preserve">-4.88 (-9.18, -0.58)</w:t>
+            </w:r>
+          </w:p>
+        </w:tc>
+        <w:tc>
+          <w:tcPr>
+            <w:tcBorders>
+              <w:bottom w:val="none" w:sz="0" w:space="0" w:color="000000"/>
+              <w:top w:val="none" w:sz="0" w:space="0" w:color="000000"/>
+              <w:left w:val="none" w:sz="0" w:space="0" w:color="000000"/>
+              <w:right w:val="none" w:sz="0" w:space="0" w:color="000000"/>
+            </w:tcBorders>
+            <w:shd w:val="clear" w:color="auto" w:fill="FFFFFF"/>
+            <w:tcMar>
+              <w:top w:w="0" w:type="dxa"/>
+              <w:bottom w:w="0" w:type="dxa"/>
+              <w:left w:w="0" w:type="dxa"/>
+              <w:right w:w="0" w:type="dxa"/>
+            </w:tcMar>
+            <w:vAlign w:val="center"/>
+          </w:tcPr>
+          <w:p>
+            <w:pPr>
+              <w:pStyle w:val="Normal"/>
+              <w:jc w:val="left"/>
+              <w:pBdr>
+                <w:bottom w:val="none" w:sz="0" w:space="0" w:color="000000"/>
+                <w:top w:val="none" w:sz="0" w:space="0" w:color="000000"/>
+                <w:left w:val="none" w:sz="0" w:space="0" w:color="000000"/>
+                <w:right w:val="none" w:sz="0" w:space="0" w:color="000000"/>
+              </w:pBdr>
+              <w:spacing w:after="100" w:before="100" w:line="240"/>
+              <w:ind w:left="100" w:right="100" w:firstLine="0" w:firstLineChars="0"/>
+              <w:rPr>
+                <w:rFonts w:ascii="Times New Roman" w:hAnsi="Times New Roman" w:eastAsia="Times New Roman" w:cs="Times New Roman"/>
+                <w:i w:val="false"/>
+                <w:b w:val="false"/>
+                <w:u w:val="none"/>
+                <w:strike w:val="false"/>
+                <w:sz w:val="14"/>
+                <w:szCs w:val="14"/>
+                <w:color w:val="000000"/>
+              </w:rPr>
+            </w:pPr>
+            <w:r>
+              <w:rPr>
+                <w:rFonts w:ascii="Times New Roman" w:hAnsi="Times New Roman" w:eastAsia="Times New Roman" w:cs="Times New Roman"/>
+                <w:i w:val="false"/>
+                <w:b w:val="false"/>
+                <w:u w:val="none"/>
+                <w:strike w:val="false"/>
+                <w:sz w:val="14"/>
+                <w:szCs w:val="14"/>
+                <w:color w:val="000000"/>
+              </w:rPr>
+              <w:t xml:space="preserve">0.026</w:t>
             </w:r>
           </w:p>
         </w:tc>
@@ -11176,62 +11176,62 @@
                 <w:szCs w:val="14"/>
                 <w:color w:val="000000"/>
               </w:rPr>
-              <w:t xml:space="preserve">178</w:t>
-            </w:r>
-          </w:p>
-        </w:tc>
-        <w:tc>
-          <w:tcPr>
-            <w:tcBorders>
-              <w:bottom w:val="none" w:sz="0" w:space="0" w:color="000000"/>
-              <w:top w:val="none" w:sz="0" w:space="0" w:color="000000"/>
-              <w:left w:val="none" w:sz="0" w:space="0" w:color="000000"/>
-              <w:right w:val="none" w:sz="0" w:space="0" w:color="000000"/>
-            </w:tcBorders>
-            <w:shd w:val="clear" w:color="auto" w:fill="FFFFFF"/>
-            <w:tcMar>
-              <w:top w:w="0" w:type="dxa"/>
-              <w:bottom w:w="0" w:type="dxa"/>
-              <w:left w:w="0" w:type="dxa"/>
-              <w:right w:w="0" w:type="dxa"/>
-            </w:tcMar>
-            <w:vAlign w:val="center"/>
-          </w:tcPr>
-          <w:p>
-            <w:pPr>
-              <w:pStyle w:val="Normal"/>
-              <w:jc w:val="left"/>
-              <w:pBdr>
-                <w:bottom w:val="none" w:sz="0" w:space="0" w:color="000000"/>
-                <w:top w:val="none" w:sz="0" w:space="0" w:color="000000"/>
-                <w:left w:val="none" w:sz="0" w:space="0" w:color="000000"/>
-                <w:right w:val="none" w:sz="0" w:space="0" w:color="000000"/>
-              </w:pBdr>
-              <w:spacing w:after="100" w:before="100" w:line="240"/>
-              <w:ind w:left="100" w:right="100" w:firstLine="0" w:firstLineChars="0"/>
-              <w:rPr>
-                <w:rFonts w:ascii="Times New Roman" w:hAnsi="Times New Roman" w:eastAsia="Times New Roman" w:cs="Times New Roman"/>
-                <w:i w:val="false"/>
-                <w:b w:val="false"/>
-                <w:u w:val="none"/>
-                <w:strike w:val="false"/>
-                <w:sz w:val="14"/>
-                <w:szCs w:val="14"/>
-                <w:color w:val="000000"/>
-              </w:rPr>
-            </w:pPr>
-            <w:r>
-              <w:rPr>
-                <w:rFonts w:ascii="Times New Roman" w:hAnsi="Times New Roman" w:eastAsia="Times New Roman" w:cs="Times New Roman"/>
-                <w:i w:val="false"/>
-                <w:b w:val="false"/>
-                <w:u w:val="none"/>
-                <w:strike w:val="false"/>
-                <w:sz w:val="14"/>
-                <w:szCs w:val="14"/>
-                <w:color w:val="000000"/>
-              </w:rPr>
-              <w:t xml:space="preserve">1.49 (1.28–1.73)</w:t>
+              <w:t xml:space="preserve">177</w:t>
+            </w:r>
+          </w:p>
+        </w:tc>
+        <w:tc>
+          <w:tcPr>
+            <w:tcBorders>
+              <w:bottom w:val="none" w:sz="0" w:space="0" w:color="000000"/>
+              <w:top w:val="none" w:sz="0" w:space="0" w:color="000000"/>
+              <w:left w:val="none" w:sz="0" w:space="0" w:color="000000"/>
+              <w:right w:val="none" w:sz="0" w:space="0" w:color="000000"/>
+            </w:tcBorders>
+            <w:shd w:val="clear" w:color="auto" w:fill="FFFFFF"/>
+            <w:tcMar>
+              <w:top w:w="0" w:type="dxa"/>
+              <w:bottom w:w="0" w:type="dxa"/>
+              <w:left w:w="0" w:type="dxa"/>
+              <w:right w:w="0" w:type="dxa"/>
+            </w:tcMar>
+            <w:vAlign w:val="center"/>
+          </w:tcPr>
+          <w:p>
+            <w:pPr>
+              <w:pStyle w:val="Normal"/>
+              <w:jc w:val="left"/>
+              <w:pBdr>
+                <w:bottom w:val="none" w:sz="0" w:space="0" w:color="000000"/>
+                <w:top w:val="none" w:sz="0" w:space="0" w:color="000000"/>
+                <w:left w:val="none" w:sz="0" w:space="0" w:color="000000"/>
+                <w:right w:val="none" w:sz="0" w:space="0" w:color="000000"/>
+              </w:pBdr>
+              <w:spacing w:after="100" w:before="100" w:line="240"/>
+              <w:ind w:left="100" w:right="100" w:firstLine="0" w:firstLineChars="0"/>
+              <w:rPr>
+                <w:rFonts w:ascii="Times New Roman" w:hAnsi="Times New Roman" w:eastAsia="Times New Roman" w:cs="Times New Roman"/>
+                <w:i w:val="false"/>
+                <w:b w:val="false"/>
+                <w:u w:val="none"/>
+                <w:strike w:val="false"/>
+                <w:sz w:val="14"/>
+                <w:szCs w:val="14"/>
+                <w:color w:val="000000"/>
+              </w:rPr>
+            </w:pPr>
+            <w:r>
+              <w:rPr>
+                <w:rFonts w:ascii="Times New Roman" w:hAnsi="Times New Roman" w:eastAsia="Times New Roman" w:cs="Times New Roman"/>
+                <w:i w:val="false"/>
+                <w:b w:val="false"/>
+                <w:u w:val="none"/>
+                <w:strike w:val="false"/>
+                <w:sz w:val="14"/>
+                <w:szCs w:val="14"/>
+                <w:color w:val="000000"/>
+              </w:rPr>
+              <w:t xml:space="preserve">1.50 (1.29–1.74)</w:t>
             </w:r>
           </w:p>
         </w:tc>
@@ -11341,7 +11341,7 @@
                 <w:szCs w:val="14"/>
                 <w:color w:val="000000"/>
               </w:rPr>
-              <w:t xml:space="preserve">178.0</w:t>
+              <w:t xml:space="preserve">177.0</w:t>
             </w:r>
           </w:p>
         </w:tc>
@@ -11451,7 +11451,7 @@
                 <w:szCs w:val="14"/>
                 <w:color w:val="000000"/>
               </w:rPr>
-              <w:t xml:space="preserve">0.030</w:t>
+              <w:t xml:space="preserve">0.029</w:t>
             </w:r>
           </w:p>
         </w:tc>
@@ -11951,62 +11951,62 @@
                 <w:szCs w:val="14"/>
                 <w:color w:val="000000"/>
               </w:rPr>
-              <w:t xml:space="preserve">176</w:t>
-            </w:r>
-          </w:p>
-        </w:tc>
-        <w:tc>
-          <w:tcPr>
-            <w:tcBorders>
-              <w:bottom w:val="none" w:sz="0" w:space="0" w:color="000000"/>
-              <w:top w:val="none" w:sz="0" w:space="0" w:color="000000"/>
-              <w:left w:val="none" w:sz="0" w:space="0" w:color="000000"/>
-              <w:right w:val="none" w:sz="0" w:space="0" w:color="000000"/>
-            </w:tcBorders>
-            <w:shd w:val="clear" w:color="auto" w:fill="FFFFFF"/>
-            <w:tcMar>
-              <w:top w:w="0" w:type="dxa"/>
-              <w:bottom w:w="0" w:type="dxa"/>
-              <w:left w:w="0" w:type="dxa"/>
-              <w:right w:w="0" w:type="dxa"/>
-            </w:tcMar>
-            <w:vAlign w:val="center"/>
-          </w:tcPr>
-          <w:p>
-            <w:pPr>
-              <w:pStyle w:val="Normal"/>
-              <w:jc w:val="left"/>
-              <w:pBdr>
-                <w:bottom w:val="none" w:sz="0" w:space="0" w:color="000000"/>
-                <w:top w:val="none" w:sz="0" w:space="0" w:color="000000"/>
-                <w:left w:val="none" w:sz="0" w:space="0" w:color="000000"/>
-                <w:right w:val="none" w:sz="0" w:space="0" w:color="000000"/>
-              </w:pBdr>
-              <w:spacing w:after="100" w:before="100" w:line="240"/>
-              <w:ind w:left="100" w:right="100" w:firstLine="0" w:firstLineChars="0"/>
-              <w:rPr>
-                <w:rFonts w:ascii="Times New Roman" w:hAnsi="Times New Roman" w:eastAsia="Times New Roman" w:cs="Times New Roman"/>
-                <w:i w:val="false"/>
-                <w:b w:val="false"/>
-                <w:u w:val="none"/>
-                <w:strike w:val="false"/>
-                <w:sz w:val="14"/>
-                <w:szCs w:val="14"/>
-                <w:color w:val="000000"/>
-              </w:rPr>
-            </w:pPr>
-            <w:r>
-              <w:rPr>
-                <w:rFonts w:ascii="Times New Roman" w:hAnsi="Times New Roman" w:eastAsia="Times New Roman" w:cs="Times New Roman"/>
-                <w:i w:val="false"/>
-                <w:b w:val="false"/>
-                <w:u w:val="none"/>
-                <w:strike w:val="false"/>
-                <w:sz w:val="14"/>
-                <w:szCs w:val="14"/>
-                <w:color w:val="000000"/>
-              </w:rPr>
-              <w:t xml:space="preserve">1.41 (1.22–1.63)</w:t>
+              <w:t xml:space="preserve">175</w:t>
+            </w:r>
+          </w:p>
+        </w:tc>
+        <w:tc>
+          <w:tcPr>
+            <w:tcBorders>
+              <w:bottom w:val="none" w:sz="0" w:space="0" w:color="000000"/>
+              <w:top w:val="none" w:sz="0" w:space="0" w:color="000000"/>
+              <w:left w:val="none" w:sz="0" w:space="0" w:color="000000"/>
+              <w:right w:val="none" w:sz="0" w:space="0" w:color="000000"/>
+            </w:tcBorders>
+            <w:shd w:val="clear" w:color="auto" w:fill="FFFFFF"/>
+            <w:tcMar>
+              <w:top w:w="0" w:type="dxa"/>
+              <w:bottom w:w="0" w:type="dxa"/>
+              <w:left w:w="0" w:type="dxa"/>
+              <w:right w:w="0" w:type="dxa"/>
+            </w:tcMar>
+            <w:vAlign w:val="center"/>
+          </w:tcPr>
+          <w:p>
+            <w:pPr>
+              <w:pStyle w:val="Normal"/>
+              <w:jc w:val="left"/>
+              <w:pBdr>
+                <w:bottom w:val="none" w:sz="0" w:space="0" w:color="000000"/>
+                <w:top w:val="none" w:sz="0" w:space="0" w:color="000000"/>
+                <w:left w:val="none" w:sz="0" w:space="0" w:color="000000"/>
+                <w:right w:val="none" w:sz="0" w:space="0" w:color="000000"/>
+              </w:pBdr>
+              <w:spacing w:after="100" w:before="100" w:line="240"/>
+              <w:ind w:left="100" w:right="100" w:firstLine="0" w:firstLineChars="0"/>
+              <w:rPr>
+                <w:rFonts w:ascii="Times New Roman" w:hAnsi="Times New Roman" w:eastAsia="Times New Roman" w:cs="Times New Roman"/>
+                <w:i w:val="false"/>
+                <w:b w:val="false"/>
+                <w:u w:val="none"/>
+                <w:strike w:val="false"/>
+                <w:sz w:val="14"/>
+                <w:szCs w:val="14"/>
+                <w:color w:val="000000"/>
+              </w:rPr>
+            </w:pPr>
+            <w:r>
+              <w:rPr>
+                <w:rFonts w:ascii="Times New Roman" w:hAnsi="Times New Roman" w:eastAsia="Times New Roman" w:cs="Times New Roman"/>
+                <w:i w:val="false"/>
+                <w:b w:val="false"/>
+                <w:u w:val="none"/>
+                <w:strike w:val="false"/>
+                <w:sz w:val="14"/>
+                <w:szCs w:val="14"/>
+                <w:color w:val="000000"/>
+              </w:rPr>
+              <w:t xml:space="preserve">1.42 (1.22–1.64)</w:t>
             </w:r>
           </w:p>
         </w:tc>
@@ -12116,7 +12116,7 @@
                 <w:szCs w:val="14"/>
                 <w:color w:val="000000"/>
               </w:rPr>
-              <w:t xml:space="preserve">44.0</w:t>
+              <w:t xml:space="preserve">43.8</w:t>
             </w:r>
           </w:p>
         </w:tc>
@@ -12726,62 +12726,62 @@
                 <w:szCs w:val="14"/>
                 <w:color w:val="000000"/>
               </w:rPr>
-              <w:t xml:space="preserve">176</w:t>
-            </w:r>
-          </w:p>
-        </w:tc>
-        <w:tc>
-          <w:tcPr>
-            <w:tcBorders>
-              <w:bottom w:val="none" w:sz="0" w:space="0" w:color="000000"/>
-              <w:top w:val="none" w:sz="0" w:space="0" w:color="000000"/>
-              <w:left w:val="none" w:sz="0" w:space="0" w:color="000000"/>
-              <w:right w:val="none" w:sz="0" w:space="0" w:color="000000"/>
-            </w:tcBorders>
-            <w:shd w:val="clear" w:color="auto" w:fill="FFFFFF"/>
-            <w:tcMar>
-              <w:top w:w="0" w:type="dxa"/>
-              <w:bottom w:w="0" w:type="dxa"/>
-              <w:left w:w="0" w:type="dxa"/>
-              <w:right w:w="0" w:type="dxa"/>
-            </w:tcMar>
-            <w:vAlign w:val="center"/>
-          </w:tcPr>
-          <w:p>
-            <w:pPr>
-              <w:pStyle w:val="Normal"/>
-              <w:jc w:val="left"/>
-              <w:pBdr>
-                <w:bottom w:val="none" w:sz="0" w:space="0" w:color="000000"/>
-                <w:top w:val="none" w:sz="0" w:space="0" w:color="000000"/>
-                <w:left w:val="none" w:sz="0" w:space="0" w:color="000000"/>
-                <w:right w:val="none" w:sz="0" w:space="0" w:color="000000"/>
-              </w:pBdr>
-              <w:spacing w:after="100" w:before="100" w:line="240"/>
-              <w:ind w:left="100" w:right="100" w:firstLine="0" w:firstLineChars="0"/>
-              <w:rPr>
-                <w:rFonts w:ascii="Times New Roman" w:hAnsi="Times New Roman" w:eastAsia="Times New Roman" w:cs="Times New Roman"/>
-                <w:i w:val="false"/>
-                <w:b w:val="false"/>
-                <w:u w:val="none"/>
-                <w:strike w:val="false"/>
-                <w:sz w:val="14"/>
-                <w:szCs w:val="14"/>
-                <w:color w:val="000000"/>
-              </w:rPr>
-            </w:pPr>
-            <w:r>
-              <w:rPr>
-                <w:rFonts w:ascii="Times New Roman" w:hAnsi="Times New Roman" w:eastAsia="Times New Roman" w:cs="Times New Roman"/>
-                <w:i w:val="false"/>
-                <w:b w:val="false"/>
-                <w:u w:val="none"/>
-                <w:strike w:val="false"/>
-                <w:sz w:val="14"/>
-                <w:szCs w:val="14"/>
-                <w:color w:val="000000"/>
-              </w:rPr>
-              <w:t xml:space="preserve">1.42 (1.21–1.66)</w:t>
+              <w:t xml:space="preserve">175</w:t>
+            </w:r>
+          </w:p>
+        </w:tc>
+        <w:tc>
+          <w:tcPr>
+            <w:tcBorders>
+              <w:bottom w:val="none" w:sz="0" w:space="0" w:color="000000"/>
+              <w:top w:val="none" w:sz="0" w:space="0" w:color="000000"/>
+              <w:left w:val="none" w:sz="0" w:space="0" w:color="000000"/>
+              <w:right w:val="none" w:sz="0" w:space="0" w:color="000000"/>
+            </w:tcBorders>
+            <w:shd w:val="clear" w:color="auto" w:fill="FFFFFF"/>
+            <w:tcMar>
+              <w:top w:w="0" w:type="dxa"/>
+              <w:bottom w:w="0" w:type="dxa"/>
+              <w:left w:w="0" w:type="dxa"/>
+              <w:right w:w="0" w:type="dxa"/>
+            </w:tcMar>
+            <w:vAlign w:val="center"/>
+          </w:tcPr>
+          <w:p>
+            <w:pPr>
+              <w:pStyle w:val="Normal"/>
+              <w:jc w:val="left"/>
+              <w:pBdr>
+                <w:bottom w:val="none" w:sz="0" w:space="0" w:color="000000"/>
+                <w:top w:val="none" w:sz="0" w:space="0" w:color="000000"/>
+                <w:left w:val="none" w:sz="0" w:space="0" w:color="000000"/>
+                <w:right w:val="none" w:sz="0" w:space="0" w:color="000000"/>
+              </w:pBdr>
+              <w:spacing w:after="100" w:before="100" w:line="240"/>
+              <w:ind w:left="100" w:right="100" w:firstLine="0" w:firstLineChars="0"/>
+              <w:rPr>
+                <w:rFonts w:ascii="Times New Roman" w:hAnsi="Times New Roman" w:eastAsia="Times New Roman" w:cs="Times New Roman"/>
+                <w:i w:val="false"/>
+                <w:b w:val="false"/>
+                <w:u w:val="none"/>
+                <w:strike w:val="false"/>
+                <w:sz w:val="14"/>
+                <w:szCs w:val="14"/>
+                <w:color w:val="000000"/>
+              </w:rPr>
+            </w:pPr>
+            <w:r>
+              <w:rPr>
+                <w:rFonts w:ascii="Times New Roman" w:hAnsi="Times New Roman" w:eastAsia="Times New Roman" w:cs="Times New Roman"/>
+                <w:i w:val="false"/>
+                <w:b w:val="false"/>
+                <w:u w:val="none"/>
+                <w:strike w:val="false"/>
+                <w:sz w:val="14"/>
+                <w:szCs w:val="14"/>
+                <w:color w:val="000000"/>
+              </w:rPr>
+              <w:t xml:space="preserve">1.43 (1.22–1.68)</w:t>
             </w:r>
           </w:p>
         </w:tc>
@@ -12891,7 +12891,7 @@
                 <w:szCs w:val="14"/>
                 <w:color w:val="000000"/>
               </w:rPr>
-              <w:t xml:space="preserve">44.0</w:t>
+              <w:t xml:space="preserve">43.8</w:t>
             </w:r>
           </w:p>
         </w:tc>
@@ -13501,62 +13501,62 @@
                 <w:szCs w:val="14"/>
                 <w:color w:val="000000"/>
               </w:rPr>
-              <w:t xml:space="preserve">104</w:t>
-            </w:r>
-          </w:p>
-        </w:tc>
-        <w:tc>
-          <w:tcPr>
-            <w:tcBorders>
-              <w:bottom w:val="none" w:sz="0" w:space="0" w:color="000000"/>
-              <w:top w:val="none" w:sz="0" w:space="0" w:color="000000"/>
-              <w:left w:val="none" w:sz="0" w:space="0" w:color="000000"/>
-              <w:right w:val="none" w:sz="0" w:space="0" w:color="000000"/>
-            </w:tcBorders>
-            <w:shd w:val="clear" w:color="auto" w:fill="FFFFFF"/>
-            <w:tcMar>
-              <w:top w:w="0" w:type="dxa"/>
-              <w:bottom w:w="0" w:type="dxa"/>
-              <w:left w:w="0" w:type="dxa"/>
-              <w:right w:w="0" w:type="dxa"/>
-            </w:tcMar>
-            <w:vAlign w:val="center"/>
-          </w:tcPr>
-          <w:p>
-            <w:pPr>
-              <w:pStyle w:val="Normal"/>
-              <w:jc w:val="left"/>
-              <w:pBdr>
-                <w:bottom w:val="none" w:sz="0" w:space="0" w:color="000000"/>
-                <w:top w:val="none" w:sz="0" w:space="0" w:color="000000"/>
-                <w:left w:val="none" w:sz="0" w:space="0" w:color="000000"/>
-                <w:right w:val="none" w:sz="0" w:space="0" w:color="000000"/>
-              </w:pBdr>
-              <w:spacing w:after="100" w:before="100" w:line="240"/>
-              <w:ind w:left="100" w:right="100" w:firstLine="0" w:firstLineChars="0"/>
-              <w:rPr>
-                <w:rFonts w:ascii="Times New Roman" w:hAnsi="Times New Roman" w:eastAsia="Times New Roman" w:cs="Times New Roman"/>
-                <w:i w:val="false"/>
-                <w:b w:val="false"/>
-                <w:u w:val="none"/>
-                <w:strike w:val="false"/>
-                <w:sz w:val="14"/>
-                <w:szCs w:val="14"/>
-                <w:color w:val="000000"/>
-              </w:rPr>
-            </w:pPr>
-            <w:r>
-              <w:rPr>
-                <w:rFonts w:ascii="Times New Roman" w:hAnsi="Times New Roman" w:eastAsia="Times New Roman" w:cs="Times New Roman"/>
-                <w:i w:val="false"/>
-                <w:b w:val="false"/>
-                <w:u w:val="none"/>
-                <w:strike w:val="false"/>
-                <w:sz w:val="14"/>
-                <w:szCs w:val="14"/>
-                <w:color w:val="000000"/>
-              </w:rPr>
-              <w:t xml:space="preserve">1.60 (1.32–1.94)</w:t>
+              <w:t xml:space="preserve">103</w:t>
+            </w:r>
+          </w:p>
+        </w:tc>
+        <w:tc>
+          <w:tcPr>
+            <w:tcBorders>
+              <w:bottom w:val="none" w:sz="0" w:space="0" w:color="000000"/>
+              <w:top w:val="none" w:sz="0" w:space="0" w:color="000000"/>
+              <w:left w:val="none" w:sz="0" w:space="0" w:color="000000"/>
+              <w:right w:val="none" w:sz="0" w:space="0" w:color="000000"/>
+            </w:tcBorders>
+            <w:shd w:val="clear" w:color="auto" w:fill="FFFFFF"/>
+            <w:tcMar>
+              <w:top w:w="0" w:type="dxa"/>
+              <w:bottom w:w="0" w:type="dxa"/>
+              <w:left w:w="0" w:type="dxa"/>
+              <w:right w:w="0" w:type="dxa"/>
+            </w:tcMar>
+            <w:vAlign w:val="center"/>
+          </w:tcPr>
+          <w:p>
+            <w:pPr>
+              <w:pStyle w:val="Normal"/>
+              <w:jc w:val="left"/>
+              <w:pBdr>
+                <w:bottom w:val="none" w:sz="0" w:space="0" w:color="000000"/>
+                <w:top w:val="none" w:sz="0" w:space="0" w:color="000000"/>
+                <w:left w:val="none" w:sz="0" w:space="0" w:color="000000"/>
+                <w:right w:val="none" w:sz="0" w:space="0" w:color="000000"/>
+              </w:pBdr>
+              <w:spacing w:after="100" w:before="100" w:line="240"/>
+              <w:ind w:left="100" w:right="100" w:firstLine="0" w:firstLineChars="0"/>
+              <w:rPr>
+                <w:rFonts w:ascii="Times New Roman" w:hAnsi="Times New Roman" w:eastAsia="Times New Roman" w:cs="Times New Roman"/>
+                <w:i w:val="false"/>
+                <w:b w:val="false"/>
+                <w:u w:val="none"/>
+                <w:strike w:val="false"/>
+                <w:sz w:val="14"/>
+                <w:szCs w:val="14"/>
+                <w:color w:val="000000"/>
+              </w:rPr>
+            </w:pPr>
+            <w:r>
+              <w:rPr>
+                <w:rFonts w:ascii="Times New Roman" w:hAnsi="Times New Roman" w:eastAsia="Times New Roman" w:cs="Times New Roman"/>
+                <w:i w:val="false"/>
+                <w:b w:val="false"/>
+                <w:u w:val="none"/>
+                <w:strike w:val="false"/>
+                <w:sz w:val="14"/>
+                <w:szCs w:val="14"/>
+                <w:color w:val="000000"/>
+              </w:rPr>
+              <w:t xml:space="preserve">1.62 (1.33–1.96)</w:t>
             </w:r>
           </w:p>
         </w:tc>
@@ -13666,7 +13666,7 @@
                 <w:szCs w:val="14"/>
                 <w:color w:val="000000"/>
               </w:rPr>
-              <w:t xml:space="preserve">44.0</w:t>
+              <w:t xml:space="preserve">43.8</w:t>
             </w:r>
           </w:p>
         </w:tc>
@@ -14221,7 +14221,7 @@
                 <w:szCs w:val="14"/>
                 <w:color w:val="000000"/>
               </w:rPr>
-              <w:t xml:space="preserve">204</w:t>
+              <w:t xml:space="preserve">205</w:t>
             </w:r>
           </w:p>
         </w:tc>
@@ -14386,62 +14386,62 @@
                 <w:szCs w:val="14"/>
                 <w:color w:val="000000"/>
               </w:rPr>
-              <w:t xml:space="preserve">0.148</w:t>
-            </w:r>
-          </w:p>
-        </w:tc>
-        <w:tc>
-          <w:tcPr>
-            <w:tcBorders>
-              <w:bottom w:val="none" w:sz="0" w:space="0" w:color="000000"/>
-              <w:top w:val="none" w:sz="0" w:space="0" w:color="000000"/>
-              <w:left w:val="none" w:sz="0" w:space="0" w:color="000000"/>
-              <w:right w:val="none" w:sz="0" w:space="0" w:color="000000"/>
-            </w:tcBorders>
-            <w:shd w:val="clear" w:color="auto" w:fill="FFFFFF"/>
-            <w:tcMar>
-              <w:top w:w="0" w:type="dxa"/>
-              <w:bottom w:w="0" w:type="dxa"/>
-              <w:left w:w="0" w:type="dxa"/>
-              <w:right w:w="0" w:type="dxa"/>
-            </w:tcMar>
-            <w:vAlign w:val="center"/>
-          </w:tcPr>
-          <w:p>
-            <w:pPr>
-              <w:pStyle w:val="Normal"/>
-              <w:jc w:val="left"/>
-              <w:pBdr>
-                <w:bottom w:val="none" w:sz="0" w:space="0" w:color="000000"/>
-                <w:top w:val="none" w:sz="0" w:space="0" w:color="000000"/>
-                <w:left w:val="none" w:sz="0" w:space="0" w:color="000000"/>
-                <w:right w:val="none" w:sz="0" w:space="0" w:color="000000"/>
-              </w:pBdr>
-              <w:spacing w:after="100" w:before="100" w:line="240"/>
-              <w:ind w:left="100" w:right="100" w:firstLine="0" w:firstLineChars="0"/>
-              <w:rPr>
-                <w:rFonts w:ascii="Times New Roman" w:hAnsi="Times New Roman" w:eastAsia="Times New Roman" w:cs="Times New Roman"/>
-                <w:i w:val="false"/>
-                <w:b w:val="false"/>
-                <w:u w:val="none"/>
-                <w:strike w:val="false"/>
-                <w:sz w:val="14"/>
-                <w:szCs w:val="14"/>
-                <w:color w:val="000000"/>
-              </w:rPr>
-            </w:pPr>
-            <w:r>
-              <w:rPr>
-                <w:rFonts w:ascii="Times New Roman" w:hAnsi="Times New Roman" w:eastAsia="Times New Roman" w:cs="Times New Roman"/>
-                <w:i w:val="false"/>
-                <w:b w:val="false"/>
-                <w:u w:val="none"/>
-                <w:strike w:val="false"/>
-                <w:sz w:val="14"/>
-                <w:szCs w:val="14"/>
-                <w:color w:val="000000"/>
-              </w:rPr>
-              <w:t xml:space="preserve">44.0</w:t>
+              <w:t xml:space="preserve">0.144</w:t>
+            </w:r>
+          </w:p>
+        </w:tc>
+        <w:tc>
+          <w:tcPr>
+            <w:tcBorders>
+              <w:bottom w:val="none" w:sz="0" w:space="0" w:color="000000"/>
+              <w:top w:val="none" w:sz="0" w:space="0" w:color="000000"/>
+              <w:left w:val="none" w:sz="0" w:space="0" w:color="000000"/>
+              <w:right w:val="none" w:sz="0" w:space="0" w:color="000000"/>
+            </w:tcBorders>
+            <w:shd w:val="clear" w:color="auto" w:fill="FFFFFF"/>
+            <w:tcMar>
+              <w:top w:w="0" w:type="dxa"/>
+              <w:bottom w:w="0" w:type="dxa"/>
+              <w:left w:w="0" w:type="dxa"/>
+              <w:right w:w="0" w:type="dxa"/>
+            </w:tcMar>
+            <w:vAlign w:val="center"/>
+          </w:tcPr>
+          <w:p>
+            <w:pPr>
+              <w:pStyle w:val="Normal"/>
+              <w:jc w:val="left"/>
+              <w:pBdr>
+                <w:bottom w:val="none" w:sz="0" w:space="0" w:color="000000"/>
+                <w:top w:val="none" w:sz="0" w:space="0" w:color="000000"/>
+                <w:left w:val="none" w:sz="0" w:space="0" w:color="000000"/>
+                <w:right w:val="none" w:sz="0" w:space="0" w:color="000000"/>
+              </w:pBdr>
+              <w:spacing w:after="100" w:before="100" w:line="240"/>
+              <w:ind w:left="100" w:right="100" w:firstLine="0" w:firstLineChars="0"/>
+              <w:rPr>
+                <w:rFonts w:ascii="Times New Roman" w:hAnsi="Times New Roman" w:eastAsia="Times New Roman" w:cs="Times New Roman"/>
+                <w:i w:val="false"/>
+                <w:b w:val="false"/>
+                <w:u w:val="none"/>
+                <w:strike w:val="false"/>
+                <w:sz w:val="14"/>
+                <w:szCs w:val="14"/>
+                <w:color w:val="000000"/>
+              </w:rPr>
+            </w:pPr>
+            <w:r>
+              <w:rPr>
+                <w:rFonts w:ascii="Times New Roman" w:hAnsi="Times New Roman" w:eastAsia="Times New Roman" w:cs="Times New Roman"/>
+                <w:i w:val="false"/>
+                <w:b w:val="false"/>
+                <w:u w:val="none"/>
+                <w:strike w:val="false"/>
+                <w:sz w:val="14"/>
+                <w:szCs w:val="14"/>
+                <w:color w:val="000000"/>
+              </w:rPr>
+              <w:t xml:space="preserve">43.8</w:t>
             </w:r>
           </w:p>
         </w:tc>
@@ -15051,172 +15051,172 @@
                 <w:szCs w:val="14"/>
                 <w:color w:val="000000"/>
               </w:rPr>
-              <w:t xml:space="preserve">178</w:t>
-            </w:r>
-          </w:p>
-        </w:tc>
-        <w:tc>
-          <w:tcPr>
-            <w:tcBorders>
-              <w:bottom w:val="none" w:sz="0" w:space="0" w:color="000000"/>
-              <w:top w:val="none" w:sz="0" w:space="0" w:color="000000"/>
-              <w:left w:val="none" w:sz="0" w:space="0" w:color="000000"/>
-              <w:right w:val="none" w:sz="0" w:space="0" w:color="000000"/>
-            </w:tcBorders>
-            <w:shd w:val="clear" w:color="auto" w:fill="FFFFFF"/>
-            <w:tcMar>
-              <w:top w:w="0" w:type="dxa"/>
-              <w:bottom w:w="0" w:type="dxa"/>
-              <w:left w:w="0" w:type="dxa"/>
-              <w:right w:w="0" w:type="dxa"/>
-            </w:tcMar>
-            <w:vAlign w:val="center"/>
-          </w:tcPr>
-          <w:p>
-            <w:pPr>
-              <w:pStyle w:val="Normal"/>
-              <w:jc w:val="left"/>
-              <w:pBdr>
-                <w:bottom w:val="none" w:sz="0" w:space="0" w:color="000000"/>
-                <w:top w:val="none" w:sz="0" w:space="0" w:color="000000"/>
-                <w:left w:val="none" w:sz="0" w:space="0" w:color="000000"/>
-                <w:right w:val="none" w:sz="0" w:space="0" w:color="000000"/>
-              </w:pBdr>
-              <w:spacing w:after="100" w:before="100" w:line="240"/>
-              <w:ind w:left="100" w:right="100" w:firstLine="0" w:firstLineChars="0"/>
-              <w:rPr>
-                <w:rFonts w:ascii="Times New Roman" w:hAnsi="Times New Roman" w:eastAsia="Times New Roman" w:cs="Times New Roman"/>
-                <w:i w:val="false"/>
-                <w:b w:val="false"/>
-                <w:u w:val="none"/>
-                <w:strike w:val="false"/>
-                <w:sz w:val="14"/>
-                <w:szCs w:val="14"/>
-                <w:color w:val="000000"/>
-              </w:rPr>
-            </w:pPr>
-            <w:r>
-              <w:rPr>
-                <w:rFonts w:ascii="Times New Roman" w:hAnsi="Times New Roman" w:eastAsia="Times New Roman" w:cs="Times New Roman"/>
-                <w:i w:val="false"/>
-                <w:b w:val="false"/>
-                <w:u w:val="none"/>
-                <w:strike w:val="false"/>
-                <w:sz w:val="14"/>
-                <w:szCs w:val="14"/>
-                <w:color w:val="000000"/>
-              </w:rPr>
-              <w:t xml:space="preserve">1.49 (1.10–2.00)</w:t>
-            </w:r>
-          </w:p>
-        </w:tc>
-        <w:tc>
-          <w:tcPr>
-            <w:tcBorders>
-              <w:bottom w:val="none" w:sz="0" w:space="0" w:color="000000"/>
-              <w:top w:val="none" w:sz="0" w:space="0" w:color="000000"/>
-              <w:left w:val="none" w:sz="0" w:space="0" w:color="000000"/>
-              <w:right w:val="none" w:sz="0" w:space="0" w:color="000000"/>
-            </w:tcBorders>
-            <w:shd w:val="clear" w:color="auto" w:fill="FFFFFF"/>
-            <w:tcMar>
-              <w:top w:w="0" w:type="dxa"/>
-              <w:bottom w:w="0" w:type="dxa"/>
-              <w:left w:w="0" w:type="dxa"/>
-              <w:right w:w="0" w:type="dxa"/>
-            </w:tcMar>
-            <w:vAlign w:val="center"/>
-          </w:tcPr>
-          <w:p>
-            <w:pPr>
-              <w:pStyle w:val="Normal"/>
-              <w:jc w:val="left"/>
-              <w:pBdr>
-                <w:bottom w:val="none" w:sz="0" w:space="0" w:color="000000"/>
-                <w:top w:val="none" w:sz="0" w:space="0" w:color="000000"/>
-                <w:left w:val="none" w:sz="0" w:space="0" w:color="000000"/>
-                <w:right w:val="none" w:sz="0" w:space="0" w:color="000000"/>
-              </w:pBdr>
-              <w:spacing w:after="100" w:before="100" w:line="240"/>
-              <w:ind w:left="100" w:right="100" w:firstLine="0" w:firstLineChars="0"/>
-              <w:rPr>
-                <w:rFonts w:ascii="Times New Roman" w:hAnsi="Times New Roman" w:eastAsia="Times New Roman" w:cs="Times New Roman"/>
-                <w:i w:val="false"/>
-                <w:b w:val="false"/>
-                <w:u w:val="none"/>
-                <w:strike w:val="false"/>
-                <w:sz w:val="14"/>
-                <w:szCs w:val="14"/>
-                <w:color w:val="000000"/>
-              </w:rPr>
-            </w:pPr>
-            <w:r>
-              <w:rPr>
-                <w:rFonts w:ascii="Times New Roman" w:hAnsi="Times New Roman" w:eastAsia="Times New Roman" w:cs="Times New Roman"/>
-                <w:i w:val="false"/>
-                <w:b w:val="false"/>
-                <w:u w:val="none"/>
-                <w:strike w:val="false"/>
-                <w:sz w:val="14"/>
-                <w:szCs w:val="14"/>
-                <w:color w:val="000000"/>
-              </w:rPr>
-              <w:t xml:space="preserve">0.009</w:t>
-            </w:r>
-          </w:p>
-        </w:tc>
-        <w:tc>
-          <w:tcPr>
-            <w:tcBorders>
-              <w:bottom w:val="none" w:sz="0" w:space="0" w:color="000000"/>
-              <w:top w:val="none" w:sz="0" w:space="0" w:color="000000"/>
-              <w:left w:val="none" w:sz="0" w:space="0" w:color="000000"/>
-              <w:right w:val="none" w:sz="0" w:space="0" w:color="000000"/>
-            </w:tcBorders>
-            <w:shd w:val="clear" w:color="auto" w:fill="FFFFFF"/>
-            <w:tcMar>
-              <w:top w:w="0" w:type="dxa"/>
-              <w:bottom w:w="0" w:type="dxa"/>
-              <w:left w:w="0" w:type="dxa"/>
-              <w:right w:w="0" w:type="dxa"/>
-            </w:tcMar>
-            <w:vAlign w:val="center"/>
-          </w:tcPr>
-          <w:p>
-            <w:pPr>
-              <w:pStyle w:val="Normal"/>
-              <w:jc w:val="left"/>
-              <w:pBdr>
-                <w:bottom w:val="none" w:sz="0" w:space="0" w:color="000000"/>
-                <w:top w:val="none" w:sz="0" w:space="0" w:color="000000"/>
-                <w:left w:val="none" w:sz="0" w:space="0" w:color="000000"/>
-                <w:right w:val="none" w:sz="0" w:space="0" w:color="000000"/>
-              </w:pBdr>
-              <w:spacing w:after="100" w:before="100" w:line="240"/>
-              <w:ind w:left="100" w:right="100" w:firstLine="0" w:firstLineChars="0"/>
-              <w:rPr>
-                <w:rFonts w:ascii="Times New Roman" w:hAnsi="Times New Roman" w:eastAsia="Times New Roman" w:cs="Times New Roman"/>
-                <w:i w:val="false"/>
-                <w:b w:val="false"/>
-                <w:u w:val="none"/>
-                <w:strike w:val="false"/>
-                <w:sz w:val="14"/>
-                <w:szCs w:val="14"/>
-                <w:color w:val="000000"/>
-              </w:rPr>
-            </w:pPr>
-            <w:r>
-              <w:rPr>
-                <w:rFonts w:ascii="Times New Roman" w:hAnsi="Times New Roman" w:eastAsia="Times New Roman" w:cs="Times New Roman"/>
-                <w:i w:val="false"/>
-                <w:b w:val="false"/>
-                <w:u w:val="none"/>
-                <w:strike w:val="false"/>
-                <w:sz w:val="14"/>
-                <w:szCs w:val="14"/>
-                <w:color w:val="000000"/>
-              </w:rPr>
-              <w:t xml:space="preserve">178.0</w:t>
+              <w:t xml:space="preserve">177</w:t>
+            </w:r>
+          </w:p>
+        </w:tc>
+        <w:tc>
+          <w:tcPr>
+            <w:tcBorders>
+              <w:bottom w:val="none" w:sz="0" w:space="0" w:color="000000"/>
+              <w:top w:val="none" w:sz="0" w:space="0" w:color="000000"/>
+              <w:left w:val="none" w:sz="0" w:space="0" w:color="000000"/>
+              <w:right w:val="none" w:sz="0" w:space="0" w:color="000000"/>
+            </w:tcBorders>
+            <w:shd w:val="clear" w:color="auto" w:fill="FFFFFF"/>
+            <w:tcMar>
+              <w:top w:w="0" w:type="dxa"/>
+              <w:bottom w:w="0" w:type="dxa"/>
+              <w:left w:w="0" w:type="dxa"/>
+              <w:right w:w="0" w:type="dxa"/>
+            </w:tcMar>
+            <w:vAlign w:val="center"/>
+          </w:tcPr>
+          <w:p>
+            <w:pPr>
+              <w:pStyle w:val="Normal"/>
+              <w:jc w:val="left"/>
+              <w:pBdr>
+                <w:bottom w:val="none" w:sz="0" w:space="0" w:color="000000"/>
+                <w:top w:val="none" w:sz="0" w:space="0" w:color="000000"/>
+                <w:left w:val="none" w:sz="0" w:space="0" w:color="000000"/>
+                <w:right w:val="none" w:sz="0" w:space="0" w:color="000000"/>
+              </w:pBdr>
+              <w:spacing w:after="100" w:before="100" w:line="240"/>
+              <w:ind w:left="100" w:right="100" w:firstLine="0" w:firstLineChars="0"/>
+              <w:rPr>
+                <w:rFonts w:ascii="Times New Roman" w:hAnsi="Times New Roman" w:eastAsia="Times New Roman" w:cs="Times New Roman"/>
+                <w:i w:val="false"/>
+                <w:b w:val="false"/>
+                <w:u w:val="none"/>
+                <w:strike w:val="false"/>
+                <w:sz w:val="14"/>
+                <w:szCs w:val="14"/>
+                <w:color w:val="000000"/>
+              </w:rPr>
+            </w:pPr>
+            <w:r>
+              <w:rPr>
+                <w:rFonts w:ascii="Times New Roman" w:hAnsi="Times New Roman" w:eastAsia="Times New Roman" w:cs="Times New Roman"/>
+                <w:i w:val="false"/>
+                <w:b w:val="false"/>
+                <w:u w:val="none"/>
+                <w:strike w:val="false"/>
+                <w:sz w:val="14"/>
+                <w:szCs w:val="14"/>
+                <w:color w:val="000000"/>
+              </w:rPr>
+              <w:t xml:space="preserve">1.52 (1.12–2.05)</w:t>
+            </w:r>
+          </w:p>
+        </w:tc>
+        <w:tc>
+          <w:tcPr>
+            <w:tcBorders>
+              <w:bottom w:val="none" w:sz="0" w:space="0" w:color="000000"/>
+              <w:top w:val="none" w:sz="0" w:space="0" w:color="000000"/>
+              <w:left w:val="none" w:sz="0" w:space="0" w:color="000000"/>
+              <w:right w:val="none" w:sz="0" w:space="0" w:color="000000"/>
+            </w:tcBorders>
+            <w:shd w:val="clear" w:color="auto" w:fill="FFFFFF"/>
+            <w:tcMar>
+              <w:top w:w="0" w:type="dxa"/>
+              <w:bottom w:w="0" w:type="dxa"/>
+              <w:left w:w="0" w:type="dxa"/>
+              <w:right w:w="0" w:type="dxa"/>
+            </w:tcMar>
+            <w:vAlign w:val="center"/>
+          </w:tcPr>
+          <w:p>
+            <w:pPr>
+              <w:pStyle w:val="Normal"/>
+              <w:jc w:val="left"/>
+              <w:pBdr>
+                <w:bottom w:val="none" w:sz="0" w:space="0" w:color="000000"/>
+                <w:top w:val="none" w:sz="0" w:space="0" w:color="000000"/>
+                <w:left w:val="none" w:sz="0" w:space="0" w:color="000000"/>
+                <w:right w:val="none" w:sz="0" w:space="0" w:color="000000"/>
+              </w:pBdr>
+              <w:spacing w:after="100" w:before="100" w:line="240"/>
+              <w:ind w:left="100" w:right="100" w:firstLine="0" w:firstLineChars="0"/>
+              <w:rPr>
+                <w:rFonts w:ascii="Times New Roman" w:hAnsi="Times New Roman" w:eastAsia="Times New Roman" w:cs="Times New Roman"/>
+                <w:i w:val="false"/>
+                <w:b w:val="false"/>
+                <w:u w:val="none"/>
+                <w:strike w:val="false"/>
+                <w:sz w:val="14"/>
+                <w:szCs w:val="14"/>
+                <w:color w:val="000000"/>
+              </w:rPr>
+            </w:pPr>
+            <w:r>
+              <w:rPr>
+                <w:rFonts w:ascii="Times New Roman" w:hAnsi="Times New Roman" w:eastAsia="Times New Roman" w:cs="Times New Roman"/>
+                <w:i w:val="false"/>
+                <w:b w:val="false"/>
+                <w:u w:val="none"/>
+                <w:strike w:val="false"/>
+                <w:sz w:val="14"/>
+                <w:szCs w:val="14"/>
+                <w:color w:val="000000"/>
+              </w:rPr>
+              <w:t xml:space="preserve">0.006</w:t>
+            </w:r>
+          </w:p>
+        </w:tc>
+        <w:tc>
+          <w:tcPr>
+            <w:tcBorders>
+              <w:bottom w:val="none" w:sz="0" w:space="0" w:color="000000"/>
+              <w:top w:val="none" w:sz="0" w:space="0" w:color="000000"/>
+              <w:left w:val="none" w:sz="0" w:space="0" w:color="000000"/>
+              <w:right w:val="none" w:sz="0" w:space="0" w:color="000000"/>
+            </w:tcBorders>
+            <w:shd w:val="clear" w:color="auto" w:fill="FFFFFF"/>
+            <w:tcMar>
+              <w:top w:w="0" w:type="dxa"/>
+              <w:bottom w:w="0" w:type="dxa"/>
+              <w:left w:w="0" w:type="dxa"/>
+              <w:right w:w="0" w:type="dxa"/>
+            </w:tcMar>
+            <w:vAlign w:val="center"/>
+          </w:tcPr>
+          <w:p>
+            <w:pPr>
+              <w:pStyle w:val="Normal"/>
+              <w:jc w:val="left"/>
+              <w:pBdr>
+                <w:bottom w:val="none" w:sz="0" w:space="0" w:color="000000"/>
+                <w:top w:val="none" w:sz="0" w:space="0" w:color="000000"/>
+                <w:left w:val="none" w:sz="0" w:space="0" w:color="000000"/>
+                <w:right w:val="none" w:sz="0" w:space="0" w:color="000000"/>
+              </w:pBdr>
+              <w:spacing w:after="100" w:before="100" w:line="240"/>
+              <w:ind w:left="100" w:right="100" w:firstLine="0" w:firstLineChars="0"/>
+              <w:rPr>
+                <w:rFonts w:ascii="Times New Roman" w:hAnsi="Times New Roman" w:eastAsia="Times New Roman" w:cs="Times New Roman"/>
+                <w:i w:val="false"/>
+                <w:b w:val="false"/>
+                <w:u w:val="none"/>
+                <w:strike w:val="false"/>
+                <w:sz w:val="14"/>
+                <w:szCs w:val="14"/>
+                <w:color w:val="000000"/>
+              </w:rPr>
+            </w:pPr>
+            <w:r>
+              <w:rPr>
+                <w:rFonts w:ascii="Times New Roman" w:hAnsi="Times New Roman" w:eastAsia="Times New Roman" w:cs="Times New Roman"/>
+                <w:i w:val="false"/>
+                <w:b w:val="false"/>
+                <w:u w:val="none"/>
+                <w:strike w:val="false"/>
+                <w:sz w:val="14"/>
+                <w:szCs w:val="14"/>
+                <w:color w:val="000000"/>
+              </w:rPr>
+              <w:t xml:space="preserve">177.0</w:t>
             </w:r>
           </w:p>
         </w:tc>
@@ -15326,172 +15326,172 @@
                 <w:szCs w:val="14"/>
                 <w:color w:val="000000"/>
               </w:rPr>
-              <w:t xml:space="preserve">0.204</w:t>
-            </w:r>
-          </w:p>
-        </w:tc>
-        <w:tc>
-          <w:tcPr>
-            <w:tcBorders>
-              <w:bottom w:val="none" w:sz="0" w:space="0" w:color="000000"/>
-              <w:top w:val="none" w:sz="0" w:space="0" w:color="000000"/>
-              <w:left w:val="none" w:sz="0" w:space="0" w:color="000000"/>
-              <w:right w:val="none" w:sz="0" w:space="0" w:color="000000"/>
-            </w:tcBorders>
-            <w:shd w:val="clear" w:color="auto" w:fill="FFFFFF"/>
-            <w:tcMar>
-              <w:top w:w="0" w:type="dxa"/>
-              <w:bottom w:w="0" w:type="dxa"/>
-              <w:left w:w="0" w:type="dxa"/>
-              <w:right w:w="0" w:type="dxa"/>
-            </w:tcMar>
-            <w:vAlign w:val="center"/>
-          </w:tcPr>
-          <w:p>
-            <w:pPr>
-              <w:pStyle w:val="Normal"/>
-              <w:jc w:val="left"/>
-              <w:pBdr>
-                <w:bottom w:val="none" w:sz="0" w:space="0" w:color="000000"/>
-                <w:top w:val="none" w:sz="0" w:space="0" w:color="000000"/>
-                <w:left w:val="none" w:sz="0" w:space="0" w:color="000000"/>
-                <w:right w:val="none" w:sz="0" w:space="0" w:color="000000"/>
-              </w:pBdr>
-              <w:spacing w:after="100" w:before="100" w:line="240"/>
-              <w:ind w:left="100" w:right="100" w:firstLine="0" w:firstLineChars="0"/>
-              <w:rPr>
-                <w:rFonts w:ascii="Times New Roman" w:hAnsi="Times New Roman" w:eastAsia="Times New Roman" w:cs="Times New Roman"/>
-                <w:i w:val="false"/>
-                <w:b w:val="false"/>
-                <w:u w:val="none"/>
-                <w:strike w:val="false"/>
-                <w:sz w:val="14"/>
-                <w:szCs w:val="14"/>
-                <w:color w:val="000000"/>
-              </w:rPr>
-            </w:pPr>
-            <w:r>
-              <w:rPr>
-                <w:rFonts w:ascii="Times New Roman" w:hAnsi="Times New Roman" w:eastAsia="Times New Roman" w:cs="Times New Roman"/>
-                <w:i w:val="false"/>
-                <w:b w:val="false"/>
-                <w:u w:val="none"/>
-                <w:strike w:val="false"/>
-                <w:sz w:val="14"/>
-                <w:szCs w:val="14"/>
-                <w:color w:val="000000"/>
-              </w:rPr>
-              <w:t xml:space="preserve">0.009</w:t>
-            </w:r>
-          </w:p>
-        </w:tc>
-        <w:tc>
-          <w:tcPr>
-            <w:tcBorders>
-              <w:bottom w:val="none" w:sz="0" w:space="0" w:color="000000"/>
-              <w:top w:val="none" w:sz="0" w:space="0" w:color="000000"/>
-              <w:left w:val="none" w:sz="0" w:space="0" w:color="000000"/>
-              <w:right w:val="none" w:sz="0" w:space="0" w:color="000000"/>
-            </w:tcBorders>
-            <w:shd w:val="clear" w:color="auto" w:fill="FFFFFF"/>
-            <w:tcMar>
-              <w:top w:w="0" w:type="dxa"/>
-              <w:bottom w:w="0" w:type="dxa"/>
-              <w:left w:w="0" w:type="dxa"/>
-              <w:right w:w="0" w:type="dxa"/>
-            </w:tcMar>
-            <w:vAlign w:val="center"/>
-          </w:tcPr>
-          <w:p>
-            <w:pPr>
-              <w:pStyle w:val="Normal"/>
-              <w:jc w:val="left"/>
-              <w:pBdr>
-                <w:bottom w:val="none" w:sz="0" w:space="0" w:color="000000"/>
-                <w:top w:val="none" w:sz="0" w:space="0" w:color="000000"/>
-                <w:left w:val="none" w:sz="0" w:space="0" w:color="000000"/>
-                <w:right w:val="none" w:sz="0" w:space="0" w:color="000000"/>
-              </w:pBdr>
-              <w:spacing w:after="100" w:before="100" w:line="240"/>
-              <w:ind w:left="100" w:right="100" w:firstLine="0" w:firstLineChars="0"/>
-              <w:rPr>
-                <w:rFonts w:ascii="Times New Roman" w:hAnsi="Times New Roman" w:eastAsia="Times New Roman" w:cs="Times New Roman"/>
-                <w:i w:val="false"/>
-                <w:b w:val="false"/>
-                <w:u w:val="none"/>
-                <w:strike w:val="false"/>
-                <w:sz w:val="14"/>
-                <w:szCs w:val="14"/>
-                <w:color w:val="000000"/>
-              </w:rPr>
-            </w:pPr>
-            <w:r>
-              <w:rPr>
-                <w:rFonts w:ascii="Times New Roman" w:hAnsi="Times New Roman" w:eastAsia="Times New Roman" w:cs="Times New Roman"/>
-                <w:i w:val="false"/>
-                <w:b w:val="false"/>
-                <w:u w:val="none"/>
-                <w:strike w:val="false"/>
-                <w:sz w:val="14"/>
-                <w:szCs w:val="14"/>
-                <w:color w:val="000000"/>
-              </w:rPr>
-              <w:t xml:space="preserve">-6.37 (-10.63, -2.11)</w:t>
-            </w:r>
-          </w:p>
-        </w:tc>
-        <w:tc>
-          <w:tcPr>
-            <w:tcBorders>
-              <w:bottom w:val="none" w:sz="0" w:space="0" w:color="000000"/>
-              <w:top w:val="none" w:sz="0" w:space="0" w:color="000000"/>
-              <w:left w:val="none" w:sz="0" w:space="0" w:color="000000"/>
-              <w:right w:val="none" w:sz="0" w:space="0" w:color="000000"/>
-            </w:tcBorders>
-            <w:shd w:val="clear" w:color="auto" w:fill="FFFFFF"/>
-            <w:tcMar>
-              <w:top w:w="0" w:type="dxa"/>
-              <w:bottom w:w="0" w:type="dxa"/>
-              <w:left w:w="0" w:type="dxa"/>
-              <w:right w:w="0" w:type="dxa"/>
-            </w:tcMar>
-            <w:vAlign w:val="center"/>
-          </w:tcPr>
-          <w:p>
-            <w:pPr>
-              <w:pStyle w:val="Normal"/>
-              <w:jc w:val="left"/>
-              <w:pBdr>
-                <w:bottom w:val="none" w:sz="0" w:space="0" w:color="000000"/>
-                <w:top w:val="none" w:sz="0" w:space="0" w:color="000000"/>
-                <w:left w:val="none" w:sz="0" w:space="0" w:color="000000"/>
-                <w:right w:val="none" w:sz="0" w:space="0" w:color="000000"/>
-              </w:pBdr>
-              <w:spacing w:after="100" w:before="100" w:line="240"/>
-              <w:ind w:left="100" w:right="100" w:firstLine="0" w:firstLineChars="0"/>
-              <w:rPr>
-                <w:rFonts w:ascii="Times New Roman" w:hAnsi="Times New Roman" w:eastAsia="Times New Roman" w:cs="Times New Roman"/>
-                <w:i w:val="false"/>
-                <w:b w:val="false"/>
-                <w:u w:val="none"/>
-                <w:strike w:val="false"/>
-                <w:sz w:val="14"/>
-                <w:szCs w:val="14"/>
-                <w:color w:val="000000"/>
-              </w:rPr>
-            </w:pPr>
-            <w:r>
-              <w:rPr>
-                <w:rFonts w:ascii="Times New Roman" w:hAnsi="Times New Roman" w:eastAsia="Times New Roman" w:cs="Times New Roman"/>
-                <w:i w:val="false"/>
-                <w:b w:val="false"/>
-                <w:u w:val="none"/>
-                <w:strike w:val="false"/>
-                <w:sz w:val="14"/>
-                <w:szCs w:val="14"/>
-                <w:color w:val="000000"/>
-              </w:rPr>
-              <w:t xml:space="preserve">0.003</w:t>
+              <w:t xml:space="preserve">0.203</w:t>
+            </w:r>
+          </w:p>
+        </w:tc>
+        <w:tc>
+          <w:tcPr>
+            <w:tcBorders>
+              <w:bottom w:val="none" w:sz="0" w:space="0" w:color="000000"/>
+              <w:top w:val="none" w:sz="0" w:space="0" w:color="000000"/>
+              <w:left w:val="none" w:sz="0" w:space="0" w:color="000000"/>
+              <w:right w:val="none" w:sz="0" w:space="0" w:color="000000"/>
+            </w:tcBorders>
+            <w:shd w:val="clear" w:color="auto" w:fill="FFFFFF"/>
+            <w:tcMar>
+              <w:top w:w="0" w:type="dxa"/>
+              <w:bottom w:w="0" w:type="dxa"/>
+              <w:left w:w="0" w:type="dxa"/>
+              <w:right w:w="0" w:type="dxa"/>
+            </w:tcMar>
+            <w:vAlign w:val="center"/>
+          </w:tcPr>
+          <w:p>
+            <w:pPr>
+              <w:pStyle w:val="Normal"/>
+              <w:jc w:val="left"/>
+              <w:pBdr>
+                <w:bottom w:val="none" w:sz="0" w:space="0" w:color="000000"/>
+                <w:top w:val="none" w:sz="0" w:space="0" w:color="000000"/>
+                <w:left w:val="none" w:sz="0" w:space="0" w:color="000000"/>
+                <w:right w:val="none" w:sz="0" w:space="0" w:color="000000"/>
+              </w:pBdr>
+              <w:spacing w:after="100" w:before="100" w:line="240"/>
+              <w:ind w:left="100" w:right="100" w:firstLine="0" w:firstLineChars="0"/>
+              <w:rPr>
+                <w:rFonts w:ascii="Times New Roman" w:hAnsi="Times New Roman" w:eastAsia="Times New Roman" w:cs="Times New Roman"/>
+                <w:i w:val="false"/>
+                <w:b w:val="false"/>
+                <w:u w:val="none"/>
+                <w:strike w:val="false"/>
+                <w:sz w:val="14"/>
+                <w:szCs w:val="14"/>
+                <w:color w:val="000000"/>
+              </w:rPr>
+            </w:pPr>
+            <w:r>
+              <w:rPr>
+                <w:rFonts w:ascii="Times New Roman" w:hAnsi="Times New Roman" w:eastAsia="Times New Roman" w:cs="Times New Roman"/>
+                <w:i w:val="false"/>
+                <w:b w:val="false"/>
+                <w:u w:val="none"/>
+                <w:strike w:val="false"/>
+                <w:sz w:val="14"/>
+                <w:szCs w:val="14"/>
+                <w:color w:val="000000"/>
+              </w:rPr>
+              <w:t xml:space="preserve">0.006</w:t>
+            </w:r>
+          </w:p>
+        </w:tc>
+        <w:tc>
+          <w:tcPr>
+            <w:tcBorders>
+              <w:bottom w:val="none" w:sz="0" w:space="0" w:color="000000"/>
+              <w:top w:val="none" w:sz="0" w:space="0" w:color="000000"/>
+              <w:left w:val="none" w:sz="0" w:space="0" w:color="000000"/>
+              <w:right w:val="none" w:sz="0" w:space="0" w:color="000000"/>
+            </w:tcBorders>
+            <w:shd w:val="clear" w:color="auto" w:fill="FFFFFF"/>
+            <w:tcMar>
+              <w:top w:w="0" w:type="dxa"/>
+              <w:bottom w:w="0" w:type="dxa"/>
+              <w:left w:w="0" w:type="dxa"/>
+              <w:right w:w="0" w:type="dxa"/>
+            </w:tcMar>
+            <w:vAlign w:val="center"/>
+          </w:tcPr>
+          <w:p>
+            <w:pPr>
+              <w:pStyle w:val="Normal"/>
+              <w:jc w:val="left"/>
+              <w:pBdr>
+                <w:bottom w:val="none" w:sz="0" w:space="0" w:color="000000"/>
+                <w:top w:val="none" w:sz="0" w:space="0" w:color="000000"/>
+                <w:left w:val="none" w:sz="0" w:space="0" w:color="000000"/>
+                <w:right w:val="none" w:sz="0" w:space="0" w:color="000000"/>
+              </w:pBdr>
+              <w:spacing w:after="100" w:before="100" w:line="240"/>
+              <w:ind w:left="100" w:right="100" w:firstLine="0" w:firstLineChars="0"/>
+              <w:rPr>
+                <w:rFonts w:ascii="Times New Roman" w:hAnsi="Times New Roman" w:eastAsia="Times New Roman" w:cs="Times New Roman"/>
+                <w:i w:val="false"/>
+                <w:b w:val="false"/>
+                <w:u w:val="none"/>
+                <w:strike w:val="false"/>
+                <w:sz w:val="14"/>
+                <w:szCs w:val="14"/>
+                <w:color w:val="000000"/>
+              </w:rPr>
+            </w:pPr>
+            <w:r>
+              <w:rPr>
+                <w:rFonts w:ascii="Times New Roman" w:hAnsi="Times New Roman" w:eastAsia="Times New Roman" w:cs="Times New Roman"/>
+                <w:i w:val="false"/>
+                <w:b w:val="false"/>
+                <w:u w:val="none"/>
+                <w:strike w:val="false"/>
+                <w:sz w:val="14"/>
+                <w:szCs w:val="14"/>
+                <w:color w:val="000000"/>
+              </w:rPr>
+              <w:t xml:space="preserve">-6.65 (-10.90, -2.40)</w:t>
+            </w:r>
+          </w:p>
+        </w:tc>
+        <w:tc>
+          <w:tcPr>
+            <w:tcBorders>
+              <w:bottom w:val="none" w:sz="0" w:space="0" w:color="000000"/>
+              <w:top w:val="none" w:sz="0" w:space="0" w:color="000000"/>
+              <w:left w:val="none" w:sz="0" w:space="0" w:color="000000"/>
+              <w:right w:val="none" w:sz="0" w:space="0" w:color="000000"/>
+            </w:tcBorders>
+            <w:shd w:val="clear" w:color="auto" w:fill="FFFFFF"/>
+            <w:tcMar>
+              <w:top w:w="0" w:type="dxa"/>
+              <w:bottom w:w="0" w:type="dxa"/>
+              <w:left w:w="0" w:type="dxa"/>
+              <w:right w:w="0" w:type="dxa"/>
+            </w:tcMar>
+            <w:vAlign w:val="center"/>
+          </w:tcPr>
+          <w:p>
+            <w:pPr>
+              <w:pStyle w:val="Normal"/>
+              <w:jc w:val="left"/>
+              <w:pBdr>
+                <w:bottom w:val="none" w:sz="0" w:space="0" w:color="000000"/>
+                <w:top w:val="none" w:sz="0" w:space="0" w:color="000000"/>
+                <w:left w:val="none" w:sz="0" w:space="0" w:color="000000"/>
+                <w:right w:val="none" w:sz="0" w:space="0" w:color="000000"/>
+              </w:pBdr>
+              <w:spacing w:after="100" w:before="100" w:line="240"/>
+              <w:ind w:left="100" w:right="100" w:firstLine="0" w:firstLineChars="0"/>
+              <w:rPr>
+                <w:rFonts w:ascii="Times New Roman" w:hAnsi="Times New Roman" w:eastAsia="Times New Roman" w:cs="Times New Roman"/>
+                <w:i w:val="false"/>
+                <w:b w:val="false"/>
+                <w:u w:val="none"/>
+                <w:strike w:val="false"/>
+                <w:sz w:val="14"/>
+                <w:szCs w:val="14"/>
+                <w:color w:val="000000"/>
+              </w:rPr>
+            </w:pPr>
+            <w:r>
+              <w:rPr>
+                <w:rFonts w:ascii="Times New Roman" w:hAnsi="Times New Roman" w:eastAsia="Times New Roman" w:cs="Times New Roman"/>
+                <w:i w:val="false"/>
+                <w:b w:val="false"/>
+                <w:u w:val="none"/>
+                <w:strike w:val="false"/>
+                <w:sz w:val="14"/>
+                <w:szCs w:val="14"/>
+                <w:color w:val="000000"/>
+              </w:rPr>
+              <w:t xml:space="preserve">0.002</w:t>
             </w:r>
           </w:p>
         </w:tc>
@@ -15826,62 +15826,62 @@
                 <w:szCs w:val="14"/>
                 <w:color w:val="000000"/>
               </w:rPr>
-              <w:t xml:space="preserve">178</w:t>
-            </w:r>
-          </w:p>
-        </w:tc>
-        <w:tc>
-          <w:tcPr>
-            <w:tcBorders>
-              <w:bottom w:val="none" w:sz="0" w:space="0" w:color="000000"/>
-              <w:top w:val="none" w:sz="0" w:space="0" w:color="000000"/>
-              <w:left w:val="none" w:sz="0" w:space="0" w:color="000000"/>
-              <w:right w:val="none" w:sz="0" w:space="0" w:color="000000"/>
-            </w:tcBorders>
-            <w:shd w:val="clear" w:color="auto" w:fill="FFFFFF"/>
-            <w:tcMar>
-              <w:top w:w="0" w:type="dxa"/>
-              <w:bottom w:w="0" w:type="dxa"/>
-              <w:left w:w="0" w:type="dxa"/>
-              <w:right w:w="0" w:type="dxa"/>
-            </w:tcMar>
-            <w:vAlign w:val="center"/>
-          </w:tcPr>
-          <w:p>
-            <w:pPr>
-              <w:pStyle w:val="Normal"/>
-              <w:jc w:val="left"/>
-              <w:pBdr>
-                <w:bottom w:val="none" w:sz="0" w:space="0" w:color="000000"/>
-                <w:top w:val="none" w:sz="0" w:space="0" w:color="000000"/>
-                <w:left w:val="none" w:sz="0" w:space="0" w:color="000000"/>
-                <w:right w:val="none" w:sz="0" w:space="0" w:color="000000"/>
-              </w:pBdr>
-              <w:spacing w:after="100" w:before="100" w:line="240"/>
-              <w:ind w:left="100" w:right="100" w:firstLine="0" w:firstLineChars="0"/>
-              <w:rPr>
-                <w:rFonts w:ascii="Times New Roman" w:hAnsi="Times New Roman" w:eastAsia="Times New Roman" w:cs="Times New Roman"/>
-                <w:i w:val="false"/>
-                <w:b w:val="false"/>
-                <w:u w:val="none"/>
-                <w:strike w:val="false"/>
-                <w:sz w:val="14"/>
-                <w:szCs w:val="14"/>
-                <w:color w:val="000000"/>
-              </w:rPr>
-            </w:pPr>
-            <w:r>
-              <w:rPr>
-                <w:rFonts w:ascii="Times New Roman" w:hAnsi="Times New Roman" w:eastAsia="Times New Roman" w:cs="Times New Roman"/>
-                <w:i w:val="false"/>
-                <w:b w:val="false"/>
-                <w:u w:val="none"/>
-                <w:strike w:val="false"/>
-                <w:sz w:val="14"/>
-                <w:szCs w:val="14"/>
-                <w:color w:val="000000"/>
-              </w:rPr>
-              <w:t xml:space="preserve">1.41 (1.21–1.64)</w:t>
+              <w:t xml:space="preserve">177</w:t>
+            </w:r>
+          </w:p>
+        </w:tc>
+        <w:tc>
+          <w:tcPr>
+            <w:tcBorders>
+              <w:bottom w:val="none" w:sz="0" w:space="0" w:color="000000"/>
+              <w:top w:val="none" w:sz="0" w:space="0" w:color="000000"/>
+              <w:left w:val="none" w:sz="0" w:space="0" w:color="000000"/>
+              <w:right w:val="none" w:sz="0" w:space="0" w:color="000000"/>
+            </w:tcBorders>
+            <w:shd w:val="clear" w:color="auto" w:fill="FFFFFF"/>
+            <w:tcMar>
+              <w:top w:w="0" w:type="dxa"/>
+              <w:bottom w:w="0" w:type="dxa"/>
+              <w:left w:w="0" w:type="dxa"/>
+              <w:right w:w="0" w:type="dxa"/>
+            </w:tcMar>
+            <w:vAlign w:val="center"/>
+          </w:tcPr>
+          <w:p>
+            <w:pPr>
+              <w:pStyle w:val="Normal"/>
+              <w:jc w:val="left"/>
+              <w:pBdr>
+                <w:bottom w:val="none" w:sz="0" w:space="0" w:color="000000"/>
+                <w:top w:val="none" w:sz="0" w:space="0" w:color="000000"/>
+                <w:left w:val="none" w:sz="0" w:space="0" w:color="000000"/>
+                <w:right w:val="none" w:sz="0" w:space="0" w:color="000000"/>
+              </w:pBdr>
+              <w:spacing w:after="100" w:before="100" w:line="240"/>
+              <w:ind w:left="100" w:right="100" w:firstLine="0" w:firstLineChars="0"/>
+              <w:rPr>
+                <w:rFonts w:ascii="Times New Roman" w:hAnsi="Times New Roman" w:eastAsia="Times New Roman" w:cs="Times New Roman"/>
+                <w:i w:val="false"/>
+                <w:b w:val="false"/>
+                <w:u w:val="none"/>
+                <w:strike w:val="false"/>
+                <w:sz w:val="14"/>
+                <w:szCs w:val="14"/>
+                <w:color w:val="000000"/>
+              </w:rPr>
+            </w:pPr>
+            <w:r>
+              <w:rPr>
+                <w:rFonts w:ascii="Times New Roman" w:hAnsi="Times New Roman" w:eastAsia="Times New Roman" w:cs="Times New Roman"/>
+                <w:i w:val="false"/>
+                <w:b w:val="false"/>
+                <w:u w:val="none"/>
+                <w:strike w:val="false"/>
+                <w:sz w:val="14"/>
+                <w:szCs w:val="14"/>
+                <w:color w:val="000000"/>
+              </w:rPr>
+              <w:t xml:space="preserve">1.42 (1.22–1.65)</w:t>
             </w:r>
           </w:p>
         </w:tc>
@@ -15991,7 +15991,7 @@
                 <w:szCs w:val="14"/>
                 <w:color w:val="000000"/>
               </w:rPr>
-              <w:t xml:space="preserve">178.0</w:t>
+              <w:t xml:space="preserve">177.0</w:t>
             </w:r>
           </w:p>
         </w:tc>
@@ -16101,7 +16101,7 @@
                 <w:szCs w:val="14"/>
                 <w:color w:val="000000"/>
               </w:rPr>
-              <w:t xml:space="preserve">0.018</w:t>
+              <w:t xml:space="preserve">0.017</w:t>
             </w:r>
           </w:p>
         </w:tc>
@@ -16601,62 +16601,62 @@
                 <w:szCs w:val="14"/>
                 <w:color w:val="000000"/>
               </w:rPr>
-              <w:t xml:space="preserve">176</w:t>
-            </w:r>
-          </w:p>
-        </w:tc>
-        <w:tc>
-          <w:tcPr>
-            <w:tcBorders>
-              <w:bottom w:val="none" w:sz="0" w:space="0" w:color="000000"/>
-              <w:top w:val="none" w:sz="0" w:space="0" w:color="000000"/>
-              <w:left w:val="none" w:sz="0" w:space="0" w:color="000000"/>
-              <w:right w:val="none" w:sz="0" w:space="0" w:color="000000"/>
-            </w:tcBorders>
-            <w:shd w:val="clear" w:color="auto" w:fill="FFFFFF"/>
-            <w:tcMar>
-              <w:top w:w="0" w:type="dxa"/>
-              <w:bottom w:w="0" w:type="dxa"/>
-              <w:left w:w="0" w:type="dxa"/>
-              <w:right w:w="0" w:type="dxa"/>
-            </w:tcMar>
-            <w:vAlign w:val="center"/>
-          </w:tcPr>
-          <w:p>
-            <w:pPr>
-              <w:pStyle w:val="Normal"/>
-              <w:jc w:val="left"/>
-              <w:pBdr>
-                <w:bottom w:val="none" w:sz="0" w:space="0" w:color="000000"/>
-                <w:top w:val="none" w:sz="0" w:space="0" w:color="000000"/>
-                <w:left w:val="none" w:sz="0" w:space="0" w:color="000000"/>
-                <w:right w:val="none" w:sz="0" w:space="0" w:color="000000"/>
-              </w:pBdr>
-              <w:spacing w:after="100" w:before="100" w:line="240"/>
-              <w:ind w:left="100" w:right="100" w:firstLine="0" w:firstLineChars="0"/>
-              <w:rPr>
-                <w:rFonts w:ascii="Times New Roman" w:hAnsi="Times New Roman" w:eastAsia="Times New Roman" w:cs="Times New Roman"/>
-                <w:i w:val="false"/>
-                <w:b w:val="false"/>
-                <w:u w:val="none"/>
-                <w:strike w:val="false"/>
-                <w:sz w:val="14"/>
-                <w:szCs w:val="14"/>
-                <w:color w:val="000000"/>
-              </w:rPr>
-            </w:pPr>
-            <w:r>
-              <w:rPr>
-                <w:rFonts w:ascii="Times New Roman" w:hAnsi="Times New Roman" w:eastAsia="Times New Roman" w:cs="Times New Roman"/>
-                <w:i w:val="false"/>
-                <w:b w:val="false"/>
-                <w:u w:val="none"/>
-                <w:strike w:val="false"/>
-                <w:sz w:val="14"/>
-                <w:szCs w:val="14"/>
-                <w:color w:val="000000"/>
-              </w:rPr>
-              <w:t xml:space="preserve">1.38 (1.18–1.60)</w:t>
+              <w:t xml:space="preserve">175</w:t>
+            </w:r>
+          </w:p>
+        </w:tc>
+        <w:tc>
+          <w:tcPr>
+            <w:tcBorders>
+              <w:bottom w:val="none" w:sz="0" w:space="0" w:color="000000"/>
+              <w:top w:val="none" w:sz="0" w:space="0" w:color="000000"/>
+              <w:left w:val="none" w:sz="0" w:space="0" w:color="000000"/>
+              <w:right w:val="none" w:sz="0" w:space="0" w:color="000000"/>
+            </w:tcBorders>
+            <w:shd w:val="clear" w:color="auto" w:fill="FFFFFF"/>
+            <w:tcMar>
+              <w:top w:w="0" w:type="dxa"/>
+              <w:bottom w:w="0" w:type="dxa"/>
+              <w:left w:w="0" w:type="dxa"/>
+              <w:right w:w="0" w:type="dxa"/>
+            </w:tcMar>
+            <w:vAlign w:val="center"/>
+          </w:tcPr>
+          <w:p>
+            <w:pPr>
+              <w:pStyle w:val="Normal"/>
+              <w:jc w:val="left"/>
+              <w:pBdr>
+                <w:bottom w:val="none" w:sz="0" w:space="0" w:color="000000"/>
+                <w:top w:val="none" w:sz="0" w:space="0" w:color="000000"/>
+                <w:left w:val="none" w:sz="0" w:space="0" w:color="000000"/>
+                <w:right w:val="none" w:sz="0" w:space="0" w:color="000000"/>
+              </w:pBdr>
+              <w:spacing w:after="100" w:before="100" w:line="240"/>
+              <w:ind w:left="100" w:right="100" w:firstLine="0" w:firstLineChars="0"/>
+              <w:rPr>
+                <w:rFonts w:ascii="Times New Roman" w:hAnsi="Times New Roman" w:eastAsia="Times New Roman" w:cs="Times New Roman"/>
+                <w:i w:val="false"/>
+                <w:b w:val="false"/>
+                <w:u w:val="none"/>
+                <w:strike w:val="false"/>
+                <w:sz w:val="14"/>
+                <w:szCs w:val="14"/>
+                <w:color w:val="000000"/>
+              </w:rPr>
+            </w:pPr>
+            <w:r>
+              <w:rPr>
+                <w:rFonts w:ascii="Times New Roman" w:hAnsi="Times New Roman" w:eastAsia="Times New Roman" w:cs="Times New Roman"/>
+                <w:i w:val="false"/>
+                <w:b w:val="false"/>
+                <w:u w:val="none"/>
+                <w:strike w:val="false"/>
+                <w:sz w:val="14"/>
+                <w:szCs w:val="14"/>
+                <w:color w:val="000000"/>
+              </w:rPr>
+              <w:t xml:space="preserve">1.38 (1.18–1.61)</w:t>
             </w:r>
           </w:p>
         </w:tc>
@@ -16766,7 +16766,7 @@
                 <w:szCs w:val="14"/>
                 <w:color w:val="000000"/>
               </w:rPr>
-              <w:t xml:space="preserve">44.0</w:t>
+              <w:t xml:space="preserve">43.8</w:t>
             </w:r>
           </w:p>
         </w:tc>
@@ -17376,62 +17376,62 @@
                 <w:szCs w:val="14"/>
                 <w:color w:val="000000"/>
               </w:rPr>
-              <w:t xml:space="preserve">176</w:t>
-            </w:r>
-          </w:p>
-        </w:tc>
-        <w:tc>
-          <w:tcPr>
-            <w:tcBorders>
-              <w:bottom w:val="none" w:sz="0" w:space="0" w:color="000000"/>
-              <w:top w:val="none" w:sz="0" w:space="0" w:color="000000"/>
-              <w:left w:val="none" w:sz="0" w:space="0" w:color="000000"/>
-              <w:right w:val="none" w:sz="0" w:space="0" w:color="000000"/>
-            </w:tcBorders>
-            <w:shd w:val="clear" w:color="auto" w:fill="FFFFFF"/>
-            <w:tcMar>
-              <w:top w:w="0" w:type="dxa"/>
-              <w:bottom w:w="0" w:type="dxa"/>
-              <w:left w:w="0" w:type="dxa"/>
-              <w:right w:w="0" w:type="dxa"/>
-            </w:tcMar>
-            <w:vAlign w:val="center"/>
-          </w:tcPr>
-          <w:p>
-            <w:pPr>
-              <w:pStyle w:val="Normal"/>
-              <w:jc w:val="left"/>
-              <w:pBdr>
-                <w:bottom w:val="none" w:sz="0" w:space="0" w:color="000000"/>
-                <w:top w:val="none" w:sz="0" w:space="0" w:color="000000"/>
-                <w:left w:val="none" w:sz="0" w:space="0" w:color="000000"/>
-                <w:right w:val="none" w:sz="0" w:space="0" w:color="000000"/>
-              </w:pBdr>
-              <w:spacing w:after="100" w:before="100" w:line="240"/>
-              <w:ind w:left="100" w:right="100" w:firstLine="0" w:firstLineChars="0"/>
-              <w:rPr>
-                <w:rFonts w:ascii="Times New Roman" w:hAnsi="Times New Roman" w:eastAsia="Times New Roman" w:cs="Times New Roman"/>
-                <w:i w:val="false"/>
-                <w:b w:val="false"/>
-                <w:u w:val="none"/>
-                <w:strike w:val="false"/>
-                <w:sz w:val="14"/>
-                <w:szCs w:val="14"/>
-                <w:color w:val="000000"/>
-              </w:rPr>
-            </w:pPr>
-            <w:r>
-              <w:rPr>
-                <w:rFonts w:ascii="Times New Roman" w:hAnsi="Times New Roman" w:eastAsia="Times New Roman" w:cs="Times New Roman"/>
-                <w:i w:val="false"/>
-                <w:b w:val="false"/>
-                <w:u w:val="none"/>
-                <w:strike w:val="false"/>
-                <w:sz w:val="14"/>
-                <w:szCs w:val="14"/>
-                <w:color w:val="000000"/>
-              </w:rPr>
-              <w:t xml:space="preserve">1.37 (1.16–1.60)</w:t>
+              <w:t xml:space="preserve">175</w:t>
+            </w:r>
+          </w:p>
+        </w:tc>
+        <w:tc>
+          <w:tcPr>
+            <w:tcBorders>
+              <w:bottom w:val="none" w:sz="0" w:space="0" w:color="000000"/>
+              <w:top w:val="none" w:sz="0" w:space="0" w:color="000000"/>
+              <w:left w:val="none" w:sz="0" w:space="0" w:color="000000"/>
+              <w:right w:val="none" w:sz="0" w:space="0" w:color="000000"/>
+            </w:tcBorders>
+            <w:shd w:val="clear" w:color="auto" w:fill="FFFFFF"/>
+            <w:tcMar>
+              <w:top w:w="0" w:type="dxa"/>
+              <w:bottom w:w="0" w:type="dxa"/>
+              <w:left w:w="0" w:type="dxa"/>
+              <w:right w:w="0" w:type="dxa"/>
+            </w:tcMar>
+            <w:vAlign w:val="center"/>
+          </w:tcPr>
+          <w:p>
+            <w:pPr>
+              <w:pStyle w:val="Normal"/>
+              <w:jc w:val="left"/>
+              <w:pBdr>
+                <w:bottom w:val="none" w:sz="0" w:space="0" w:color="000000"/>
+                <w:top w:val="none" w:sz="0" w:space="0" w:color="000000"/>
+                <w:left w:val="none" w:sz="0" w:space="0" w:color="000000"/>
+                <w:right w:val="none" w:sz="0" w:space="0" w:color="000000"/>
+              </w:pBdr>
+              <w:spacing w:after="100" w:before="100" w:line="240"/>
+              <w:ind w:left="100" w:right="100" w:firstLine="0" w:firstLineChars="0"/>
+              <w:rPr>
+                <w:rFonts w:ascii="Times New Roman" w:hAnsi="Times New Roman" w:eastAsia="Times New Roman" w:cs="Times New Roman"/>
+                <w:i w:val="false"/>
+                <w:b w:val="false"/>
+                <w:u w:val="none"/>
+                <w:strike w:val="false"/>
+                <w:sz w:val="14"/>
+                <w:szCs w:val="14"/>
+                <w:color w:val="000000"/>
+              </w:rPr>
+            </w:pPr>
+            <w:r>
+              <w:rPr>
+                <w:rFonts w:ascii="Times New Roman" w:hAnsi="Times New Roman" w:eastAsia="Times New Roman" w:cs="Times New Roman"/>
+                <w:i w:val="false"/>
+                <w:b w:val="false"/>
+                <w:u w:val="none"/>
+                <w:strike w:val="false"/>
+                <w:sz w:val="14"/>
+                <w:szCs w:val="14"/>
+                <w:color w:val="000000"/>
+              </w:rPr>
+              <w:t xml:space="preserve">1.38 (1.17–1.62)</w:t>
             </w:r>
           </w:p>
         </w:tc>
@@ -17541,7 +17541,7 @@
                 <w:szCs w:val="14"/>
                 <w:color w:val="000000"/>
               </w:rPr>
-              <w:t xml:space="preserve">44.0</w:t>
+              <w:t xml:space="preserve">43.8</w:t>
             </w:r>
           </w:p>
         </w:tc>
@@ -18151,62 +18151,62 @@
                 <w:szCs w:val="14"/>
                 <w:color w:val="000000"/>
               </w:rPr>
-              <w:t xml:space="preserve">104</w:t>
-            </w:r>
-          </w:p>
-        </w:tc>
-        <w:tc>
-          <w:tcPr>
-            <w:tcBorders>
-              <w:bottom w:val="none" w:sz="0" w:space="0" w:color="000000"/>
-              <w:top w:val="none" w:sz="0" w:space="0" w:color="000000"/>
-              <w:left w:val="none" w:sz="0" w:space="0" w:color="000000"/>
-              <w:right w:val="none" w:sz="0" w:space="0" w:color="000000"/>
-            </w:tcBorders>
-            <w:shd w:val="clear" w:color="auto" w:fill="FFFFFF"/>
-            <w:tcMar>
-              <w:top w:w="0" w:type="dxa"/>
-              <w:bottom w:w="0" w:type="dxa"/>
-              <w:left w:w="0" w:type="dxa"/>
-              <w:right w:w="0" w:type="dxa"/>
-            </w:tcMar>
-            <w:vAlign w:val="center"/>
-          </w:tcPr>
-          <w:p>
-            <w:pPr>
-              <w:pStyle w:val="Normal"/>
-              <w:jc w:val="left"/>
-              <w:pBdr>
-                <w:bottom w:val="none" w:sz="0" w:space="0" w:color="000000"/>
-                <w:top w:val="none" w:sz="0" w:space="0" w:color="000000"/>
-                <w:left w:val="none" w:sz="0" w:space="0" w:color="000000"/>
-                <w:right w:val="none" w:sz="0" w:space="0" w:color="000000"/>
-              </w:pBdr>
-              <w:spacing w:after="100" w:before="100" w:line="240"/>
-              <w:ind w:left="100" w:right="100" w:firstLine="0" w:firstLineChars="0"/>
-              <w:rPr>
-                <w:rFonts w:ascii="Times New Roman" w:hAnsi="Times New Roman" w:eastAsia="Times New Roman" w:cs="Times New Roman"/>
-                <w:i w:val="false"/>
-                <w:b w:val="false"/>
-                <w:u w:val="none"/>
-                <w:strike w:val="false"/>
-                <w:sz w:val="14"/>
-                <w:szCs w:val="14"/>
-                <w:color w:val="000000"/>
-              </w:rPr>
-            </w:pPr>
-            <w:r>
-              <w:rPr>
-                <w:rFonts w:ascii="Times New Roman" w:hAnsi="Times New Roman" w:eastAsia="Times New Roman" w:cs="Times New Roman"/>
-                <w:i w:val="false"/>
-                <w:b w:val="false"/>
-                <w:u w:val="none"/>
-                <w:strike w:val="false"/>
-                <w:sz w:val="14"/>
-                <w:szCs w:val="14"/>
-                <w:color w:val="000000"/>
-              </w:rPr>
-              <w:t xml:space="preserve">1.55 (1.27–1.90)</w:t>
+              <w:t xml:space="preserve">103</w:t>
+            </w:r>
+          </w:p>
+        </w:tc>
+        <w:tc>
+          <w:tcPr>
+            <w:tcBorders>
+              <w:bottom w:val="none" w:sz="0" w:space="0" w:color="000000"/>
+              <w:top w:val="none" w:sz="0" w:space="0" w:color="000000"/>
+              <w:left w:val="none" w:sz="0" w:space="0" w:color="000000"/>
+              <w:right w:val="none" w:sz="0" w:space="0" w:color="000000"/>
+            </w:tcBorders>
+            <w:shd w:val="clear" w:color="auto" w:fill="FFFFFF"/>
+            <w:tcMar>
+              <w:top w:w="0" w:type="dxa"/>
+              <w:bottom w:w="0" w:type="dxa"/>
+              <w:left w:w="0" w:type="dxa"/>
+              <w:right w:w="0" w:type="dxa"/>
+            </w:tcMar>
+            <w:vAlign w:val="center"/>
+          </w:tcPr>
+          <w:p>
+            <w:pPr>
+              <w:pStyle w:val="Normal"/>
+              <w:jc w:val="left"/>
+              <w:pBdr>
+                <w:bottom w:val="none" w:sz="0" w:space="0" w:color="000000"/>
+                <w:top w:val="none" w:sz="0" w:space="0" w:color="000000"/>
+                <w:left w:val="none" w:sz="0" w:space="0" w:color="000000"/>
+                <w:right w:val="none" w:sz="0" w:space="0" w:color="000000"/>
+              </w:pBdr>
+              <w:spacing w:after="100" w:before="100" w:line="240"/>
+              <w:ind w:left="100" w:right="100" w:firstLine="0" w:firstLineChars="0"/>
+              <w:rPr>
+                <w:rFonts w:ascii="Times New Roman" w:hAnsi="Times New Roman" w:eastAsia="Times New Roman" w:cs="Times New Roman"/>
+                <w:i w:val="false"/>
+                <w:b w:val="false"/>
+                <w:u w:val="none"/>
+                <w:strike w:val="false"/>
+                <w:sz w:val="14"/>
+                <w:szCs w:val="14"/>
+                <w:color w:val="000000"/>
+              </w:rPr>
+            </w:pPr>
+            <w:r>
+              <w:rPr>
+                <w:rFonts w:ascii="Times New Roman" w:hAnsi="Times New Roman" w:eastAsia="Times New Roman" w:cs="Times New Roman"/>
+                <w:i w:val="false"/>
+                <w:b w:val="false"/>
+                <w:u w:val="none"/>
+                <w:strike w:val="false"/>
+                <w:sz w:val="14"/>
+                <w:szCs w:val="14"/>
+                <w:color w:val="000000"/>
+              </w:rPr>
+              <w:t xml:space="preserve">1.56 (1.27–1.91)</w:t>
             </w:r>
           </w:p>
         </w:tc>
@@ -18316,7 +18316,7 @@
                 <w:szCs w:val="14"/>
                 <w:color w:val="000000"/>
               </w:rPr>
-              <w:t xml:space="preserve">44.0</w:t>
+              <w:t xml:space="preserve">43.8</w:t>
             </w:r>
           </w:p>
         </w:tc>
@@ -18871,7 +18871,7 @@
                 <w:szCs w:val="14"/>
                 <w:color w:val="000000"/>
               </w:rPr>
-              <w:t xml:space="preserve">204</w:t>
+              <w:t xml:space="preserve">205</w:t>
             </w:r>
           </w:p>
         </w:tc>
@@ -19091,7 +19091,7 @@
                 <w:szCs w:val="14"/>
                 <w:color w:val="000000"/>
               </w:rPr>
-              <w:t xml:space="preserve">44.0</w:t>
+              <w:t xml:space="preserve">43.8</w:t>
             </w:r>
           </w:p>
         </w:tc>
